--- a/templates/iso27001_stage2.docx
+++ b/templates/iso27001_stage2.docx
@@ -6,12 +6,12 @@
       <w:tblPr>
         <w:tblW w:w="0" w:type="auto"/>
         <w:tblBorders>
-          <w:top w:val="single" w:sz="4" w:space="0" w:color="000000"/>
-          <w:left w:val="single" w:sz="4" w:space="0" w:color="000000"/>
-          <w:bottom w:val="single" w:sz="4" w:space="0" w:color="000000"/>
-          <w:right w:val="single" w:sz="4" w:space="0" w:color="000000"/>
-          <w:insideH w:val="single" w:sz="4" w:space="0" w:color="000000"/>
-          <w:insideV w:val="single" w:sz="4" w:space="0" w:color="000000"/>
+          <w:top w:val="single" w:color="000000" w:sz="4" w:space="0"/>
+          <w:left w:val="single" w:color="000000" w:sz="4" w:space="0"/>
+          <w:bottom w:val="single" w:color="000000" w:sz="4" w:space="0"/>
+          <w:right w:val="single" w:color="000000" w:sz="4" w:space="0"/>
+          <w:insideH w:val="single" w:color="000000" w:sz="4" w:space="0"/>
+          <w:insideV w:val="single" w:color="000000" w:sz="4" w:space="0"/>
         </w:tblBorders>
         <w:tblLook w:val="04A0" w:firstRow="1" w:lastRow="0" w:firstColumn="1" w:lastColumn="0" w:noHBand="0" w:noVBand="1"/>
       </w:tblPr>
@@ -1710,7 +1710,7 @@
                 </w:ffData>
               </w:fldChar>
             </w:r>
-            <w:bookmarkStart w:id="0" w:name="Check1"/>
+            <w:bookmarkStart w:name="Check1" w:id="0"/>
             <w:r>
               <w:rPr>
                 <w:rFonts w:cs="Calibri"/>
@@ -2044,7 +2044,6 @@
                 <w:sz w:val="24"/>
                 <w:szCs w:val="24"/>
               </w:rPr>
-              <w:lastRenderedPageBreak/>
               <w:t>Requirement, verification of records for the conformity of the implementation.</w:t>
             </w:r>
           </w:p>
@@ -2088,12 +2087,12 @@
         <w:tblW w:w="9540" w:type="dxa"/>
         <w:tblInd w:w="18" w:type="dxa"/>
         <w:tblBorders>
-          <w:top w:val="single" w:sz="4" w:space="0" w:color="auto"/>
-          <w:left w:val="single" w:sz="4" w:space="0" w:color="auto"/>
-          <w:bottom w:val="single" w:sz="4" w:space="0" w:color="auto"/>
-          <w:right w:val="single" w:sz="4" w:space="0" w:color="auto"/>
-          <w:insideH w:val="single" w:sz="4" w:space="0" w:color="auto"/>
-          <w:insideV w:val="single" w:sz="4" w:space="0" w:color="auto"/>
+          <w:top w:val="single" w:color="auto" w:sz="4" w:space="0"/>
+          <w:left w:val="single" w:color="auto" w:sz="4" w:space="0"/>
+          <w:bottom w:val="single" w:color="auto" w:sz="4" w:space="0"/>
+          <w:right w:val="single" w:color="auto" w:sz="4" w:space="0"/>
+          <w:insideH w:val="single" w:color="auto" w:sz="4" w:space="0"/>
+          <w:insideV w:val="single" w:color="auto" w:sz="4" w:space="0"/>
         </w:tblBorders>
         <w:tblLook w:val="01E0" w:firstRow="1" w:lastRow="1" w:firstColumn="1" w:lastColumn="1" w:noHBand="0" w:noVBand="0"/>
       </w:tblPr>
@@ -2813,357 +2812,6 @@
         </w:rPr>
       </w:pPr>
     </w:p>
-    <w:p>
-      <w:pPr>
-        <w:rPr>
-          <w:rFonts w:ascii="Times New Roman" w:hAnsi="Times New Roman"/>
-          <w:b/>
-          <w:sz w:val="24"/>
-          <w:szCs w:val="24"/>
-        </w:rPr>
-      </w:pPr>
-    </w:p>
-    <w:p>
-      <w:pPr>
-        <w:rPr>
-          <w:rFonts w:ascii="Times New Roman" w:hAnsi="Times New Roman"/>
-          <w:b/>
-          <w:sz w:val="24"/>
-          <w:szCs w:val="24"/>
-        </w:rPr>
-      </w:pPr>
-    </w:p>
-    <w:p>
-      <w:pPr>
-        <w:rPr>
-          <w:rFonts w:cs="Calibri"/>
-          <w:b/>
-          <w:sz w:val="24"/>
-          <w:szCs w:val="24"/>
-        </w:rPr>
-      </w:pPr>
-      <w:r>
-        <w:rPr>
-          <w:rFonts w:cs="Calibri"/>
-          <w:b/>
-          <w:sz w:val="24"/>
-          <w:szCs w:val="24"/>
-        </w:rPr>
-        <w:t>ATTENDENCE SHEET:</w:t>
-      </w:r>
-    </w:p>
-    <w:tbl>
-      <w:tblPr>
-        <w:tblW w:w="0" w:type="auto"/>
-        <w:tblBorders>
-          <w:top w:val="single" w:sz="4" w:space="0" w:color="000000"/>
-          <w:left w:val="single" w:sz="4" w:space="0" w:color="000000"/>
-          <w:bottom w:val="single" w:sz="4" w:space="0" w:color="000000"/>
-          <w:right w:val="single" w:sz="4" w:space="0" w:color="000000"/>
-          <w:insideH w:val="single" w:sz="4" w:space="0" w:color="000000"/>
-          <w:insideV w:val="single" w:sz="4" w:space="0" w:color="000000"/>
-        </w:tblBorders>
-        <w:tblLook w:val="04A0" w:firstRow="1" w:lastRow="0" w:firstColumn="1" w:lastColumn="0" w:noHBand="0" w:noVBand="1"/>
-      </w:tblPr>
-      <w:tblGrid>
-        <w:gridCol w:w="4788"/>
-        <w:gridCol w:w="4788"/>
-      </w:tblGrid>
-      <w:tr>
-        <w:tc>
-          <w:tcPr>
-            <w:tcW w:w="4788" w:type="dxa"/>
-            <w:tcBorders>
-              <w:top w:val="single" w:sz="4" w:space="0" w:color="000000"/>
-              <w:left w:val="single" w:sz="4" w:space="0" w:color="000000"/>
-              <w:bottom w:val="single" w:sz="4" w:space="0" w:color="000000"/>
-              <w:right w:val="single" w:sz="4" w:space="0" w:color="000000"/>
-            </w:tcBorders>
-            <w:hideMark/>
-          </w:tcPr>
-          <w:p>
-            <w:pPr>
-              <w:rPr>
-                <w:rFonts w:cs="Calibri"/>
-                <w:b/>
-                <w:sz w:val="24"/>
-                <w:szCs w:val="24"/>
-                <w:lang w:val="en-US" w:eastAsia="en-US"/>
-              </w:rPr>
-            </w:pPr>
-            <w:r>
-              <w:rPr>
-                <w:rFonts w:cs="Calibri"/>
-                <w:b/>
-                <w:sz w:val="24"/>
-                <w:szCs w:val="24"/>
-              </w:rPr>
-              <w:t>NAME OF PERSON</w:t>
-            </w:r>
-          </w:p>
-        </w:tc>
-        <w:tc>
-          <w:tcPr>
-            <w:tcW w:w="4788" w:type="dxa"/>
-            <w:tcBorders>
-              <w:top w:val="single" w:sz="4" w:space="0" w:color="000000"/>
-              <w:left w:val="single" w:sz="4" w:space="0" w:color="000000"/>
-              <w:bottom w:val="single" w:sz="4" w:space="0" w:color="000000"/>
-              <w:right w:val="single" w:sz="4" w:space="0" w:color="000000"/>
-            </w:tcBorders>
-            <w:hideMark/>
-          </w:tcPr>
-          <w:p>
-            <w:pPr>
-              <w:rPr>
-                <w:rFonts w:cs="Calibri"/>
-                <w:b/>
-                <w:sz w:val="24"/>
-                <w:szCs w:val="24"/>
-                <w:lang w:val="en-US" w:eastAsia="en-US"/>
-              </w:rPr>
-            </w:pPr>
-            <w:r>
-              <w:rPr>
-                <w:rFonts w:cs="Calibri"/>
-                <w:b/>
-                <w:sz w:val="24"/>
-                <w:szCs w:val="24"/>
-              </w:rPr>
-              <w:t>DESIGNATION</w:t>
-            </w:r>
-          </w:p>
-        </w:tc>
-      </w:tr>
-      <w:tr>
-        <w:tc>
-          <w:tcPr>
-            <w:tcW w:w="4788" w:type="dxa"/>
-            <w:tcBorders>
-              <w:top w:val="single" w:sz="4" w:space="0" w:color="000000"/>
-              <w:left w:val="single" w:sz="4" w:space="0" w:color="000000"/>
-              <w:bottom w:val="single" w:sz="4" w:space="0" w:color="000000"/>
-              <w:right w:val="single" w:sz="4" w:space="0" w:color="000000"/>
-            </w:tcBorders>
-          </w:tcPr>
-          <w:p>
-            <w:pPr>
-              <w:rPr>
-                <w:rFonts w:ascii="Times New Roman" w:hAnsi="Times New Roman"/>
-                <w:b/>
-                <w:sz w:val="24"/>
-                <w:szCs w:val="24"/>
-                <w:lang w:val="en-US" w:eastAsia="en-US"/>
-              </w:rPr>
-            </w:pPr>
-          </w:p>
-        </w:tc>
-        <w:tc>
-          <w:tcPr>
-            <w:tcW w:w="4788" w:type="dxa"/>
-            <w:tcBorders>
-              <w:top w:val="single" w:sz="4" w:space="0" w:color="000000"/>
-              <w:left w:val="single" w:sz="4" w:space="0" w:color="000000"/>
-              <w:bottom w:val="single" w:sz="4" w:space="0" w:color="000000"/>
-              <w:right w:val="single" w:sz="4" w:space="0" w:color="000000"/>
-            </w:tcBorders>
-          </w:tcPr>
-          <w:p>
-            <w:pPr>
-              <w:rPr>
-                <w:rFonts w:ascii="Times New Roman" w:hAnsi="Times New Roman"/>
-                <w:b/>
-                <w:sz w:val="24"/>
-                <w:szCs w:val="24"/>
-                <w:lang w:val="en-US" w:eastAsia="en-US"/>
-              </w:rPr>
-            </w:pPr>
-          </w:p>
-        </w:tc>
-      </w:tr>
-      <w:tr>
-        <w:tc>
-          <w:tcPr>
-            <w:tcW w:w="4788" w:type="dxa"/>
-            <w:tcBorders>
-              <w:top w:val="single" w:sz="4" w:space="0" w:color="000000"/>
-              <w:left w:val="single" w:sz="4" w:space="0" w:color="000000"/>
-              <w:bottom w:val="single" w:sz="4" w:space="0" w:color="000000"/>
-              <w:right w:val="single" w:sz="4" w:space="0" w:color="000000"/>
-            </w:tcBorders>
-          </w:tcPr>
-          <w:p>
-            <w:pPr>
-              <w:rPr>
-                <w:rFonts w:ascii="Times New Roman" w:hAnsi="Times New Roman"/>
-                <w:b/>
-                <w:sz w:val="24"/>
-                <w:szCs w:val="24"/>
-                <w:lang w:val="en-US" w:eastAsia="en-US"/>
-              </w:rPr>
-            </w:pPr>
-          </w:p>
-        </w:tc>
-        <w:tc>
-          <w:tcPr>
-            <w:tcW w:w="4788" w:type="dxa"/>
-            <w:tcBorders>
-              <w:top w:val="single" w:sz="4" w:space="0" w:color="000000"/>
-              <w:left w:val="single" w:sz="4" w:space="0" w:color="000000"/>
-              <w:bottom w:val="single" w:sz="4" w:space="0" w:color="000000"/>
-              <w:right w:val="single" w:sz="4" w:space="0" w:color="000000"/>
-            </w:tcBorders>
-          </w:tcPr>
-          <w:p>
-            <w:pPr>
-              <w:rPr>
-                <w:rFonts w:ascii="Times New Roman" w:hAnsi="Times New Roman"/>
-                <w:b/>
-                <w:sz w:val="24"/>
-                <w:szCs w:val="24"/>
-                <w:lang w:val="en-US" w:eastAsia="en-US"/>
-              </w:rPr>
-            </w:pPr>
-          </w:p>
-        </w:tc>
-      </w:tr>
-      <w:tr>
-        <w:tc>
-          <w:tcPr>
-            <w:tcW w:w="4788" w:type="dxa"/>
-            <w:tcBorders>
-              <w:top w:val="single" w:sz="4" w:space="0" w:color="000000"/>
-              <w:left w:val="single" w:sz="4" w:space="0" w:color="000000"/>
-              <w:bottom w:val="single" w:sz="4" w:space="0" w:color="000000"/>
-              <w:right w:val="single" w:sz="4" w:space="0" w:color="000000"/>
-            </w:tcBorders>
-          </w:tcPr>
-          <w:p>
-            <w:pPr>
-              <w:rPr>
-                <w:rFonts w:ascii="Times New Roman" w:hAnsi="Times New Roman"/>
-                <w:b/>
-                <w:sz w:val="24"/>
-                <w:szCs w:val="24"/>
-                <w:lang w:val="en-US" w:eastAsia="en-US"/>
-              </w:rPr>
-            </w:pPr>
-          </w:p>
-        </w:tc>
-        <w:tc>
-          <w:tcPr>
-            <w:tcW w:w="4788" w:type="dxa"/>
-            <w:tcBorders>
-              <w:top w:val="single" w:sz="4" w:space="0" w:color="000000"/>
-              <w:left w:val="single" w:sz="4" w:space="0" w:color="000000"/>
-              <w:bottom w:val="single" w:sz="4" w:space="0" w:color="000000"/>
-              <w:right w:val="single" w:sz="4" w:space="0" w:color="000000"/>
-            </w:tcBorders>
-          </w:tcPr>
-          <w:p>
-            <w:pPr>
-              <w:rPr>
-                <w:rFonts w:ascii="Times New Roman" w:hAnsi="Times New Roman"/>
-                <w:b/>
-                <w:sz w:val="24"/>
-                <w:szCs w:val="24"/>
-                <w:lang w:val="en-US" w:eastAsia="en-US"/>
-              </w:rPr>
-            </w:pPr>
-          </w:p>
-        </w:tc>
-      </w:tr>
-      <w:tr>
-        <w:tc>
-          <w:tcPr>
-            <w:tcW w:w="4788" w:type="dxa"/>
-            <w:tcBorders>
-              <w:top w:val="single" w:sz="4" w:space="0" w:color="000000"/>
-              <w:left w:val="single" w:sz="4" w:space="0" w:color="000000"/>
-              <w:bottom w:val="single" w:sz="4" w:space="0" w:color="000000"/>
-              <w:right w:val="single" w:sz="4" w:space="0" w:color="000000"/>
-            </w:tcBorders>
-          </w:tcPr>
-          <w:p>
-            <w:pPr>
-              <w:rPr>
-                <w:rFonts w:ascii="Times New Roman" w:hAnsi="Times New Roman"/>
-                <w:b/>
-                <w:sz w:val="24"/>
-                <w:szCs w:val="24"/>
-                <w:lang w:val="en-US" w:eastAsia="en-US"/>
-              </w:rPr>
-            </w:pPr>
-          </w:p>
-        </w:tc>
-        <w:tc>
-          <w:tcPr>
-            <w:tcW w:w="4788" w:type="dxa"/>
-            <w:tcBorders>
-              <w:top w:val="single" w:sz="4" w:space="0" w:color="000000"/>
-              <w:left w:val="single" w:sz="4" w:space="0" w:color="000000"/>
-              <w:bottom w:val="single" w:sz="4" w:space="0" w:color="000000"/>
-              <w:right w:val="single" w:sz="4" w:space="0" w:color="000000"/>
-            </w:tcBorders>
-          </w:tcPr>
-          <w:p>
-            <w:pPr>
-              <w:rPr>
-                <w:rFonts w:ascii="Times New Roman" w:hAnsi="Times New Roman"/>
-                <w:b/>
-                <w:sz w:val="24"/>
-                <w:szCs w:val="24"/>
-                <w:lang w:val="en-US" w:eastAsia="en-US"/>
-              </w:rPr>
-            </w:pPr>
-          </w:p>
-        </w:tc>
-      </w:tr>
-      <w:tr>
-        <w:tc>
-          <w:tcPr>
-            <w:tcW w:w="4788" w:type="dxa"/>
-            <w:tcBorders>
-              <w:top w:val="single" w:sz="4" w:space="0" w:color="000000"/>
-              <w:left w:val="single" w:sz="4" w:space="0" w:color="000000"/>
-              <w:bottom w:val="single" w:sz="4" w:space="0" w:color="000000"/>
-              <w:right w:val="single" w:sz="4" w:space="0" w:color="000000"/>
-            </w:tcBorders>
-          </w:tcPr>
-          <w:p>
-            <w:pPr>
-              <w:rPr>
-                <w:rFonts w:ascii="Times New Roman" w:hAnsi="Times New Roman"/>
-                <w:b/>
-                <w:sz w:val="24"/>
-                <w:szCs w:val="24"/>
-              </w:rPr>
-            </w:pPr>
-          </w:p>
-        </w:tc>
-        <w:tc>
-          <w:tcPr>
-            <w:tcW w:w="4788" w:type="dxa"/>
-            <w:tcBorders>
-              <w:top w:val="single" w:sz="4" w:space="0" w:color="000000"/>
-              <w:left w:val="single" w:sz="4" w:space="0" w:color="000000"/>
-              <w:bottom w:val="single" w:sz="4" w:space="0" w:color="000000"/>
-              <w:right w:val="single" w:sz="4" w:space="0" w:color="000000"/>
-            </w:tcBorders>
-          </w:tcPr>
-          <w:p>
-            <w:pPr>
-              <w:rPr>
-                <w:rFonts w:ascii="Times New Roman" w:hAnsi="Times New Roman"/>
-                <w:b/>
-                <w:sz w:val="24"/>
-                <w:szCs w:val="24"/>
-              </w:rPr>
-            </w:pPr>
-          </w:p>
-        </w:tc>
-      </w:tr>
-    </w:tbl>
     <w:p>
       <w:pPr>
         <w:rPr>
@@ -3202,12 +2850,12 @@
         <w:tblW w:w="0" w:type="auto"/>
         <w:tblInd w:w="288" w:type="dxa"/>
         <w:tblBorders>
-          <w:top w:val="single" w:sz="4" w:space="0" w:color="000000"/>
-          <w:left w:val="single" w:sz="4" w:space="0" w:color="000000"/>
-          <w:bottom w:val="single" w:sz="4" w:space="0" w:color="000000"/>
-          <w:right w:val="single" w:sz="4" w:space="0" w:color="000000"/>
-          <w:insideH w:val="single" w:sz="4" w:space="0" w:color="000000"/>
-          <w:insideV w:val="single" w:sz="4" w:space="0" w:color="000000"/>
+          <w:top w:val="single" w:color="000000" w:sz="4" w:space="0"/>
+          <w:left w:val="single" w:color="000000" w:sz="4" w:space="0"/>
+          <w:bottom w:val="single" w:color="000000" w:sz="4" w:space="0"/>
+          <w:right w:val="single" w:color="000000" w:sz="4" w:space="0"/>
+          <w:insideH w:val="single" w:color="000000" w:sz="4" w:space="0"/>
+          <w:insideV w:val="single" w:color="000000" w:sz="4" w:space="0"/>
         </w:tblBorders>
         <w:tblLook w:val="04A0" w:firstRow="1" w:lastRow="0" w:firstColumn="1" w:lastColumn="0" w:noHBand="0" w:noVBand="1"/>
       </w:tblPr>
@@ -3517,12 +3165,12 @@
       <w:tr>
         <w:tblPrEx>
           <w:tblBorders>
-            <w:top w:val="single" w:sz="4" w:space="0" w:color="auto"/>
-            <w:left w:val="single" w:sz="4" w:space="0" w:color="auto"/>
-            <w:bottom w:val="single" w:sz="4" w:space="0" w:color="auto"/>
-            <w:right w:val="single" w:sz="4" w:space="0" w:color="auto"/>
-            <w:insideH w:val="single" w:sz="4" w:space="0" w:color="auto"/>
-            <w:insideV w:val="single" w:sz="4" w:space="0" w:color="auto"/>
+            <w:top w:val="single" w:color="auto" w:sz="4" w:space="0"/>
+            <w:left w:val="single" w:color="auto" w:sz="4" w:space="0"/>
+            <w:bottom w:val="single" w:color="auto" w:sz="4" w:space="0"/>
+            <w:right w:val="single" w:color="auto" w:sz="4" w:space="0"/>
+            <w:insideH w:val="single" w:color="auto" w:sz="4" w:space="0"/>
+            <w:insideV w:val="single" w:color="auto" w:sz="4" w:space="0"/>
           </w:tblBorders>
           <w:tblLook w:val="01E0" w:firstRow="1" w:lastRow="1" w:firstColumn="1" w:lastColumn="1" w:noHBand="0" w:noVBand="0"/>
         </w:tblPrEx>
@@ -3773,7 +3421,7 @@
               <w:adjustRightInd w:val="0"/>
               <w:spacing w:after="120" w:line="240" w:lineRule="auto"/>
               <w:rPr>
-                <w:rFonts w:ascii="Times New Roman" w:eastAsia="Times New Roman" w:hAnsi="Times New Roman"/>
+                <w:rFonts w:ascii="Times New Roman" w:hAnsi="Times New Roman" w:eastAsia="Times New Roman"/>
                 <w:b/>
                 <w:sz w:val="24"/>
                 <w:szCs w:val="24"/>
@@ -3913,12 +3561,12 @@
         <w:tblW w:w="0" w:type="auto"/>
         <w:tblInd w:w="288" w:type="dxa"/>
         <w:tblBorders>
-          <w:top w:val="single" w:sz="4" w:space="0" w:color="000000"/>
-          <w:left w:val="single" w:sz="4" w:space="0" w:color="000000"/>
-          <w:bottom w:val="single" w:sz="4" w:space="0" w:color="000000"/>
-          <w:right w:val="single" w:sz="4" w:space="0" w:color="000000"/>
-          <w:insideH w:val="single" w:sz="4" w:space="0" w:color="000000"/>
-          <w:insideV w:val="single" w:sz="4" w:space="0" w:color="000000"/>
+          <w:top w:val="single" w:color="000000" w:sz="4" w:space="0"/>
+          <w:left w:val="single" w:color="000000" w:sz="4" w:space="0"/>
+          <w:bottom w:val="single" w:color="000000" w:sz="4" w:space="0"/>
+          <w:right w:val="single" w:color="000000" w:sz="4" w:space="0"/>
+          <w:insideH w:val="single" w:color="000000" w:sz="4" w:space="0"/>
+          <w:insideV w:val="single" w:color="000000" w:sz="4" w:space="0"/>
         </w:tblBorders>
         <w:tblLook w:val="04A0" w:firstRow="1" w:lastRow="0" w:firstColumn="1" w:lastColumn="0" w:noHBand="0" w:noVBand="1"/>
       </w:tblPr>
@@ -3932,10 +3580,10 @@
             <w:tcW w:w="10260" w:type="dxa"/>
             <w:gridSpan w:val="2"/>
             <w:tcBorders>
-              <w:top w:val="single" w:sz="4" w:space="0" w:color="000000"/>
-              <w:left w:val="single" w:sz="4" w:space="0" w:color="000000"/>
-              <w:bottom w:val="single" w:sz="4" w:space="0" w:color="000000"/>
-              <w:right w:val="single" w:sz="4" w:space="0" w:color="000000"/>
+              <w:top w:val="single" w:color="000000" w:sz="4" w:space="0"/>
+              <w:left w:val="single" w:color="000000" w:sz="4" w:space="0"/>
+              <w:bottom w:val="single" w:color="000000" w:sz="4" w:space="0"/>
+              <w:right w:val="single" w:color="000000" w:sz="4" w:space="0"/>
             </w:tcBorders>
           </w:tcPr>
           <w:p>
@@ -4228,7 +3876,6 @@
                 <w:szCs w:val="27"/>
                 <w:shd w:val="clear" w:color="auto" w:fill="FFFFFF"/>
               </w:rPr>
-              <w:lastRenderedPageBreak/>
               <w:t>✔</w:t>
             </w:r>
           </w:p>
@@ -4563,10 +4210,10 @@
           <w:tcPr>
             <w:tcW w:w="851" w:type="dxa"/>
             <w:tcBorders>
-              <w:top w:val="single" w:sz="6" w:space="0" w:color="auto"/>
-              <w:left w:val="single" w:sz="6" w:space="0" w:color="auto"/>
-              <w:bottom w:val="single" w:sz="6" w:space="0" w:color="auto"/>
-              <w:right w:val="single" w:sz="6" w:space="0" w:color="auto"/>
+              <w:top w:val="single" w:color="auto" w:sz="6" w:space="0"/>
+              <w:left w:val="single" w:color="auto" w:sz="6" w:space="0"/>
+              <w:bottom w:val="single" w:color="auto" w:sz="6" w:space="0"/>
+              <w:right w:val="single" w:color="auto" w:sz="6" w:space="0"/>
             </w:tcBorders>
           </w:tcPr>
           <w:p>
@@ -4584,10 +4231,10 @@
             <w:tcW w:w="9463" w:type="dxa"/>
             <w:gridSpan w:val="2"/>
             <w:tcBorders>
-              <w:top w:val="single" w:sz="6" w:space="0" w:color="auto"/>
-              <w:left w:val="single" w:sz="6" w:space="0" w:color="auto"/>
-              <w:bottom w:val="single" w:sz="6" w:space="0" w:color="auto"/>
-              <w:right w:val="single" w:sz="6" w:space="0" w:color="auto"/>
+              <w:top w:val="single" w:color="auto" w:sz="6" w:space="0"/>
+              <w:left w:val="single" w:color="auto" w:sz="6" w:space="0"/>
+              <w:bottom w:val="single" w:color="auto" w:sz="6" w:space="0"/>
+              <w:right w:val="single" w:color="auto" w:sz="6" w:space="0"/>
             </w:tcBorders>
           </w:tcPr>
           <w:p>
@@ -4711,10 +4358,10 @@
           <w:tcPr>
             <w:tcW w:w="851" w:type="dxa"/>
             <w:tcBorders>
-              <w:top w:val="single" w:sz="6" w:space="0" w:color="auto"/>
-              <w:left w:val="single" w:sz="6" w:space="0" w:color="auto"/>
-              <w:bottom w:val="single" w:sz="6" w:space="0" w:color="auto"/>
-              <w:right w:val="single" w:sz="6" w:space="0" w:color="auto"/>
+              <w:top w:val="single" w:color="auto" w:sz="6" w:space="0"/>
+              <w:left w:val="single" w:color="auto" w:sz="6" w:space="0"/>
+              <w:bottom w:val="single" w:color="auto" w:sz="6" w:space="0"/>
+              <w:right w:val="single" w:color="auto" w:sz="6" w:space="0"/>
             </w:tcBorders>
           </w:tcPr>
           <w:p>
@@ -4742,10 +4389,10 @@
             <w:tcW w:w="9463" w:type="dxa"/>
             <w:gridSpan w:val="2"/>
             <w:tcBorders>
-              <w:top w:val="single" w:sz="6" w:space="0" w:color="auto"/>
-              <w:left w:val="single" w:sz="6" w:space="0" w:color="auto"/>
-              <w:bottom w:val="single" w:sz="6" w:space="0" w:color="auto"/>
-              <w:right w:val="single" w:sz="6" w:space="0" w:color="auto"/>
+              <w:top w:val="single" w:color="auto" w:sz="6" w:space="0"/>
+              <w:left w:val="single" w:color="auto" w:sz="6" w:space="0"/>
+              <w:bottom w:val="single" w:color="auto" w:sz="6" w:space="0"/>
+              <w:right w:val="single" w:color="auto" w:sz="6" w:space="0"/>
             </w:tcBorders>
           </w:tcPr>
           <w:p>
@@ -4911,10 +4558,10 @@
           <w:tcPr>
             <w:tcW w:w="851" w:type="dxa"/>
             <w:tcBorders>
-              <w:top w:val="single" w:sz="6" w:space="0" w:color="auto"/>
-              <w:left w:val="single" w:sz="6" w:space="0" w:color="auto"/>
-              <w:bottom w:val="single" w:sz="6" w:space="0" w:color="auto"/>
-              <w:right w:val="single" w:sz="6" w:space="0" w:color="auto"/>
+              <w:top w:val="single" w:color="auto" w:sz="6" w:space="0"/>
+              <w:left w:val="single" w:color="auto" w:sz="6" w:space="0"/>
+              <w:bottom w:val="single" w:color="auto" w:sz="6" w:space="0"/>
+              <w:right w:val="single" w:color="auto" w:sz="6" w:space="0"/>
             </w:tcBorders>
           </w:tcPr>
           <w:p>
@@ -4932,10 +4579,10 @@
             <w:tcW w:w="9463" w:type="dxa"/>
             <w:gridSpan w:val="2"/>
             <w:tcBorders>
-              <w:top w:val="single" w:sz="6" w:space="0" w:color="auto"/>
-              <w:left w:val="single" w:sz="6" w:space="0" w:color="auto"/>
-              <w:bottom w:val="single" w:sz="6" w:space="0" w:color="auto"/>
-              <w:right w:val="single" w:sz="6" w:space="0" w:color="auto"/>
+              <w:top w:val="single" w:color="auto" w:sz="6" w:space="0"/>
+              <w:left w:val="single" w:color="auto" w:sz="6" w:space="0"/>
+              <w:bottom w:val="single" w:color="auto" w:sz="6" w:space="0"/>
+              <w:right w:val="single" w:color="auto" w:sz="6" w:space="0"/>
             </w:tcBorders>
           </w:tcPr>
           <w:p>
@@ -5106,10 +4753,10 @@
           <w:tcPr>
             <w:tcW w:w="851" w:type="dxa"/>
             <w:tcBorders>
-              <w:top w:val="single" w:sz="6" w:space="0" w:color="auto"/>
-              <w:left w:val="single" w:sz="6" w:space="0" w:color="auto"/>
-              <w:bottom w:val="single" w:sz="6" w:space="0" w:color="auto"/>
-              <w:right w:val="single" w:sz="6" w:space="0" w:color="auto"/>
+              <w:top w:val="single" w:color="auto" w:sz="6" w:space="0"/>
+              <w:left w:val="single" w:color="auto" w:sz="6" w:space="0"/>
+              <w:bottom w:val="single" w:color="auto" w:sz="6" w:space="0"/>
+              <w:right w:val="single" w:color="auto" w:sz="6" w:space="0"/>
             </w:tcBorders>
           </w:tcPr>
           <w:p>
@@ -5127,10 +4774,10 @@
             <w:tcW w:w="9463" w:type="dxa"/>
             <w:gridSpan w:val="2"/>
             <w:tcBorders>
-              <w:top w:val="single" w:sz="6" w:space="0" w:color="auto"/>
-              <w:left w:val="single" w:sz="6" w:space="0" w:color="auto"/>
-              <w:bottom w:val="single" w:sz="6" w:space="0" w:color="auto"/>
-              <w:right w:val="single" w:sz="6" w:space="0" w:color="auto"/>
+              <w:top w:val="single" w:color="auto" w:sz="6" w:space="0"/>
+              <w:left w:val="single" w:color="auto" w:sz="6" w:space="0"/>
+              <w:bottom w:val="single" w:color="auto" w:sz="6" w:space="0"/>
+              <w:right w:val="single" w:color="auto" w:sz="6" w:space="0"/>
             </w:tcBorders>
           </w:tcPr>
           <w:p>
@@ -5220,10 +4867,10 @@
           <w:tcPr>
             <w:tcW w:w="851" w:type="dxa"/>
             <w:tcBorders>
-              <w:top w:val="single" w:sz="6" w:space="0" w:color="auto"/>
-              <w:left w:val="single" w:sz="6" w:space="0" w:color="auto"/>
-              <w:bottom w:val="single" w:sz="6" w:space="0" w:color="auto"/>
-              <w:right w:val="single" w:sz="6" w:space="0" w:color="auto"/>
+              <w:top w:val="single" w:color="auto" w:sz="6" w:space="0"/>
+              <w:left w:val="single" w:color="auto" w:sz="6" w:space="0"/>
+              <w:bottom w:val="single" w:color="auto" w:sz="6" w:space="0"/>
+              <w:right w:val="single" w:color="auto" w:sz="6" w:space="0"/>
             </w:tcBorders>
           </w:tcPr>
           <w:p>
@@ -5241,10 +4888,10 @@
             <w:tcW w:w="9463" w:type="dxa"/>
             <w:gridSpan w:val="2"/>
             <w:tcBorders>
-              <w:top w:val="single" w:sz="6" w:space="0" w:color="auto"/>
-              <w:left w:val="single" w:sz="6" w:space="0" w:color="auto"/>
-              <w:bottom w:val="single" w:sz="6" w:space="0" w:color="auto"/>
-              <w:right w:val="single" w:sz="6" w:space="0" w:color="auto"/>
+              <w:top w:val="single" w:color="auto" w:sz="6" w:space="0"/>
+              <w:left w:val="single" w:color="auto" w:sz="6" w:space="0"/>
+              <w:bottom w:val="single" w:color="auto" w:sz="6" w:space="0"/>
+              <w:right w:val="single" w:color="auto" w:sz="6" w:space="0"/>
             </w:tcBorders>
           </w:tcPr>
           <w:p>
@@ -5328,9 +4975,9 @@
             <w:tcW w:w="10314" w:type="dxa"/>
             <w:gridSpan w:val="3"/>
             <w:tcBorders>
-              <w:top w:val="single" w:sz="6" w:space="0" w:color="auto"/>
-              <w:left w:val="single" w:sz="6" w:space="0" w:color="auto"/>
-              <w:right w:val="single" w:sz="6" w:space="0" w:color="auto"/>
+              <w:top w:val="single" w:color="auto" w:sz="6" w:space="0"/>
+              <w:left w:val="single" w:color="auto" w:sz="6" w:space="0"/>
+              <w:right w:val="single" w:color="auto" w:sz="6" w:space="0"/>
             </w:tcBorders>
           </w:tcPr>
           <w:p>
@@ -5357,12 +5004,12 @@
       <w:tr>
         <w:tblPrEx>
           <w:tblBorders>
-            <w:top w:val="single" w:sz="4" w:space="0" w:color="000000"/>
-            <w:left w:val="single" w:sz="4" w:space="0" w:color="000000"/>
-            <w:bottom w:val="single" w:sz="4" w:space="0" w:color="000000"/>
-            <w:right w:val="single" w:sz="4" w:space="0" w:color="000000"/>
-            <w:insideH w:val="single" w:sz="4" w:space="0" w:color="000000"/>
-            <w:insideV w:val="single" w:sz="4" w:space="0" w:color="000000"/>
+            <w:top w:val="single" w:color="000000" w:sz="4" w:space="0"/>
+            <w:left w:val="single" w:color="000000" w:sz="4" w:space="0"/>
+            <w:bottom w:val="single" w:color="000000" w:sz="4" w:space="0"/>
+            <w:right w:val="single" w:color="000000" w:sz="4" w:space="0"/>
+            <w:insideH w:val="single" w:color="000000" w:sz="4" w:space="0"/>
+            <w:insideV w:val="single" w:color="000000" w:sz="4" w:space="0"/>
           </w:tblBorders>
           <w:tblLook w:val="04A0" w:firstRow="1" w:lastRow="0" w:firstColumn="1" w:lastColumn="0" w:noHBand="0" w:noVBand="1"/>
         </w:tblPrEx>
@@ -5429,12 +5076,12 @@
       <w:tr>
         <w:tblPrEx>
           <w:tblBorders>
-            <w:top w:val="single" w:sz="4" w:space="0" w:color="000000"/>
-            <w:left w:val="single" w:sz="4" w:space="0" w:color="000000"/>
-            <w:bottom w:val="single" w:sz="4" w:space="0" w:color="000000"/>
-            <w:right w:val="single" w:sz="4" w:space="0" w:color="000000"/>
-            <w:insideH w:val="single" w:sz="4" w:space="0" w:color="000000"/>
-            <w:insideV w:val="single" w:sz="4" w:space="0" w:color="000000"/>
+            <w:top w:val="single" w:color="000000" w:sz="4" w:space="0"/>
+            <w:left w:val="single" w:color="000000" w:sz="4" w:space="0"/>
+            <w:bottom w:val="single" w:color="000000" w:sz="4" w:space="0"/>
+            <w:right w:val="single" w:color="000000" w:sz="4" w:space="0"/>
+            <w:insideH w:val="single" w:color="000000" w:sz="4" w:space="0"/>
+            <w:insideV w:val="single" w:color="000000" w:sz="4" w:space="0"/>
           </w:tblBorders>
           <w:tblLook w:val="04A0" w:firstRow="1" w:lastRow="0" w:firstColumn="1" w:lastColumn="0" w:noHBand="0" w:noVBand="1"/>
         </w:tblPrEx>
@@ -5527,12 +5174,12 @@
       <w:tr>
         <w:tblPrEx>
           <w:tblBorders>
-            <w:top w:val="single" w:sz="4" w:space="0" w:color="000000"/>
-            <w:left w:val="single" w:sz="4" w:space="0" w:color="000000"/>
-            <w:bottom w:val="single" w:sz="4" w:space="0" w:color="000000"/>
-            <w:right w:val="single" w:sz="4" w:space="0" w:color="000000"/>
-            <w:insideH w:val="single" w:sz="4" w:space="0" w:color="000000"/>
-            <w:insideV w:val="single" w:sz="4" w:space="0" w:color="000000"/>
+            <w:top w:val="single" w:color="000000" w:sz="4" w:space="0"/>
+            <w:left w:val="single" w:color="000000" w:sz="4" w:space="0"/>
+            <w:bottom w:val="single" w:color="000000" w:sz="4" w:space="0"/>
+            <w:right w:val="single" w:color="000000" w:sz="4" w:space="0"/>
+            <w:insideH w:val="single" w:color="000000" w:sz="4" w:space="0"/>
+            <w:insideV w:val="single" w:color="000000" w:sz="4" w:space="0"/>
           </w:tblBorders>
           <w:tblLook w:val="04A0" w:firstRow="1" w:lastRow="0" w:firstColumn="1" w:lastColumn="0" w:noHBand="0" w:noVBand="1"/>
         </w:tblPrEx>
@@ -5747,15 +5394,7 @@
                 <w:sz w:val="24"/>
                 <w:szCs w:val="24"/>
               </w:rPr>
-              <w:t xml:space="preserve"> </w:t>
-            </w:r>
-            <w:r>
-              <w:rPr>
-                <w:rFonts w:cs="Calibri"/>
-                <w:sz w:val="24"/>
-                <w:szCs w:val="24"/>
-              </w:rPr>
-              <w:t>{{designation}}</w:t>
+              <w:t xml:space="preserve"> {{designation}}</w:t>
             </w:r>
             <w:r>
               <w:rPr>
@@ -5810,12 +5449,12 @@
       <w:tblPr>
         <w:tblW w:w="0" w:type="auto"/>
         <w:tblBorders>
-          <w:top w:val="single" w:sz="4" w:space="0" w:color="000000"/>
-          <w:left w:val="single" w:sz="4" w:space="0" w:color="000000"/>
-          <w:bottom w:val="single" w:sz="4" w:space="0" w:color="000000"/>
-          <w:right w:val="single" w:sz="4" w:space="0" w:color="000000"/>
-          <w:insideH w:val="single" w:sz="4" w:space="0" w:color="000000"/>
-          <w:insideV w:val="single" w:sz="4" w:space="0" w:color="000000"/>
+          <w:top w:val="single" w:color="000000" w:themeColor="text1" w:sz="4" w:space="0"/>
+          <w:left w:val="single" w:color="000000" w:themeColor="text1" w:sz="4" w:space="0"/>
+          <w:bottom w:val="single" w:color="000000" w:themeColor="text1" w:sz="4" w:space="0"/>
+          <w:right w:val="single" w:color="000000" w:themeColor="text1" w:sz="4" w:space="0"/>
+          <w:insideH w:val="single" w:color="000000" w:themeColor="text1" w:sz="4" w:space="0"/>
+          <w:insideV w:val="single" w:color="000000" w:themeColor="text1" w:sz="4" w:space="0"/>
         </w:tblBorders>
         <w:tblLayout w:type="fixed"/>
         <w:tblLook w:val="04A0" w:firstRow="1" w:lastRow="0" w:firstColumn="1" w:lastColumn="0" w:noHBand="0" w:noVBand="1"/>
@@ -5831,7 +5470,8 @@
           <w:tcPr>
             <w:tcW w:w="10564" w:type="dxa"/>
             <w:gridSpan w:val="4"/>
-            <w:shd w:val="clear" w:color="auto" w:fill="E7E6E6"/>
+            <w:shd w:val="clear" w:color="auto" w:fill="E7E6E6" w:themeFill="background2"/>
+            <w:tcMar/>
           </w:tcPr>
           <w:p>
             <w:pPr>
@@ -5909,7 +5549,8 @@
           <w:tcPr>
             <w:tcW w:w="3369" w:type="dxa"/>
             <w:gridSpan w:val="2"/>
-            <w:shd w:val="clear" w:color="auto" w:fill="E7E6E6"/>
+            <w:shd w:val="clear" w:color="auto" w:fill="E7E6E6" w:themeFill="background2"/>
+            <w:tcMar/>
           </w:tcPr>
           <w:p>
             <w:pPr>
@@ -5937,7 +5578,8 @@
         <w:tc>
           <w:tcPr>
             <w:tcW w:w="992" w:type="dxa"/>
-            <w:shd w:val="clear" w:color="auto" w:fill="E7E6E6"/>
+            <w:shd w:val="clear" w:color="auto" w:fill="E7E6E6" w:themeFill="background2"/>
+            <w:tcMar/>
           </w:tcPr>
           <w:p>
             <w:pPr>
@@ -5965,7 +5607,8 @@
         <w:tc>
           <w:tcPr>
             <w:tcW w:w="6203" w:type="dxa"/>
-            <w:shd w:val="clear" w:color="auto" w:fill="E7E6E6"/>
+            <w:shd w:val="clear" w:color="auto" w:fill="E7E6E6" w:themeFill="background2"/>
+            <w:tcMar/>
           </w:tcPr>
           <w:p>
             <w:pPr>
@@ -6000,6 +5643,7 @@
             <w:tcW w:w="10564" w:type="dxa"/>
             <w:gridSpan w:val="4"/>
             <w:shd w:val="clear" w:color="auto" w:fill="00B050"/>
+            <w:tcMar/>
           </w:tcPr>
           <w:p>
             <w:pPr>
@@ -6042,6 +5686,7 @@
             <w:tcW w:w="3369" w:type="dxa"/>
             <w:gridSpan w:val="2"/>
             <w:shd w:val="clear" w:color="auto" w:fill="auto"/>
+            <w:tcMar/>
           </w:tcPr>
           <w:p>
             <w:pPr>
@@ -6066,6 +5711,7 @@
           <w:tcPr>
             <w:tcW w:w="992" w:type="dxa"/>
             <w:shd w:val="clear" w:color="auto" w:fill="auto"/>
+            <w:tcMar/>
           </w:tcPr>
           <w:p>
             <w:pPr>
@@ -6091,6 +5737,7 @@
           <w:tcPr>
             <w:tcW w:w="6203" w:type="dxa"/>
             <w:shd w:val="clear" w:color="auto" w:fill="auto"/>
+            <w:tcMar/>
           </w:tcPr>
           <w:p>
             <w:pPr>
@@ -6118,6 +5765,7 @@
             <w:tcW w:w="3369" w:type="dxa"/>
             <w:gridSpan w:val="2"/>
             <w:shd w:val="clear" w:color="auto" w:fill="auto"/>
+            <w:tcMar/>
           </w:tcPr>
           <w:p>
             <w:pPr>
@@ -6134,7 +5782,6 @@
                 <w:sz w:val="20"/>
                 <w:szCs w:val="20"/>
               </w:rPr>
-              <w:lastRenderedPageBreak/>
               <w:t xml:space="preserve">4.2 Understanding the needs and expectations of interested parties </w:t>
             </w:r>
           </w:p>
@@ -6143,6 +5790,7 @@
           <w:tcPr>
             <w:tcW w:w="992" w:type="dxa"/>
             <w:shd w:val="clear" w:color="auto" w:fill="auto"/>
+            <w:tcMar/>
           </w:tcPr>
           <w:p>
             <w:pPr>
@@ -6168,6 +5816,7 @@
           <w:tcPr>
             <w:tcW w:w="6203" w:type="dxa"/>
             <w:shd w:val="clear" w:color="auto" w:fill="auto"/>
+            <w:tcMar/>
           </w:tcPr>
           <w:p>
             <w:pPr>
@@ -6195,6 +5844,7 @@
             <w:tcW w:w="3369" w:type="dxa"/>
             <w:gridSpan w:val="2"/>
             <w:shd w:val="clear" w:color="auto" w:fill="auto"/>
+            <w:tcMar/>
           </w:tcPr>
           <w:p>
             <w:pPr>
@@ -6222,6 +5872,7 @@
           <w:tcPr>
             <w:tcW w:w="992" w:type="dxa"/>
             <w:shd w:val="clear" w:color="auto" w:fill="auto"/>
+            <w:tcMar/>
           </w:tcPr>
           <w:p>
             <w:pPr>
@@ -6247,6 +5898,7 @@
           <w:tcPr>
             <w:tcW w:w="6203" w:type="dxa"/>
             <w:shd w:val="clear" w:color="auto" w:fill="auto"/>
+            <w:tcMar/>
           </w:tcPr>
           <w:p>
             <w:pPr>
@@ -6273,6 +5925,7 @@
             <w:tcW w:w="3369" w:type="dxa"/>
             <w:gridSpan w:val="2"/>
             <w:shd w:val="clear" w:color="auto" w:fill="auto"/>
+            <w:tcMar/>
           </w:tcPr>
           <w:p>
             <w:pPr>
@@ -6293,7 +5946,7 @@
             </w:pPr>
             <w:r>
               <w:rPr>
-                <w:rFonts w:ascii="Calibri" w:eastAsia="Arial Unicode MS" w:hAnsi="Calibri" w:cs="Calibri"/>
+                <w:rFonts w:ascii="Calibri" w:hAnsi="Calibri" w:eastAsia="Arial Unicode MS" w:cs="Calibri"/>
                 <w:sz w:val="20"/>
               </w:rPr>
               <w:t>4.4 Information security management system</w:t>
@@ -6304,6 +5957,7 @@
           <w:tcPr>
             <w:tcW w:w="992" w:type="dxa"/>
             <w:shd w:val="clear" w:color="auto" w:fill="auto"/>
+            <w:tcMar/>
           </w:tcPr>
           <w:p>
             <w:pPr>
@@ -6329,6 +5983,7 @@
           <w:tcPr>
             <w:tcW w:w="6203" w:type="dxa"/>
             <w:shd w:val="clear" w:color="auto" w:fill="auto"/>
+            <w:tcMar/>
           </w:tcPr>
           <w:p>
             <w:pPr>
@@ -6356,6 +6011,7 @@
             <w:tcW w:w="10564" w:type="dxa"/>
             <w:gridSpan w:val="4"/>
             <w:shd w:val="clear" w:color="auto" w:fill="00B050"/>
+            <w:tcMar/>
           </w:tcPr>
           <w:p>
             <w:pPr>
@@ -6388,6 +6044,7 @@
             <w:tcW w:w="3369" w:type="dxa"/>
             <w:gridSpan w:val="2"/>
             <w:shd w:val="clear" w:color="auto" w:fill="auto"/>
+            <w:tcMar/>
           </w:tcPr>
           <w:p>
             <w:pPr>
@@ -6416,6 +6073,13 @@
                 <w:szCs w:val="20"/>
               </w:rPr>
               <w:tab/>
+            </w:r>
+            <w:r>
+              <w:rPr>
+                <w:rFonts w:eastAsia="Arial Unicode MS" w:cs="Calibri"/>
+                <w:sz w:val="20"/>
+                <w:szCs w:val="20"/>
+              </w:rPr>
               <w:t xml:space="preserve">Leadership and commitment </w:t>
             </w:r>
           </w:p>
@@ -6424,6 +6088,7 @@
           <w:tcPr>
             <w:tcW w:w="992" w:type="dxa"/>
             <w:shd w:val="clear" w:color="auto" w:fill="auto"/>
+            <w:tcMar/>
           </w:tcPr>
           <w:p>
             <w:pPr>
@@ -6449,6 +6114,7 @@
           <w:tcPr>
             <w:tcW w:w="6203" w:type="dxa"/>
             <w:shd w:val="clear" w:color="auto" w:fill="auto"/>
+            <w:tcMar/>
           </w:tcPr>
           <w:p>
             <w:pPr>
@@ -6476,6 +6142,7 @@
             <w:tcW w:w="3369" w:type="dxa"/>
             <w:gridSpan w:val="2"/>
             <w:shd w:val="clear" w:color="auto" w:fill="auto"/>
+            <w:tcMar/>
           </w:tcPr>
           <w:p>
             <w:pPr>
@@ -6486,13 +6153,13 @@
               </w:numPr>
               <w:spacing w:before="120"/>
               <w:rPr>
-                <w:rFonts w:ascii="Calibri" w:eastAsia="Arial Unicode MS" w:hAnsi="Calibri" w:cs="Calibri"/>
-                <w:sz w:val="20"/>
-              </w:rPr>
-            </w:pPr>
-            <w:r>
-              <w:rPr>
-                <w:rFonts w:ascii="Calibri" w:eastAsia="Arial Unicode MS" w:hAnsi="Calibri" w:cs="Calibri"/>
+                <w:rFonts w:ascii="Calibri" w:hAnsi="Calibri" w:eastAsia="Arial Unicode MS" w:cs="Calibri"/>
+                <w:sz w:val="20"/>
+              </w:rPr>
+            </w:pPr>
+            <w:r>
+              <w:rPr>
+                <w:rFonts w:ascii="Calibri" w:hAnsi="Calibri" w:eastAsia="Arial Unicode MS" w:cs="Calibri"/>
                 <w:sz w:val="20"/>
               </w:rPr>
               <w:t>5.2 Policy</w:t>
@@ -6518,6 +6185,7 @@
           <w:tcPr>
             <w:tcW w:w="992" w:type="dxa"/>
             <w:shd w:val="clear" w:color="auto" w:fill="auto"/>
+            <w:tcMar/>
           </w:tcPr>
           <w:p>
             <w:pPr>
@@ -6543,6 +6211,7 @@
           <w:tcPr>
             <w:tcW w:w="6203" w:type="dxa"/>
             <w:shd w:val="clear" w:color="auto" w:fill="auto"/>
+            <w:tcMar/>
           </w:tcPr>
           <w:p>
             <w:pPr>
@@ -6570,6 +6239,7 @@
             <w:tcW w:w="3369" w:type="dxa"/>
             <w:gridSpan w:val="2"/>
             <w:shd w:val="clear" w:color="auto" w:fill="auto"/>
+            <w:tcMar/>
           </w:tcPr>
           <w:p>
             <w:pPr>
@@ -6581,13 +6251,13 @@
               <w:spacing w:before="120"/>
               <w:jc w:val="left"/>
               <w:rPr>
-                <w:rFonts w:ascii="Calibri" w:eastAsia="Arial Unicode MS" w:hAnsi="Calibri" w:cs="Calibri"/>
-                <w:sz w:val="20"/>
-              </w:rPr>
-            </w:pPr>
-            <w:r>
-              <w:rPr>
-                <w:rFonts w:ascii="Calibri" w:eastAsia="Arial Unicode MS" w:hAnsi="Calibri" w:cs="Calibri"/>
+                <w:rFonts w:ascii="Calibri" w:hAnsi="Calibri" w:eastAsia="Arial Unicode MS" w:cs="Calibri"/>
+                <w:sz w:val="20"/>
+              </w:rPr>
+            </w:pPr>
+            <w:r>
+              <w:rPr>
+                <w:rFonts w:ascii="Calibri" w:hAnsi="Calibri" w:eastAsia="Arial Unicode MS" w:cs="Calibri"/>
                 <w:sz w:val="20"/>
               </w:rPr>
               <w:t>5.3 Organizational roles, responsibilities and authorities</w:t>
@@ -6608,6 +6278,7 @@
           <w:tcPr>
             <w:tcW w:w="992" w:type="dxa"/>
             <w:shd w:val="clear" w:color="auto" w:fill="auto"/>
+            <w:tcMar/>
           </w:tcPr>
           <w:p>
             <w:pPr>
@@ -6633,6 +6304,7 @@
           <w:tcPr>
             <w:tcW w:w="6203" w:type="dxa"/>
             <w:shd w:val="clear" w:color="auto" w:fill="auto"/>
+            <w:tcMar/>
           </w:tcPr>
           <w:p>
             <w:pPr>
@@ -6660,6 +6332,7 @@
             <w:tcW w:w="10564" w:type="dxa"/>
             <w:gridSpan w:val="4"/>
             <w:shd w:val="clear" w:color="auto" w:fill="00B050"/>
+            <w:tcMar/>
           </w:tcPr>
           <w:p>
             <w:pPr>
@@ -6692,6 +6365,7 @@
             <w:tcW w:w="3369" w:type="dxa"/>
             <w:gridSpan w:val="2"/>
             <w:shd w:val="clear" w:color="auto" w:fill="auto"/>
+            <w:tcMar/>
           </w:tcPr>
           <w:p>
             <w:pPr>
@@ -6702,13 +6376,13 @@
               </w:numPr>
               <w:spacing w:before="120"/>
               <w:rPr>
-                <w:rFonts w:ascii="Calibri" w:eastAsia="Arial Unicode MS" w:hAnsi="Calibri" w:cs="Calibri"/>
-                <w:sz w:val="20"/>
-              </w:rPr>
-            </w:pPr>
-            <w:r>
-              <w:rPr>
-                <w:rFonts w:ascii="Calibri" w:eastAsia="Arial Unicode MS" w:hAnsi="Calibri" w:cs="Calibri"/>
+                <w:rFonts w:ascii="Calibri" w:hAnsi="Calibri" w:eastAsia="Arial Unicode MS" w:cs="Calibri"/>
+                <w:sz w:val="20"/>
+              </w:rPr>
+            </w:pPr>
+            <w:r>
+              <w:rPr>
+                <w:rFonts w:ascii="Calibri" w:hAnsi="Calibri" w:eastAsia="Arial Unicode MS" w:cs="Calibri"/>
                 <w:sz w:val="20"/>
               </w:rPr>
               <w:t>6.1 Actions to address risks and opportunities</w:t>
@@ -6786,6 +6460,7 @@
           <w:tcPr>
             <w:tcW w:w="992" w:type="dxa"/>
             <w:shd w:val="clear" w:color="auto" w:fill="auto"/>
+            <w:tcMar/>
           </w:tcPr>
           <w:p>
             <w:pPr>
@@ -6811,6 +6486,7 @@
           <w:tcPr>
             <w:tcW w:w="6203" w:type="dxa"/>
             <w:shd w:val="clear" w:color="auto" w:fill="auto"/>
+            <w:tcMar/>
           </w:tcPr>
           <w:p>
             <w:pPr>
@@ -6838,6 +6514,7 @@
             <w:tcW w:w="3369" w:type="dxa"/>
             <w:gridSpan w:val="2"/>
             <w:shd w:val="clear" w:color="auto" w:fill="auto"/>
+            <w:tcMar/>
           </w:tcPr>
           <w:p>
             <w:pPr>
@@ -6885,6 +6562,7 @@
           <w:tcPr>
             <w:tcW w:w="992" w:type="dxa"/>
             <w:shd w:val="clear" w:color="auto" w:fill="auto"/>
+            <w:tcMar/>
           </w:tcPr>
           <w:p>
             <w:pPr>
@@ -6910,6 +6588,7 @@
           <w:tcPr>
             <w:tcW w:w="6203" w:type="dxa"/>
             <w:shd w:val="clear" w:color="auto" w:fill="auto"/>
+            <w:tcMar/>
           </w:tcPr>
           <w:p>
             <w:pPr>
@@ -6937,6 +6616,7 @@
             <w:tcW w:w="3369" w:type="dxa"/>
             <w:gridSpan w:val="2"/>
             <w:shd w:val="clear" w:color="auto" w:fill="auto"/>
+            <w:tcMar/>
           </w:tcPr>
           <w:p>
             <w:pPr>
@@ -7138,6 +6818,7 @@
           <w:tcPr>
             <w:tcW w:w="992" w:type="dxa"/>
             <w:shd w:val="clear" w:color="auto" w:fill="auto"/>
+            <w:tcMar/>
           </w:tcPr>
           <w:p>
             <w:pPr>
@@ -7163,6 +6844,7 @@
           <w:tcPr>
             <w:tcW w:w="6203" w:type="dxa"/>
             <w:shd w:val="clear" w:color="auto" w:fill="auto"/>
+            <w:tcMar/>
           </w:tcPr>
           <w:p>
             <w:pPr>
@@ -7190,6 +6872,7 @@
             <w:tcW w:w="3369" w:type="dxa"/>
             <w:gridSpan w:val="2"/>
             <w:shd w:val="clear" w:color="auto" w:fill="auto"/>
+            <w:tcMar/>
           </w:tcPr>
           <w:p>
             <w:pPr>
@@ -7616,6 +7299,7 @@
           <w:tcPr>
             <w:tcW w:w="992" w:type="dxa"/>
             <w:shd w:val="clear" w:color="auto" w:fill="auto"/>
+            <w:tcMar/>
           </w:tcPr>
           <w:p>
             <w:pPr>
@@ -7641,6 +7325,7 @@
           <w:tcPr>
             <w:tcW w:w="6203" w:type="dxa"/>
             <w:shd w:val="clear" w:color="auto" w:fill="auto"/>
+            <w:tcMar/>
           </w:tcPr>
           <w:p>
             <w:pPr>
@@ -7668,6 +7353,7 @@
             <w:tcW w:w="10564" w:type="dxa"/>
             <w:gridSpan w:val="4"/>
             <w:shd w:val="clear" w:color="auto" w:fill="00B050"/>
+            <w:tcMar/>
           </w:tcPr>
           <w:p>
             <w:pPr>
@@ -7700,6 +7386,7 @@
             <w:tcW w:w="3369" w:type="dxa"/>
             <w:gridSpan w:val="2"/>
             <w:shd w:val="clear" w:color="auto" w:fill="auto"/>
+            <w:tcMar/>
           </w:tcPr>
           <w:p>
             <w:pPr>
@@ -7727,7 +7414,14 @@
                 <w:sz w:val="20"/>
                 <w:szCs w:val="20"/>
               </w:rPr>
-              <w:tab/>
+              <w:t xml:space="preserve"> </w:t>
+            </w:r>
+            <w:r>
+              <w:rPr>
+                <w:rFonts w:eastAsia="Arial Unicode MS" w:cs="Calibri"/>
+                <w:sz w:val="20"/>
+                <w:szCs w:val="20"/>
+              </w:rPr>
               <w:t>Resources</w:t>
             </w:r>
           </w:p>
@@ -7746,6 +7440,7 @@
           <w:tcPr>
             <w:tcW w:w="992" w:type="dxa"/>
             <w:shd w:val="clear" w:color="auto" w:fill="auto"/>
+            <w:tcMar/>
           </w:tcPr>
           <w:p>
             <w:pPr>
@@ -7771,6 +7466,7 @@
           <w:tcPr>
             <w:tcW w:w="6203" w:type="dxa"/>
             <w:shd w:val="clear" w:color="auto" w:fill="auto"/>
+            <w:tcMar/>
           </w:tcPr>
           <w:p>
             <w:pPr>
@@ -7798,6 +7494,7 @@
             <w:tcW w:w="3369" w:type="dxa"/>
             <w:gridSpan w:val="2"/>
             <w:shd w:val="clear" w:color="auto" w:fill="auto"/>
+            <w:tcMar/>
           </w:tcPr>
           <w:p>
             <w:pPr>
@@ -7917,6 +7614,7 @@
           <w:tcPr>
             <w:tcW w:w="992" w:type="dxa"/>
             <w:shd w:val="clear" w:color="auto" w:fill="auto"/>
+            <w:tcMar/>
           </w:tcPr>
           <w:p>
             <w:pPr>
@@ -7942,6 +7640,7 @@
           <w:tcPr>
             <w:tcW w:w="6203" w:type="dxa"/>
             <w:shd w:val="clear" w:color="auto" w:fill="auto"/>
+            <w:tcMar/>
           </w:tcPr>
           <w:p>
             <w:pPr>
@@ -7969,6 +7668,7 @@
             <w:tcW w:w="3369" w:type="dxa"/>
             <w:gridSpan w:val="2"/>
             <w:shd w:val="clear" w:color="auto" w:fill="auto"/>
+            <w:tcMar/>
           </w:tcPr>
           <w:p>
             <w:pPr>
@@ -8012,6 +7712,7 @@
           <w:tcPr>
             <w:tcW w:w="992" w:type="dxa"/>
             <w:shd w:val="clear" w:color="auto" w:fill="auto"/>
+            <w:tcMar/>
           </w:tcPr>
           <w:p>
             <w:pPr>
@@ -8037,6 +7738,7 @@
           <w:tcPr>
             <w:tcW w:w="6203" w:type="dxa"/>
             <w:shd w:val="clear" w:color="auto" w:fill="auto"/>
+            <w:tcMar/>
           </w:tcPr>
           <w:p>
             <w:pPr>
@@ -8064,6 +7766,7 @@
             <w:tcW w:w="3369" w:type="dxa"/>
             <w:gridSpan w:val="2"/>
             <w:shd w:val="clear" w:color="auto" w:fill="auto"/>
+            <w:tcMar/>
           </w:tcPr>
           <w:p>
             <w:pPr>
@@ -8101,6 +7804,7 @@
           <w:tcPr>
             <w:tcW w:w="992" w:type="dxa"/>
             <w:shd w:val="clear" w:color="auto" w:fill="auto"/>
+            <w:tcMar/>
           </w:tcPr>
           <w:p>
             <w:pPr>
@@ -8126,6 +7830,7 @@
           <w:tcPr>
             <w:tcW w:w="6203" w:type="dxa"/>
             <w:shd w:val="clear" w:color="auto" w:fill="auto"/>
+            <w:tcMar/>
           </w:tcPr>
           <w:p>
             <w:pPr>
@@ -8153,6 +7858,7 @@
             <w:tcW w:w="3369" w:type="dxa"/>
             <w:gridSpan w:val="2"/>
             <w:shd w:val="clear" w:color="auto" w:fill="auto"/>
+            <w:tcMar/>
           </w:tcPr>
           <w:p>
             <w:pPr>
@@ -8193,7 +7899,7 @@
                 <w:spacing w:val="1"/>
                 <w:sz w:val="20"/>
               </w:rPr>
-              <w:t xml:space="preserve"> 7</w:t>
+              <w:t>7</w:t>
             </w:r>
             <w:r>
               <w:rPr>
@@ -8211,13 +7917,13 @@
                 <w:numId w:val="0"/>
               </w:numPr>
               <w:rPr>
-                <w:rFonts w:ascii="Calibri" w:eastAsia="Arial Unicode MS" w:hAnsi="Calibri" w:cs="Calibri"/>
-                <w:sz w:val="20"/>
-              </w:rPr>
-            </w:pPr>
-            <w:r>
-              <w:rPr>
-                <w:rFonts w:ascii="Calibri" w:eastAsia="Arial Unicode MS" w:hAnsi="Calibri" w:cs="Calibri"/>
+                <w:rFonts w:ascii="Calibri" w:hAnsi="Calibri" w:eastAsia="Arial Unicode MS" w:cs="Calibri"/>
+                <w:sz w:val="20"/>
+              </w:rPr>
+            </w:pPr>
+            <w:r>
+              <w:rPr>
+                <w:rFonts w:ascii="Calibri" w:hAnsi="Calibri" w:eastAsia="Arial Unicode MS" w:cs="Calibri"/>
                 <w:sz w:val="20"/>
               </w:rPr>
               <w:t>7.5.2 Creating and updating</w:t>
@@ -8232,13 +7938,13 @@
               </w:numPr>
               <w:jc w:val="left"/>
               <w:rPr>
-                <w:rFonts w:ascii="Calibri" w:eastAsia="Arial Unicode MS" w:hAnsi="Calibri" w:cs="Calibri"/>
-                <w:sz w:val="20"/>
-              </w:rPr>
-            </w:pPr>
-            <w:r>
-              <w:rPr>
-                <w:rFonts w:ascii="Calibri" w:eastAsia="Arial Unicode MS" w:hAnsi="Calibri" w:cs="Calibri"/>
+                <w:rFonts w:ascii="Calibri" w:hAnsi="Calibri" w:eastAsia="Arial Unicode MS" w:cs="Calibri"/>
+                <w:sz w:val="20"/>
+              </w:rPr>
+            </w:pPr>
+            <w:r>
+              <w:rPr>
+                <w:rFonts w:ascii="Calibri" w:hAnsi="Calibri" w:eastAsia="Arial Unicode MS" w:cs="Calibri"/>
                 <w:sz w:val="20"/>
               </w:rPr>
               <w:t>7.5.3 Control of documented information</w:t>
@@ -8259,6 +7965,7 @@
           <w:tcPr>
             <w:tcW w:w="992" w:type="dxa"/>
             <w:shd w:val="clear" w:color="auto" w:fill="auto"/>
+            <w:tcMar/>
           </w:tcPr>
           <w:p>
             <w:pPr>
@@ -8284,6 +7991,7 @@
           <w:tcPr>
             <w:tcW w:w="6203" w:type="dxa"/>
             <w:shd w:val="clear" w:color="auto" w:fill="auto"/>
+            <w:tcMar/>
           </w:tcPr>
           <w:p>
             <w:pPr>
@@ -8311,6 +8019,7 @@
             <w:tcW w:w="10564" w:type="dxa"/>
             <w:gridSpan w:val="4"/>
             <w:shd w:val="clear" w:color="auto" w:fill="00B050"/>
+            <w:tcMar/>
           </w:tcPr>
           <w:p>
             <w:pPr>
@@ -8343,6 +8052,7 @@
             <w:tcW w:w="3369" w:type="dxa"/>
             <w:gridSpan w:val="2"/>
             <w:shd w:val="clear" w:color="auto" w:fill="auto"/>
+            <w:tcMar/>
           </w:tcPr>
           <w:p>
             <w:pPr>
@@ -8512,6 +8222,7 @@
           <w:tcPr>
             <w:tcW w:w="992" w:type="dxa"/>
             <w:shd w:val="clear" w:color="auto" w:fill="auto"/>
+            <w:tcMar/>
           </w:tcPr>
           <w:p>
             <w:pPr>
@@ -8537,6 +8248,7 @@
           <w:tcPr>
             <w:tcW w:w="6203" w:type="dxa"/>
             <w:shd w:val="clear" w:color="auto" w:fill="auto"/>
+            <w:tcMar/>
           </w:tcPr>
           <w:p>
             <w:pPr>
@@ -8564,6 +8276,7 @@
             <w:tcW w:w="3369" w:type="dxa"/>
             <w:gridSpan w:val="2"/>
             <w:shd w:val="clear" w:color="auto" w:fill="auto"/>
+            <w:tcMar/>
           </w:tcPr>
           <w:p>
             <w:pPr>
@@ -8641,7 +8354,6 @@
                 <w:sz w:val="20"/>
                 <w:szCs w:val="20"/>
               </w:rPr>
-              <w:lastRenderedPageBreak/>
               <w:t>Information on Risk Assessments is required.</w:t>
             </w:r>
           </w:p>
@@ -8650,6 +8362,7 @@
           <w:tcPr>
             <w:tcW w:w="992" w:type="dxa"/>
             <w:shd w:val="clear" w:color="auto" w:fill="auto"/>
+            <w:tcMar/>
           </w:tcPr>
           <w:p>
             <w:pPr>
@@ -8667,7 +8380,6 @@
                 <w:sz w:val="20"/>
                 <w:szCs w:val="20"/>
               </w:rPr>
-              <w:lastRenderedPageBreak/>
               <w:t>{{clause}}</w:t>
             </w:r>
           </w:p>
@@ -8676,6 +8388,7 @@
           <w:tcPr>
             <w:tcW w:w="6203" w:type="dxa"/>
             <w:shd w:val="clear" w:color="auto" w:fill="auto"/>
+            <w:tcMar/>
           </w:tcPr>
           <w:p>
             <w:pPr>
@@ -8703,6 +8416,7 @@
             <w:tcW w:w="3369" w:type="dxa"/>
             <w:gridSpan w:val="2"/>
             <w:shd w:val="clear" w:color="auto" w:fill="auto"/>
+            <w:tcMar/>
           </w:tcPr>
           <w:p>
             <w:pPr>
@@ -8718,7 +8432,17 @@
             </w:pPr>
             <w:r>
               <w:rPr>
-                <w:rFonts w:eastAsia="Arial Unicode MS" w:cs="Calibri"/>
+                <w:rFonts w:cs="Calibri"/>
+                <w:spacing w:val="-1"/>
+                <w:sz w:val="20"/>
+                <w:szCs w:val="20"/>
+              </w:rPr>
+              <w:t>8.3</w:t>
+            </w:r>
+            <w:r>
+              <w:rPr>
+                <w:rFonts w:cs="Calibri"/>
+                <w:spacing w:val="-1"/>
                 <w:sz w:val="20"/>
                 <w:szCs w:val="20"/>
               </w:rPr>
@@ -8731,16 +8455,6 @@
                 <w:sz w:val="20"/>
                 <w:szCs w:val="20"/>
               </w:rPr>
-              <w:t>8.3</w:t>
-            </w:r>
-            <w:r>
-              <w:rPr>
-                <w:rFonts w:cs="Calibri"/>
-                <w:spacing w:val="-1"/>
-                <w:sz w:val="20"/>
-                <w:szCs w:val="20"/>
-              </w:rPr>
-              <w:tab/>
               <w:t>Information security risk treatment</w:t>
             </w:r>
           </w:p>
@@ -8824,6 +8538,7 @@
           <w:tcPr>
             <w:tcW w:w="992" w:type="dxa"/>
             <w:shd w:val="clear" w:color="auto" w:fill="auto"/>
+            <w:tcMar/>
           </w:tcPr>
           <w:p>
             <w:pPr>
@@ -8849,6 +8564,7 @@
           <w:tcPr>
             <w:tcW w:w="6203" w:type="dxa"/>
             <w:shd w:val="clear" w:color="auto" w:fill="auto"/>
+            <w:tcMar/>
           </w:tcPr>
           <w:p>
             <w:pPr>
@@ -8876,6 +8592,7 @@
             <w:tcW w:w="10564" w:type="dxa"/>
             <w:gridSpan w:val="4"/>
             <w:shd w:val="clear" w:color="auto" w:fill="00B050"/>
+            <w:tcMar/>
           </w:tcPr>
           <w:p>
             <w:pPr>
@@ -9070,6 +8787,7 @@
             <w:tcW w:w="3369" w:type="dxa"/>
             <w:gridSpan w:val="2"/>
             <w:shd w:val="clear" w:color="auto" w:fill="auto"/>
+            <w:tcMar/>
           </w:tcPr>
           <w:p>
             <w:pPr>
@@ -9430,6 +9148,7 @@
           <w:tcPr>
             <w:tcW w:w="992" w:type="dxa"/>
             <w:shd w:val="clear" w:color="auto" w:fill="auto"/>
+            <w:tcMar/>
           </w:tcPr>
           <w:p>
             <w:pPr>
@@ -9455,6 +9174,7 @@
           <w:tcPr>
             <w:tcW w:w="6203" w:type="dxa"/>
             <w:shd w:val="clear" w:color="auto" w:fill="auto"/>
+            <w:tcMar/>
           </w:tcPr>
           <w:p>
             <w:pPr>
@@ -9482,6 +9202,7 @@
             <w:tcW w:w="3369" w:type="dxa"/>
             <w:gridSpan w:val="2"/>
             <w:shd w:val="clear" w:color="auto" w:fill="auto"/>
+            <w:tcMar/>
           </w:tcPr>
           <w:p>
             <w:pPr>
@@ -9568,6 +9289,7 @@
           <w:tcPr>
             <w:tcW w:w="992" w:type="dxa"/>
             <w:shd w:val="clear" w:color="auto" w:fill="auto"/>
+            <w:tcMar/>
           </w:tcPr>
           <w:p>
             <w:pPr>
@@ -9593,6 +9315,7 @@
           <w:tcPr>
             <w:tcW w:w="6203" w:type="dxa"/>
             <w:shd w:val="clear" w:color="auto" w:fill="auto"/>
+            <w:tcMar/>
           </w:tcPr>
           <w:p>
             <w:pPr>
@@ -9620,6 +9343,7 @@
             <w:tcW w:w="3369" w:type="dxa"/>
             <w:gridSpan w:val="2"/>
             <w:shd w:val="clear" w:color="auto" w:fill="auto"/>
+            <w:tcMar/>
           </w:tcPr>
           <w:p>
             <w:pPr>
@@ -9689,6 +9413,7 @@
           <w:tcPr>
             <w:tcW w:w="992" w:type="dxa"/>
             <w:shd w:val="clear" w:color="auto" w:fill="auto"/>
+            <w:tcMar/>
           </w:tcPr>
           <w:p>
             <w:pPr>
@@ -9714,6 +9439,7 @@
           <w:tcPr>
             <w:tcW w:w="6203" w:type="dxa"/>
             <w:shd w:val="clear" w:color="auto" w:fill="auto"/>
+            <w:tcMar/>
           </w:tcPr>
           <w:p>
             <w:pPr>
@@ -9743,6 +9469,7 @@
             <w:tcW w:w="10564" w:type="dxa"/>
             <w:gridSpan w:val="4"/>
             <w:shd w:val="clear" w:color="auto" w:fill="00B050"/>
+            <w:tcMar/>
           </w:tcPr>
           <w:p>
             <w:pPr>
@@ -9770,13 +9497,17 @@
         </w:tc>
       </w:tr>
       <w:tr>
+        <w:trPr>
+          <w:trHeight w:val="300"/>
+        </w:trPr>
         <w:tc>
           <w:tcPr>
             <w:tcW w:w="3369" w:type="dxa"/>
             <w:gridSpan w:val="2"/>
             <w:shd w:val="clear" w:color="auto" w:fill="auto"/>
-          </w:tcPr>
-          <w:p>
+            <w:tcMar/>
+          </w:tcPr>
+          <w:p w14:noSpellErr="1">
             <w:pPr>
               <w:spacing w:after="0"/>
               <w:rPr>
@@ -9805,12 +9536,12 @@
               </w:numPr>
               <w:spacing w:before="0"/>
               <w:rPr>
-                <w:rFonts w:ascii="Calibri" w:eastAsia="Arial Unicode MS" w:hAnsi="Calibri" w:cs="Calibri"/>
-                <w:sz w:val="20"/>
-              </w:rPr>
-            </w:pPr>
-          </w:p>
-          <w:p>
+                <w:rFonts w:ascii="Calibri" w:hAnsi="Calibri" w:eastAsia="Arial Unicode MS" w:cs="Calibri"/>
+                <w:sz w:val="20"/>
+              </w:rPr>
+            </w:pPr>
+          </w:p>
+          <w:p w14:noSpellErr="1">
             <w:pPr>
               <w:widowControl w:val="0"/>
               <w:autoSpaceDE w:val="0"/>
@@ -9834,7 +9565,7 @@
               <w:t>Documented Information.</w:t>
             </w:r>
           </w:p>
-          <w:p>
+          <w:p w14:noSpellErr="1">
             <w:pPr>
               <w:spacing w:after="0"/>
               <w:rPr>
@@ -9860,6 +9591,7 @@
           <w:tcPr>
             <w:tcW w:w="992" w:type="dxa"/>
             <w:shd w:val="clear" w:color="auto" w:fill="auto"/>
+            <w:tcMar/>
           </w:tcPr>
           <w:p>
             <w:pPr>
@@ -9885,6 +9617,7 @@
           <w:tcPr>
             <w:tcW w:w="6203" w:type="dxa"/>
             <w:shd w:val="clear" w:color="auto" w:fill="auto"/>
+            <w:tcMar/>
           </w:tcPr>
           <w:p>
             <w:pPr>
@@ -9907,65 +9640,65 @@
         </w:tc>
       </w:tr>
       <w:tr>
+        <w:trPr>
+          <w:trHeight w:val="300"/>
+        </w:trPr>
         <w:tc>
           <w:tcPr>
             <w:tcW w:w="3369" w:type="dxa"/>
             <w:gridSpan w:val="2"/>
-            <w:shd w:val="clear" w:color="auto" w:fill="auto"/>
-          </w:tcPr>
-          <w:p>
-            <w:pPr>
-              <w:spacing w:after="0"/>
+            <w:tcBorders>
+              <w:bottom w:val="single" w:color="000000" w:themeColor="text1" w:sz="12"/>
+            </w:tcBorders>
+            <w:shd w:val="clear" w:color="auto" w:fill="auto"/>
+            <w:tcMar/>
+          </w:tcPr>
+          <w:p>
+            <w:pPr>
+              <w:spacing w:after="0"/>
+              <w:rPr>
+                <w:rFonts w:cs="Calibri"/>
+                <w:spacing w:val="1"/>
+                <w:sz w:val="20"/>
+                <w:szCs w:val="20"/>
+              </w:rPr>
+            </w:pPr>
+            <w:r>
+              <w:rPr>
+                <w:rFonts w:cs="Calibri"/>
+                <w:spacing w:val="1"/>
+                <w:sz w:val="20"/>
+                <w:szCs w:val="20"/>
+              </w:rPr>
+              <w:t>10</w:t>
+            </w:r>
+            <w:r>
+              <w:rPr>
+                <w:rFonts w:cs="Calibri"/>
+                <w:sz w:val="20"/>
+                <w:szCs w:val="20"/>
+              </w:rPr>
+              <w:t>.2 Continual</w:t>
+            </w:r>
+            <w:r>
               <w:rPr>
                 <w:rFonts w:cs="Calibri"/>
                 <w:spacing w:val="-1"/>
                 <w:sz w:val="20"/>
                 <w:szCs w:val="20"/>
               </w:rPr>
-            </w:pPr>
-            <w:r>
-              <w:rPr>
-                <w:rFonts w:cs="Calibri"/>
-                <w:spacing w:val="1"/>
-                <w:sz w:val="20"/>
-                <w:szCs w:val="20"/>
-              </w:rPr>
-              <w:t>10</w:t>
-            </w:r>
-            <w:r>
-              <w:rPr>
-                <w:rFonts w:cs="Calibri"/>
-                <w:sz w:val="20"/>
-                <w:szCs w:val="20"/>
-              </w:rPr>
-              <w:t>.2 Continual</w:t>
-            </w:r>
-            <w:r>
-              <w:rPr>
-                <w:rFonts w:cs="Calibri"/>
-                <w:spacing w:val="-1"/>
-                <w:sz w:val="20"/>
-                <w:szCs w:val="20"/>
-              </w:rPr>
               <w:t xml:space="preserve"> improvement</w:t>
             </w:r>
           </w:p>
-          <w:p>
-            <w:pPr>
-              <w:spacing w:after="0"/>
-              <w:rPr>
-                <w:rFonts w:cs="Calibri"/>
-                <w:spacing w:val="1"/>
-                <w:sz w:val="20"/>
-                <w:szCs w:val="20"/>
-              </w:rPr>
-            </w:pPr>
-          </w:p>
         </w:tc>
         <w:tc>
           <w:tcPr>
             <w:tcW w:w="992" w:type="dxa"/>
-            <w:shd w:val="clear" w:color="auto" w:fill="auto"/>
+            <w:tcBorders>
+              <w:bottom w:val="single" w:color="000000" w:themeColor="text1" w:sz="12"/>
+            </w:tcBorders>
+            <w:shd w:val="clear" w:color="auto" w:fill="auto"/>
+            <w:tcMar/>
           </w:tcPr>
           <w:p>
             <w:pPr>
@@ -9990,7 +9723,11 @@
         <w:tc>
           <w:tcPr>
             <w:tcW w:w="6203" w:type="dxa"/>
-            <w:shd w:val="clear" w:color="auto" w:fill="auto"/>
+            <w:tcBorders>
+              <w:bottom w:val="single" w:color="000000" w:themeColor="text1" w:sz="12"/>
+            </w:tcBorders>
+            <w:shd w:val="clear" w:color="auto" w:fill="auto"/>
+            <w:tcMar/>
           </w:tcPr>
           <w:p>
             <w:pPr>
@@ -10009,6 +9746,92 @@
               </w:rPr>
               <w:t>Answer according to the prompt</w:t>
             </w:r>
+          </w:p>
+        </w:tc>
+      </w:tr>
+      <w:tr>
+        <w:trPr>
+          <w:trHeight w:val="300"/>
+        </w:trPr>
+        <w:tc>
+          <w:tcPr>
+            <w:tcW w:w="3369" w:type="dxa"/>
+            <w:gridSpan w:val="2"/>
+            <w:tcBorders>
+              <w:top w:val="single" w:color="000000" w:themeColor="text1" w:sz="12"/>
+              <w:left w:val="none" w:color="000000" w:themeColor="text1" w:sz="4"/>
+              <w:bottom w:val="none" w:color="000000" w:themeColor="text1" w:sz="4"/>
+              <w:right w:val="none" w:color="000000" w:themeColor="text1" w:sz="4"/>
+            </w:tcBorders>
+            <w:shd w:val="clear" w:color="auto" w:fill="auto"/>
+            <w:tcMar/>
+          </w:tcPr>
+          <w:p>
+            <w:pPr>
+              <w:pStyle w:val="Normal"/>
+              <w:rPr>
+                <w:rFonts w:cs="Calibri"/>
+                <w:sz w:val="20"/>
+                <w:szCs w:val="20"/>
+              </w:rPr>
+            </w:pPr>
+          </w:p>
+          <w:p>
+            <w:pPr>
+              <w:pStyle w:val="Normal"/>
+              <w:rPr>
+                <w:rFonts w:cs="Calibri"/>
+                <w:sz w:val="20"/>
+                <w:szCs w:val="20"/>
+              </w:rPr>
+            </w:pPr>
+          </w:p>
+        </w:tc>
+        <w:tc>
+          <w:tcPr>
+            <w:tcW w:w="992" w:type="dxa"/>
+            <w:tcBorders>
+              <w:top w:val="single" w:color="000000" w:themeColor="text1" w:sz="12"/>
+              <w:left w:val="none" w:color="000000" w:themeColor="text1" w:sz="4"/>
+              <w:bottom w:val="none" w:color="000000" w:themeColor="text1" w:sz="4"/>
+              <w:right w:val="none" w:color="000000" w:themeColor="text1" w:sz="4"/>
+            </w:tcBorders>
+            <w:shd w:val="clear" w:color="auto" w:fill="auto"/>
+            <w:tcMar/>
+          </w:tcPr>
+          <w:p>
+            <w:pPr>
+              <w:pStyle w:val="Normal"/>
+              <w:jc w:val="center"/>
+              <w:rPr>
+                <w:rFonts w:cs="Calibri"/>
+                <w:sz w:val="20"/>
+                <w:szCs w:val="20"/>
+              </w:rPr>
+            </w:pPr>
+          </w:p>
+        </w:tc>
+        <w:tc>
+          <w:tcPr>
+            <w:tcW w:w="6203" w:type="dxa"/>
+            <w:tcBorders>
+              <w:top w:val="single" w:color="000000" w:themeColor="text1" w:sz="12"/>
+              <w:left w:val="none" w:color="000000" w:themeColor="text1" w:sz="4"/>
+              <w:bottom w:val="none" w:color="000000" w:themeColor="text1" w:sz="4"/>
+              <w:right w:val="none" w:color="000000" w:themeColor="text1" w:sz="4"/>
+            </w:tcBorders>
+            <w:shd w:val="clear" w:color="auto" w:fill="auto"/>
+            <w:tcMar/>
+          </w:tcPr>
+          <w:p>
+            <w:pPr>
+              <w:pStyle w:val="Normal"/>
+              <w:rPr>
+                <w:rFonts w:cs="Calibri"/>
+                <w:sz w:val="20"/>
+                <w:szCs w:val="20"/>
+              </w:rPr>
+            </w:pPr>
           </w:p>
         </w:tc>
       </w:tr>
@@ -10018,6 +9841,7 @@
             <w:tcW w:w="10564" w:type="dxa"/>
             <w:gridSpan w:val="4"/>
             <w:shd w:val="clear" w:color="auto" w:fill="00B050"/>
+            <w:tcMar/>
           </w:tcPr>
           <w:p>
             <w:pPr>
@@ -10050,6 +9874,7 @@
             <w:tcW w:w="10564" w:type="dxa"/>
             <w:gridSpan w:val="4"/>
             <w:shd w:val="clear" w:color="auto" w:fill="00B050"/>
+            <w:tcMar/>
           </w:tcPr>
           <w:p>
             <w:pPr>
@@ -10081,9 +9906,10 @@
           <w:tcPr>
             <w:tcW w:w="675" w:type="dxa"/>
             <w:tcBorders>
-              <w:right w:val="single" w:sz="4" w:space="0" w:color="auto"/>
+              <w:right w:val="single" w:color="auto" w:sz="4" w:space="0"/>
             </w:tcBorders>
             <w:shd w:val="clear" w:color="auto" w:fill="auto"/>
+            <w:tcMar/>
           </w:tcPr>
           <w:p>
             <w:pPr>
@@ -10110,9 +9936,10 @@
           <w:tcPr>
             <w:tcW w:w="2694" w:type="dxa"/>
             <w:tcBorders>
-              <w:left w:val="single" w:sz="4" w:space="0" w:color="auto"/>
+              <w:left w:val="single" w:color="auto" w:sz="4" w:space="0"/>
             </w:tcBorders>
             <w:shd w:val="clear" w:color="auto" w:fill="auto"/>
+            <w:tcMar/>
           </w:tcPr>
           <w:p>
             <w:pPr>
@@ -10138,6 +9965,7 @@
           <w:tcPr>
             <w:tcW w:w="992" w:type="dxa"/>
             <w:shd w:val="clear" w:color="auto" w:fill="auto"/>
+            <w:tcMar/>
           </w:tcPr>
           <w:p>
             <w:pPr>
@@ -10163,6 +9991,7 @@
           <w:tcPr>
             <w:tcW w:w="6203" w:type="dxa"/>
             <w:shd w:val="clear" w:color="auto" w:fill="auto"/>
+            <w:tcMar/>
           </w:tcPr>
           <w:p>
             <w:pPr>
@@ -10189,9 +10018,10 @@
           <w:tcPr>
             <w:tcW w:w="675" w:type="dxa"/>
             <w:tcBorders>
-              <w:right w:val="single" w:sz="4" w:space="0" w:color="auto"/>
+              <w:right w:val="single" w:color="auto" w:sz="4" w:space="0"/>
             </w:tcBorders>
             <w:shd w:val="clear" w:color="auto" w:fill="auto"/>
+            <w:tcMar/>
           </w:tcPr>
           <w:p>
             <w:pPr>
@@ -10217,9 +10047,10 @@
           <w:tcPr>
             <w:tcW w:w="2694" w:type="dxa"/>
             <w:tcBorders>
-              <w:left w:val="single" w:sz="4" w:space="0" w:color="auto"/>
+              <w:left w:val="single" w:color="auto" w:sz="4" w:space="0"/>
             </w:tcBorders>
             <w:shd w:val="clear" w:color="auto" w:fill="auto"/>
+            <w:tcMar/>
           </w:tcPr>
           <w:p>
             <w:pPr>
@@ -10244,6 +10075,7 @@
           <w:tcPr>
             <w:tcW w:w="992" w:type="dxa"/>
             <w:shd w:val="clear" w:color="auto" w:fill="auto"/>
+            <w:tcMar/>
           </w:tcPr>
           <w:p>
             <w:pPr>
@@ -10269,6 +10101,7 @@
           <w:tcPr>
             <w:tcW w:w="6203" w:type="dxa"/>
             <w:shd w:val="clear" w:color="auto" w:fill="auto"/>
+            <w:tcMar/>
           </w:tcPr>
           <w:p>
             <w:pPr>
@@ -10295,9 +10128,10 @@
           <w:tcPr>
             <w:tcW w:w="675" w:type="dxa"/>
             <w:tcBorders>
-              <w:right w:val="single" w:sz="4" w:space="0" w:color="auto"/>
+              <w:right w:val="single" w:color="auto" w:sz="4" w:space="0"/>
             </w:tcBorders>
             <w:shd w:val="clear" w:color="auto" w:fill="auto"/>
+            <w:tcMar/>
           </w:tcPr>
           <w:p>
             <w:pPr>
@@ -10322,9 +10156,10 @@
           <w:tcPr>
             <w:tcW w:w="2694" w:type="dxa"/>
             <w:tcBorders>
-              <w:left w:val="single" w:sz="4" w:space="0" w:color="auto"/>
+              <w:left w:val="single" w:color="auto" w:sz="4" w:space="0"/>
             </w:tcBorders>
             <w:shd w:val="clear" w:color="auto" w:fill="auto"/>
+            <w:tcMar/>
           </w:tcPr>
           <w:p>
             <w:pPr>
@@ -10355,6 +10190,7 @@
           <w:tcPr>
             <w:tcW w:w="992" w:type="dxa"/>
             <w:shd w:val="clear" w:color="auto" w:fill="auto"/>
+            <w:tcMar/>
           </w:tcPr>
           <w:p>
             <w:pPr>
@@ -10380,6 +10216,7 @@
           <w:tcPr>
             <w:tcW w:w="6203" w:type="dxa"/>
             <w:shd w:val="clear" w:color="auto" w:fill="auto"/>
+            <w:tcMar/>
           </w:tcPr>
           <w:p>
             <w:pPr>
@@ -10406,9 +10243,10 @@
           <w:tcPr>
             <w:tcW w:w="675" w:type="dxa"/>
             <w:tcBorders>
-              <w:right w:val="single" w:sz="4" w:space="0" w:color="auto"/>
+              <w:right w:val="single" w:color="auto" w:sz="4" w:space="0"/>
             </w:tcBorders>
             <w:shd w:val="clear" w:color="auto" w:fill="auto"/>
+            <w:tcMar/>
           </w:tcPr>
           <w:p>
             <w:pPr>
@@ -10433,9 +10271,10 @@
           <w:tcPr>
             <w:tcW w:w="2694" w:type="dxa"/>
             <w:tcBorders>
-              <w:left w:val="single" w:sz="4" w:space="0" w:color="auto"/>
+              <w:left w:val="single" w:color="auto" w:sz="4" w:space="0"/>
             </w:tcBorders>
             <w:shd w:val="clear" w:color="auto" w:fill="auto"/>
+            <w:tcMar/>
           </w:tcPr>
           <w:p>
             <w:pPr>
@@ -10460,6 +10299,7 @@
           <w:tcPr>
             <w:tcW w:w="992" w:type="dxa"/>
             <w:shd w:val="clear" w:color="auto" w:fill="auto"/>
+            <w:tcMar/>
           </w:tcPr>
           <w:p>
             <w:pPr>
@@ -10485,6 +10325,7 @@
           <w:tcPr>
             <w:tcW w:w="6203" w:type="dxa"/>
             <w:shd w:val="clear" w:color="auto" w:fill="auto"/>
+            <w:tcMar/>
           </w:tcPr>
           <w:p>
             <w:pPr>
@@ -10511,9 +10352,10 @@
           <w:tcPr>
             <w:tcW w:w="675" w:type="dxa"/>
             <w:tcBorders>
-              <w:right w:val="single" w:sz="4" w:space="0" w:color="auto"/>
+              <w:right w:val="single" w:color="auto" w:sz="4" w:space="0"/>
             </w:tcBorders>
             <w:shd w:val="clear" w:color="auto" w:fill="auto"/>
+            <w:tcMar/>
           </w:tcPr>
           <w:p>
             <w:pPr>
@@ -10538,9 +10380,10 @@
           <w:tcPr>
             <w:tcW w:w="2694" w:type="dxa"/>
             <w:tcBorders>
-              <w:left w:val="single" w:sz="4" w:space="0" w:color="auto"/>
+              <w:left w:val="single" w:color="auto" w:sz="4" w:space="0"/>
             </w:tcBorders>
             <w:shd w:val="clear" w:color="auto" w:fill="auto"/>
+            <w:tcMar/>
           </w:tcPr>
           <w:p>
             <w:pPr>
@@ -10565,6 +10408,7 @@
           <w:tcPr>
             <w:tcW w:w="992" w:type="dxa"/>
             <w:shd w:val="clear" w:color="auto" w:fill="auto"/>
+            <w:tcMar/>
           </w:tcPr>
           <w:p>
             <w:pPr>
@@ -10589,6 +10433,7 @@
           <w:tcPr>
             <w:tcW w:w="6203" w:type="dxa"/>
             <w:shd w:val="clear" w:color="auto" w:fill="auto"/>
+            <w:tcMar/>
           </w:tcPr>
           <w:p>
             <w:pPr>
@@ -10615,9 +10460,10 @@
           <w:tcPr>
             <w:tcW w:w="675" w:type="dxa"/>
             <w:tcBorders>
-              <w:right w:val="single" w:sz="4" w:space="0" w:color="auto"/>
+              <w:right w:val="single" w:color="auto" w:sz="4" w:space="0"/>
             </w:tcBorders>
             <w:shd w:val="clear" w:color="auto" w:fill="auto"/>
+            <w:tcMar/>
           </w:tcPr>
           <w:p>
             <w:pPr>
@@ -10642,9 +10488,10 @@
           <w:tcPr>
             <w:tcW w:w="2694" w:type="dxa"/>
             <w:tcBorders>
-              <w:left w:val="single" w:sz="4" w:space="0" w:color="auto"/>
+              <w:left w:val="single" w:color="auto" w:sz="4" w:space="0"/>
             </w:tcBorders>
             <w:shd w:val="clear" w:color="auto" w:fill="auto"/>
+            <w:tcMar/>
           </w:tcPr>
           <w:p>
             <w:pPr>
@@ -10669,6 +10516,7 @@
           <w:tcPr>
             <w:tcW w:w="992" w:type="dxa"/>
             <w:shd w:val="clear" w:color="auto" w:fill="auto"/>
+            <w:tcMar/>
           </w:tcPr>
           <w:p>
             <w:pPr>
@@ -10694,6 +10542,7 @@
           <w:tcPr>
             <w:tcW w:w="6203" w:type="dxa"/>
             <w:shd w:val="clear" w:color="auto" w:fill="auto"/>
+            <w:tcMar/>
           </w:tcPr>
           <w:p>
             <w:pPr>
@@ -10720,9 +10569,10 @@
           <w:tcPr>
             <w:tcW w:w="675" w:type="dxa"/>
             <w:tcBorders>
-              <w:right w:val="single" w:sz="4" w:space="0" w:color="auto"/>
+              <w:right w:val="single" w:color="auto" w:sz="4" w:space="0"/>
             </w:tcBorders>
             <w:shd w:val="clear" w:color="auto" w:fill="auto"/>
+            <w:tcMar/>
           </w:tcPr>
           <w:p>
             <w:pPr>
@@ -10747,9 +10597,10 @@
           <w:tcPr>
             <w:tcW w:w="2694" w:type="dxa"/>
             <w:tcBorders>
-              <w:left w:val="single" w:sz="4" w:space="0" w:color="auto"/>
+              <w:left w:val="single" w:color="auto" w:sz="4" w:space="0"/>
             </w:tcBorders>
             <w:shd w:val="clear" w:color="auto" w:fill="auto"/>
+            <w:tcMar/>
           </w:tcPr>
           <w:p>
             <w:pPr>
@@ -10779,6 +10630,7 @@
           <w:tcPr>
             <w:tcW w:w="992" w:type="dxa"/>
             <w:shd w:val="clear" w:color="auto" w:fill="auto"/>
+            <w:tcMar/>
           </w:tcPr>
           <w:p>
             <w:pPr>
@@ -10806,6 +10658,7 @@
           <w:tcPr>
             <w:tcW w:w="6203" w:type="dxa"/>
             <w:shd w:val="clear" w:color="auto" w:fill="auto"/>
+            <w:tcMar/>
           </w:tcPr>
           <w:p>
             <w:pPr>
@@ -10832,9 +10685,10 @@
           <w:tcPr>
             <w:tcW w:w="675" w:type="dxa"/>
             <w:tcBorders>
-              <w:right w:val="single" w:sz="4" w:space="0" w:color="auto"/>
+              <w:right w:val="single" w:color="auto" w:sz="4" w:space="0"/>
             </w:tcBorders>
             <w:shd w:val="clear" w:color="auto" w:fill="auto"/>
+            <w:tcMar/>
           </w:tcPr>
           <w:p>
             <w:pPr>
@@ -10859,9 +10713,10 @@
           <w:tcPr>
             <w:tcW w:w="2694" w:type="dxa"/>
             <w:tcBorders>
-              <w:left w:val="single" w:sz="4" w:space="0" w:color="auto"/>
+              <w:left w:val="single" w:color="auto" w:sz="4" w:space="0"/>
             </w:tcBorders>
             <w:shd w:val="clear" w:color="auto" w:fill="auto"/>
+            <w:tcMar/>
           </w:tcPr>
           <w:p>
             <w:pPr>
@@ -10887,6 +10742,7 @@
           <w:tcPr>
             <w:tcW w:w="992" w:type="dxa"/>
             <w:shd w:val="clear" w:color="auto" w:fill="auto"/>
+            <w:tcMar/>
           </w:tcPr>
           <w:p>
             <w:pPr>
@@ -10911,6 +10767,7 @@
           <w:tcPr>
             <w:tcW w:w="6203" w:type="dxa"/>
             <w:shd w:val="clear" w:color="auto" w:fill="auto"/>
+            <w:tcMar/>
           </w:tcPr>
           <w:p>
             <w:pPr>
@@ -10937,9 +10794,10 @@
           <w:tcPr>
             <w:tcW w:w="675" w:type="dxa"/>
             <w:tcBorders>
-              <w:right w:val="single" w:sz="4" w:space="0" w:color="auto"/>
+              <w:right w:val="single" w:color="auto" w:sz="4" w:space="0"/>
             </w:tcBorders>
             <w:shd w:val="clear" w:color="auto" w:fill="auto"/>
+            <w:tcMar/>
           </w:tcPr>
           <w:p>
             <w:pPr>
@@ -10964,9 +10822,10 @@
           <w:tcPr>
             <w:tcW w:w="2694" w:type="dxa"/>
             <w:tcBorders>
-              <w:left w:val="single" w:sz="4" w:space="0" w:color="auto"/>
+              <w:left w:val="single" w:color="auto" w:sz="4" w:space="0"/>
             </w:tcBorders>
             <w:shd w:val="clear" w:color="auto" w:fill="auto"/>
+            <w:tcMar/>
           </w:tcPr>
           <w:p>
             <w:pPr>
@@ -10991,6 +10850,7 @@
           <w:tcPr>
             <w:tcW w:w="992" w:type="dxa"/>
             <w:shd w:val="clear" w:color="auto" w:fill="auto"/>
+            <w:tcMar/>
           </w:tcPr>
           <w:p>
             <w:pPr>
@@ -11015,6 +10875,7 @@
           <w:tcPr>
             <w:tcW w:w="6203" w:type="dxa"/>
             <w:shd w:val="clear" w:color="auto" w:fill="auto"/>
+            <w:tcMar/>
           </w:tcPr>
           <w:p>
             <w:pPr>
@@ -11041,9 +10902,10 @@
           <w:tcPr>
             <w:tcW w:w="675" w:type="dxa"/>
             <w:tcBorders>
-              <w:right w:val="single" w:sz="4" w:space="0" w:color="auto"/>
+              <w:right w:val="single" w:color="auto" w:sz="4" w:space="0"/>
             </w:tcBorders>
             <w:shd w:val="clear" w:color="auto" w:fill="auto"/>
+            <w:tcMar/>
           </w:tcPr>
           <w:p>
             <w:pPr>
@@ -11068,9 +10930,10 @@
           <w:tcPr>
             <w:tcW w:w="2694" w:type="dxa"/>
             <w:tcBorders>
-              <w:left w:val="single" w:sz="4" w:space="0" w:color="auto"/>
+              <w:left w:val="single" w:color="auto" w:sz="4" w:space="0"/>
             </w:tcBorders>
             <w:shd w:val="clear" w:color="auto" w:fill="auto"/>
+            <w:tcMar/>
           </w:tcPr>
           <w:p>
             <w:pPr>
@@ -11095,6 +10958,7 @@
           <w:tcPr>
             <w:tcW w:w="992" w:type="dxa"/>
             <w:shd w:val="clear" w:color="auto" w:fill="auto"/>
+            <w:tcMar/>
           </w:tcPr>
           <w:p>
             <w:pPr>
@@ -11120,6 +10984,7 @@
           <w:tcPr>
             <w:tcW w:w="6203" w:type="dxa"/>
             <w:shd w:val="clear" w:color="auto" w:fill="auto"/>
+            <w:tcMar/>
           </w:tcPr>
           <w:p>
             <w:pPr>
@@ -11146,9 +11011,10 @@
           <w:tcPr>
             <w:tcW w:w="675" w:type="dxa"/>
             <w:tcBorders>
-              <w:right w:val="single" w:sz="4" w:space="0" w:color="auto"/>
+              <w:right w:val="single" w:color="auto" w:sz="4" w:space="0"/>
             </w:tcBorders>
             <w:shd w:val="clear" w:color="auto" w:fill="auto"/>
+            <w:tcMar/>
           </w:tcPr>
           <w:p>
             <w:pPr>
@@ -11173,9 +11039,10 @@
           <w:tcPr>
             <w:tcW w:w="2694" w:type="dxa"/>
             <w:tcBorders>
-              <w:left w:val="single" w:sz="4" w:space="0" w:color="auto"/>
+              <w:left w:val="single" w:color="auto" w:sz="4" w:space="0"/>
             </w:tcBorders>
             <w:shd w:val="clear" w:color="auto" w:fill="auto"/>
+            <w:tcMar/>
           </w:tcPr>
           <w:p>
             <w:pPr>
@@ -11200,6 +11067,7 @@
           <w:tcPr>
             <w:tcW w:w="992" w:type="dxa"/>
             <w:shd w:val="clear" w:color="auto" w:fill="auto"/>
+            <w:tcMar/>
           </w:tcPr>
           <w:p>
             <w:pPr>
@@ -11225,6 +11093,7 @@
           <w:tcPr>
             <w:tcW w:w="6203" w:type="dxa"/>
             <w:shd w:val="clear" w:color="auto" w:fill="auto"/>
+            <w:tcMar/>
           </w:tcPr>
           <w:p>
             <w:pPr>
@@ -11252,9 +11121,10 @@
           <w:tcPr>
             <w:tcW w:w="675" w:type="dxa"/>
             <w:tcBorders>
-              <w:right w:val="single" w:sz="4" w:space="0" w:color="auto"/>
+              <w:right w:val="single" w:color="auto" w:sz="4" w:space="0"/>
             </w:tcBorders>
             <w:shd w:val="clear" w:color="auto" w:fill="auto"/>
+            <w:tcMar/>
           </w:tcPr>
           <w:p>
             <w:pPr>
@@ -11271,7 +11141,6 @@
                 <w:sz w:val="20"/>
                 <w:szCs w:val="20"/>
               </w:rPr>
-              <w:lastRenderedPageBreak/>
               <w:t>5.12</w:t>
             </w:r>
           </w:p>
@@ -11280,9 +11149,10 @@
           <w:tcPr>
             <w:tcW w:w="2694" w:type="dxa"/>
             <w:tcBorders>
-              <w:left w:val="single" w:sz="4" w:space="0" w:color="auto"/>
+              <w:left w:val="single" w:color="auto" w:sz="4" w:space="0"/>
             </w:tcBorders>
             <w:shd w:val="clear" w:color="auto" w:fill="auto"/>
+            <w:tcMar/>
           </w:tcPr>
           <w:p>
             <w:pPr>
@@ -11307,6 +11177,7 @@
           <w:tcPr>
             <w:tcW w:w="992" w:type="dxa"/>
             <w:shd w:val="clear" w:color="auto" w:fill="auto"/>
+            <w:tcMar/>
           </w:tcPr>
           <w:p>
             <w:pPr>
@@ -11332,6 +11203,7 @@
           <w:tcPr>
             <w:tcW w:w="6203" w:type="dxa"/>
             <w:shd w:val="clear" w:color="auto" w:fill="auto"/>
+            <w:tcMar/>
           </w:tcPr>
           <w:p>
             <w:pPr>
@@ -11358,9 +11230,10 @@
           <w:tcPr>
             <w:tcW w:w="675" w:type="dxa"/>
             <w:tcBorders>
-              <w:right w:val="single" w:sz="4" w:space="0" w:color="auto"/>
+              <w:right w:val="single" w:color="auto" w:sz="4" w:space="0"/>
             </w:tcBorders>
             <w:shd w:val="clear" w:color="auto" w:fill="auto"/>
+            <w:tcMar/>
           </w:tcPr>
           <w:p>
             <w:pPr>
@@ -11385,9 +11258,10 @@
           <w:tcPr>
             <w:tcW w:w="2694" w:type="dxa"/>
             <w:tcBorders>
-              <w:left w:val="single" w:sz="4" w:space="0" w:color="auto"/>
+              <w:left w:val="single" w:color="auto" w:sz="4" w:space="0"/>
             </w:tcBorders>
             <w:shd w:val="clear" w:color="auto" w:fill="auto"/>
+            <w:tcMar/>
           </w:tcPr>
           <w:p>
             <w:pPr>
@@ -11412,6 +11286,7 @@
           <w:tcPr>
             <w:tcW w:w="992" w:type="dxa"/>
             <w:shd w:val="clear" w:color="auto" w:fill="auto"/>
+            <w:tcMar/>
           </w:tcPr>
           <w:p>
             <w:pPr>
@@ -11437,6 +11312,7 @@
           <w:tcPr>
             <w:tcW w:w="6203" w:type="dxa"/>
             <w:shd w:val="clear" w:color="auto" w:fill="auto"/>
+            <w:tcMar/>
           </w:tcPr>
           <w:p>
             <w:pPr>
@@ -11463,9 +11339,10 @@
           <w:tcPr>
             <w:tcW w:w="675" w:type="dxa"/>
             <w:tcBorders>
-              <w:right w:val="single" w:sz="4" w:space="0" w:color="auto"/>
+              <w:right w:val="single" w:color="auto" w:sz="4" w:space="0"/>
             </w:tcBorders>
             <w:shd w:val="clear" w:color="auto" w:fill="auto"/>
+            <w:tcMar/>
           </w:tcPr>
           <w:p>
             <w:pPr>
@@ -11490,9 +11367,10 @@
           <w:tcPr>
             <w:tcW w:w="2694" w:type="dxa"/>
             <w:tcBorders>
-              <w:left w:val="single" w:sz="4" w:space="0" w:color="auto"/>
+              <w:left w:val="single" w:color="auto" w:sz="4" w:space="0"/>
             </w:tcBorders>
             <w:shd w:val="clear" w:color="auto" w:fill="auto"/>
+            <w:tcMar/>
           </w:tcPr>
           <w:p>
             <w:pPr>
@@ -11517,6 +11395,7 @@
           <w:tcPr>
             <w:tcW w:w="992" w:type="dxa"/>
             <w:shd w:val="clear" w:color="auto" w:fill="auto"/>
+            <w:tcMar/>
           </w:tcPr>
           <w:p>
             <w:pPr>
@@ -11542,6 +11421,7 @@
           <w:tcPr>
             <w:tcW w:w="6203" w:type="dxa"/>
             <w:shd w:val="clear" w:color="auto" w:fill="auto"/>
+            <w:tcMar/>
           </w:tcPr>
           <w:p>
             <w:pPr>
@@ -11568,9 +11448,10 @@
           <w:tcPr>
             <w:tcW w:w="675" w:type="dxa"/>
             <w:tcBorders>
-              <w:right w:val="single" w:sz="4" w:space="0" w:color="auto"/>
+              <w:right w:val="single" w:color="auto" w:sz="4" w:space="0"/>
             </w:tcBorders>
             <w:shd w:val="clear" w:color="auto" w:fill="auto"/>
+            <w:tcMar/>
           </w:tcPr>
           <w:p>
             <w:pPr>
@@ -11595,9 +11476,10 @@
           <w:tcPr>
             <w:tcW w:w="2694" w:type="dxa"/>
             <w:tcBorders>
-              <w:left w:val="single" w:sz="4" w:space="0" w:color="auto"/>
+              <w:left w:val="single" w:color="auto" w:sz="4" w:space="0"/>
             </w:tcBorders>
             <w:shd w:val="clear" w:color="auto" w:fill="auto"/>
+            <w:tcMar/>
           </w:tcPr>
           <w:p>
             <w:pPr>
@@ -11622,6 +11504,7 @@
           <w:tcPr>
             <w:tcW w:w="992" w:type="dxa"/>
             <w:shd w:val="clear" w:color="auto" w:fill="auto"/>
+            <w:tcMar/>
           </w:tcPr>
           <w:p>
             <w:pPr>
@@ -11647,6 +11530,7 @@
           <w:tcPr>
             <w:tcW w:w="6203" w:type="dxa"/>
             <w:shd w:val="clear" w:color="auto" w:fill="auto"/>
+            <w:tcMar/>
           </w:tcPr>
           <w:p>
             <w:pPr>
@@ -11677,9 +11561,10 @@
           <w:tcPr>
             <w:tcW w:w="675" w:type="dxa"/>
             <w:tcBorders>
-              <w:right w:val="single" w:sz="4" w:space="0" w:color="auto"/>
+              <w:right w:val="single" w:color="auto" w:sz="4" w:space="0"/>
             </w:tcBorders>
             <w:shd w:val="clear" w:color="auto" w:fill="auto"/>
+            <w:tcMar/>
           </w:tcPr>
           <w:p>
             <w:pPr>
@@ -11704,9 +11589,10 @@
           <w:tcPr>
             <w:tcW w:w="2694" w:type="dxa"/>
             <w:tcBorders>
-              <w:left w:val="single" w:sz="4" w:space="0" w:color="auto"/>
+              <w:left w:val="single" w:color="auto" w:sz="4" w:space="0"/>
             </w:tcBorders>
             <w:shd w:val="clear" w:color="auto" w:fill="auto"/>
+            <w:tcMar/>
           </w:tcPr>
           <w:p>
             <w:pPr>
@@ -11736,6 +11622,7 @@
           <w:tcPr>
             <w:tcW w:w="992" w:type="dxa"/>
             <w:shd w:val="clear" w:color="auto" w:fill="auto"/>
+            <w:tcMar/>
           </w:tcPr>
           <w:p>
             <w:pPr>
@@ -11761,6 +11648,7 @@
           <w:tcPr>
             <w:tcW w:w="6203" w:type="dxa"/>
             <w:shd w:val="clear" w:color="auto" w:fill="auto"/>
+            <w:tcMar/>
           </w:tcPr>
           <w:p>
             <w:pPr>
@@ -11790,9 +11678,10 @@
           <w:tcPr>
             <w:tcW w:w="675" w:type="dxa"/>
             <w:tcBorders>
-              <w:right w:val="single" w:sz="4" w:space="0" w:color="auto"/>
+              <w:right w:val="single" w:color="auto" w:sz="4" w:space="0"/>
             </w:tcBorders>
             <w:shd w:val="clear" w:color="auto" w:fill="auto"/>
+            <w:tcMar/>
           </w:tcPr>
           <w:p>
             <w:pPr>
@@ -11817,9 +11706,10 @@
           <w:tcPr>
             <w:tcW w:w="2694" w:type="dxa"/>
             <w:tcBorders>
-              <w:left w:val="single" w:sz="4" w:space="0" w:color="auto"/>
+              <w:left w:val="single" w:color="auto" w:sz="4" w:space="0"/>
             </w:tcBorders>
             <w:shd w:val="clear" w:color="auto" w:fill="auto"/>
+            <w:tcMar/>
           </w:tcPr>
           <w:p>
             <w:pPr>
@@ -11844,6 +11734,7 @@
           <w:tcPr>
             <w:tcW w:w="992" w:type="dxa"/>
             <w:shd w:val="clear" w:color="auto" w:fill="auto"/>
+            <w:tcMar/>
           </w:tcPr>
           <w:p>
             <w:pPr>
@@ -11871,6 +11762,7 @@
           <w:tcPr>
             <w:tcW w:w="6203" w:type="dxa"/>
             <w:shd w:val="clear" w:color="auto" w:fill="auto"/>
+            <w:tcMar/>
           </w:tcPr>
           <w:p>
             <w:pPr>
@@ -11897,9 +11789,10 @@
           <w:tcPr>
             <w:tcW w:w="675" w:type="dxa"/>
             <w:tcBorders>
-              <w:right w:val="single" w:sz="4" w:space="0" w:color="auto"/>
+              <w:right w:val="single" w:color="auto" w:sz="4" w:space="0"/>
             </w:tcBorders>
             <w:shd w:val="clear" w:color="auto" w:fill="auto"/>
+            <w:tcMar/>
           </w:tcPr>
           <w:p>
             <w:pPr>
@@ -11924,9 +11817,10 @@
           <w:tcPr>
             <w:tcW w:w="2694" w:type="dxa"/>
             <w:tcBorders>
-              <w:left w:val="single" w:sz="4" w:space="0" w:color="auto"/>
+              <w:left w:val="single" w:color="auto" w:sz="4" w:space="0"/>
             </w:tcBorders>
             <w:shd w:val="clear" w:color="auto" w:fill="auto"/>
+            <w:tcMar/>
           </w:tcPr>
           <w:p>
             <w:pPr>
@@ -11955,6 +11849,7 @@
           <w:tcPr>
             <w:tcW w:w="992" w:type="dxa"/>
             <w:shd w:val="clear" w:color="auto" w:fill="auto"/>
+            <w:tcMar/>
           </w:tcPr>
           <w:p>
             <w:pPr>
@@ -11980,6 +11875,7 @@
           <w:tcPr>
             <w:tcW w:w="6203" w:type="dxa"/>
             <w:shd w:val="clear" w:color="auto" w:fill="auto"/>
+            <w:tcMar/>
           </w:tcPr>
           <w:p>
             <w:pPr>
@@ -12006,9 +11902,10 @@
           <w:tcPr>
             <w:tcW w:w="675" w:type="dxa"/>
             <w:tcBorders>
-              <w:right w:val="single" w:sz="4" w:space="0" w:color="auto"/>
+              <w:right w:val="single" w:color="auto" w:sz="4" w:space="0"/>
             </w:tcBorders>
             <w:shd w:val="clear" w:color="auto" w:fill="auto"/>
+            <w:tcMar/>
           </w:tcPr>
           <w:p>
             <w:pPr>
@@ -12033,9 +11930,10 @@
           <w:tcPr>
             <w:tcW w:w="2694" w:type="dxa"/>
             <w:tcBorders>
-              <w:left w:val="single" w:sz="4" w:space="0" w:color="auto"/>
+              <w:left w:val="single" w:color="auto" w:sz="4" w:space="0"/>
             </w:tcBorders>
             <w:shd w:val="clear" w:color="auto" w:fill="auto"/>
+            <w:tcMar/>
           </w:tcPr>
           <w:p>
             <w:pPr>
@@ -12066,6 +11964,7 @@
           <w:tcPr>
             <w:tcW w:w="992" w:type="dxa"/>
             <w:shd w:val="clear" w:color="auto" w:fill="auto"/>
+            <w:tcMar/>
           </w:tcPr>
           <w:p>
             <w:pPr>
@@ -12091,6 +11990,7 @@
           <w:tcPr>
             <w:tcW w:w="6203" w:type="dxa"/>
             <w:shd w:val="clear" w:color="auto" w:fill="auto"/>
+            <w:tcMar/>
           </w:tcPr>
           <w:p>
             <w:pPr>
@@ -12117,9 +12017,10 @@
           <w:tcPr>
             <w:tcW w:w="675" w:type="dxa"/>
             <w:tcBorders>
-              <w:right w:val="single" w:sz="4" w:space="0" w:color="auto"/>
+              <w:right w:val="single" w:color="auto" w:sz="4" w:space="0"/>
             </w:tcBorders>
             <w:shd w:val="clear" w:color="auto" w:fill="auto"/>
+            <w:tcMar/>
           </w:tcPr>
           <w:p>
             <w:pPr>
@@ -12144,9 +12045,10 @@
           <w:tcPr>
             <w:tcW w:w="2694" w:type="dxa"/>
             <w:tcBorders>
-              <w:left w:val="single" w:sz="4" w:space="0" w:color="auto"/>
+              <w:left w:val="single" w:color="auto" w:sz="4" w:space="0"/>
             </w:tcBorders>
             <w:shd w:val="clear" w:color="auto" w:fill="auto"/>
+            <w:tcMar/>
           </w:tcPr>
           <w:p>
             <w:pPr>
@@ -12172,6 +12074,7 @@
           <w:tcPr>
             <w:tcW w:w="992" w:type="dxa"/>
             <w:shd w:val="clear" w:color="auto" w:fill="auto"/>
+            <w:tcMar/>
           </w:tcPr>
           <w:p>
             <w:pPr>
@@ -12197,6 +12100,7 @@
           <w:tcPr>
             <w:tcW w:w="6203" w:type="dxa"/>
             <w:shd w:val="clear" w:color="auto" w:fill="auto"/>
+            <w:tcMar/>
           </w:tcPr>
           <w:p>
             <w:pPr>
@@ -12223,9 +12127,10 @@
           <w:tcPr>
             <w:tcW w:w="675" w:type="dxa"/>
             <w:tcBorders>
-              <w:right w:val="single" w:sz="4" w:space="0" w:color="auto"/>
+              <w:right w:val="single" w:color="auto" w:sz="4" w:space="0"/>
             </w:tcBorders>
             <w:shd w:val="clear" w:color="auto" w:fill="auto"/>
+            <w:tcMar/>
           </w:tcPr>
           <w:p>
             <w:pPr>
@@ -12250,9 +12155,10 @@
           <w:tcPr>
             <w:tcW w:w="2694" w:type="dxa"/>
             <w:tcBorders>
-              <w:left w:val="single" w:sz="4" w:space="0" w:color="auto"/>
+              <w:left w:val="single" w:color="auto" w:sz="4" w:space="0"/>
             </w:tcBorders>
             <w:shd w:val="clear" w:color="auto" w:fill="auto"/>
+            <w:tcMar/>
           </w:tcPr>
           <w:p>
             <w:pPr>
@@ -12280,6 +12186,7 @@
           <w:tcPr>
             <w:tcW w:w="992" w:type="dxa"/>
             <w:shd w:val="clear" w:color="auto" w:fill="auto"/>
+            <w:tcMar/>
           </w:tcPr>
           <w:p>
             <w:pPr>
@@ -12305,6 +12212,7 @@
           <w:tcPr>
             <w:tcW w:w="6203" w:type="dxa"/>
             <w:shd w:val="clear" w:color="auto" w:fill="auto"/>
+            <w:tcMar/>
           </w:tcPr>
           <w:p>
             <w:pPr>
@@ -12331,9 +12239,10 @@
           <w:tcPr>
             <w:tcW w:w="675" w:type="dxa"/>
             <w:tcBorders>
-              <w:right w:val="single" w:sz="4" w:space="0" w:color="auto"/>
+              <w:right w:val="single" w:color="auto" w:sz="4" w:space="0"/>
             </w:tcBorders>
             <w:shd w:val="clear" w:color="auto" w:fill="auto"/>
+            <w:tcMar/>
           </w:tcPr>
           <w:p>
             <w:pPr>
@@ -12358,9 +12267,10 @@
           <w:tcPr>
             <w:tcW w:w="2694" w:type="dxa"/>
             <w:tcBorders>
-              <w:left w:val="single" w:sz="4" w:space="0" w:color="auto"/>
+              <w:left w:val="single" w:color="auto" w:sz="4" w:space="0"/>
             </w:tcBorders>
             <w:shd w:val="clear" w:color="auto" w:fill="auto"/>
+            <w:tcMar/>
           </w:tcPr>
           <w:p>
             <w:pPr>
@@ -12385,6 +12295,7 @@
           <w:tcPr>
             <w:tcW w:w="992" w:type="dxa"/>
             <w:shd w:val="clear" w:color="auto" w:fill="auto"/>
+            <w:tcMar/>
           </w:tcPr>
           <w:p>
             <w:pPr>
@@ -12410,6 +12321,7 @@
           <w:tcPr>
             <w:tcW w:w="6203" w:type="dxa"/>
             <w:shd w:val="clear" w:color="auto" w:fill="auto"/>
+            <w:tcMar/>
           </w:tcPr>
           <w:p>
             <w:pPr>
@@ -12436,9 +12348,10 @@
           <w:tcPr>
             <w:tcW w:w="675" w:type="dxa"/>
             <w:tcBorders>
-              <w:right w:val="single" w:sz="4" w:space="0" w:color="auto"/>
+              <w:right w:val="single" w:color="auto" w:sz="4" w:space="0"/>
             </w:tcBorders>
             <w:shd w:val="clear" w:color="auto" w:fill="auto"/>
+            <w:tcMar/>
           </w:tcPr>
           <w:p>
             <w:pPr>
@@ -12463,9 +12376,10 @@
           <w:tcPr>
             <w:tcW w:w="2694" w:type="dxa"/>
             <w:tcBorders>
-              <w:left w:val="single" w:sz="4" w:space="0" w:color="auto"/>
+              <w:left w:val="single" w:color="auto" w:sz="4" w:space="0"/>
             </w:tcBorders>
             <w:shd w:val="clear" w:color="auto" w:fill="auto"/>
+            <w:tcMar/>
           </w:tcPr>
           <w:p>
             <w:pPr>
@@ -12477,7 +12391,7 @@
               <w:spacing w:before="120"/>
               <w:jc w:val="left"/>
               <w:rPr>
-                <w:rFonts w:ascii="Calibri" w:eastAsia="Arial Unicode MS" w:hAnsi="Calibri" w:cs="Calibri"/>
+                <w:rFonts w:ascii="Calibri" w:hAnsi="Calibri" w:eastAsia="Arial Unicode MS" w:cs="Calibri"/>
                 <w:sz w:val="20"/>
               </w:rPr>
             </w:pPr>
@@ -12494,6 +12408,7 @@
           <w:tcPr>
             <w:tcW w:w="992" w:type="dxa"/>
             <w:shd w:val="clear" w:color="auto" w:fill="auto"/>
+            <w:tcMar/>
           </w:tcPr>
           <w:p>
             <w:pPr>
@@ -12521,6 +12436,7 @@
           <w:tcPr>
             <w:tcW w:w="6203" w:type="dxa"/>
             <w:shd w:val="clear" w:color="auto" w:fill="auto"/>
+            <w:tcMar/>
           </w:tcPr>
           <w:p>
             <w:pPr>
@@ -12547,9 +12463,10 @@
           <w:tcPr>
             <w:tcW w:w="675" w:type="dxa"/>
             <w:tcBorders>
-              <w:right w:val="single" w:sz="4" w:space="0" w:color="auto"/>
+              <w:right w:val="single" w:color="auto" w:sz="4" w:space="0"/>
             </w:tcBorders>
             <w:shd w:val="clear" w:color="auto" w:fill="auto"/>
+            <w:tcMar/>
           </w:tcPr>
           <w:p>
             <w:pPr>
@@ -12574,9 +12491,10 @@
           <w:tcPr>
             <w:tcW w:w="2694" w:type="dxa"/>
             <w:tcBorders>
-              <w:left w:val="single" w:sz="4" w:space="0" w:color="auto"/>
+              <w:left w:val="single" w:color="auto" w:sz="4" w:space="0"/>
             </w:tcBorders>
             <w:shd w:val="clear" w:color="auto" w:fill="auto"/>
+            <w:tcMar/>
           </w:tcPr>
           <w:p>
             <w:pPr>
@@ -12606,6 +12524,7 @@
           <w:tcPr>
             <w:tcW w:w="992" w:type="dxa"/>
             <w:shd w:val="clear" w:color="auto" w:fill="auto"/>
+            <w:tcMar/>
           </w:tcPr>
           <w:p>
             <w:pPr>
@@ -12631,6 +12550,7 @@
           <w:tcPr>
             <w:tcW w:w="6203" w:type="dxa"/>
             <w:shd w:val="clear" w:color="auto" w:fill="auto"/>
+            <w:tcMar/>
           </w:tcPr>
           <w:p>
             <w:pPr>
@@ -12657,9 +12577,10 @@
           <w:tcPr>
             <w:tcW w:w="675" w:type="dxa"/>
             <w:tcBorders>
-              <w:right w:val="single" w:sz="4" w:space="0" w:color="auto"/>
+              <w:right w:val="single" w:color="auto" w:sz="4" w:space="0"/>
             </w:tcBorders>
             <w:shd w:val="clear" w:color="auto" w:fill="auto"/>
+            <w:tcMar/>
           </w:tcPr>
           <w:p>
             <w:pPr>
@@ -12684,9 +12605,10 @@
           <w:tcPr>
             <w:tcW w:w="2694" w:type="dxa"/>
             <w:tcBorders>
-              <w:left w:val="single" w:sz="4" w:space="0" w:color="auto"/>
+              <w:left w:val="single" w:color="auto" w:sz="4" w:space="0"/>
             </w:tcBorders>
             <w:shd w:val="clear" w:color="auto" w:fill="auto"/>
+            <w:tcMar/>
           </w:tcPr>
           <w:p>
             <w:pPr>
@@ -12711,6 +12633,7 @@
           <w:tcPr>
             <w:tcW w:w="992" w:type="dxa"/>
             <w:shd w:val="clear" w:color="auto" w:fill="auto"/>
+            <w:tcMar/>
           </w:tcPr>
           <w:p>
             <w:pPr>
@@ -12736,6 +12659,7 @@
           <w:tcPr>
             <w:tcW w:w="6203" w:type="dxa"/>
             <w:shd w:val="clear" w:color="auto" w:fill="auto"/>
+            <w:tcMar/>
           </w:tcPr>
           <w:p>
             <w:pPr>
@@ -12765,9 +12689,10 @@
           <w:tcPr>
             <w:tcW w:w="675" w:type="dxa"/>
             <w:tcBorders>
-              <w:right w:val="single" w:sz="4" w:space="0" w:color="auto"/>
+              <w:right w:val="single" w:color="auto" w:sz="4" w:space="0"/>
             </w:tcBorders>
             <w:shd w:val="clear" w:color="auto" w:fill="auto"/>
+            <w:tcMar/>
           </w:tcPr>
           <w:p>
             <w:pPr>
@@ -12792,9 +12717,10 @@
           <w:tcPr>
             <w:tcW w:w="2694" w:type="dxa"/>
             <w:tcBorders>
-              <w:left w:val="single" w:sz="4" w:space="0" w:color="auto"/>
+              <w:left w:val="single" w:color="auto" w:sz="4" w:space="0"/>
             </w:tcBorders>
             <w:shd w:val="clear" w:color="auto" w:fill="auto"/>
+            <w:tcMar/>
           </w:tcPr>
           <w:p>
             <w:pPr>
@@ -12819,6 +12745,7 @@
           <w:tcPr>
             <w:tcW w:w="992" w:type="dxa"/>
             <w:shd w:val="clear" w:color="auto" w:fill="auto"/>
+            <w:tcMar/>
           </w:tcPr>
           <w:p>
             <w:pPr>
@@ -12853,6 +12780,7 @@
           <w:tcPr>
             <w:tcW w:w="6203" w:type="dxa"/>
             <w:shd w:val="clear" w:color="auto" w:fill="auto"/>
+            <w:tcMar/>
           </w:tcPr>
           <w:p>
             <w:pPr>
@@ -12879,9 +12807,10 @@
           <w:tcPr>
             <w:tcW w:w="675" w:type="dxa"/>
             <w:tcBorders>
-              <w:right w:val="single" w:sz="4" w:space="0" w:color="auto"/>
+              <w:right w:val="single" w:color="auto" w:sz="4" w:space="0"/>
             </w:tcBorders>
             <w:shd w:val="clear" w:color="auto" w:fill="auto"/>
+            <w:tcMar/>
           </w:tcPr>
           <w:p>
             <w:pPr>
@@ -12906,9 +12835,10 @@
           <w:tcPr>
             <w:tcW w:w="2694" w:type="dxa"/>
             <w:tcBorders>
-              <w:left w:val="single" w:sz="4" w:space="0" w:color="auto"/>
+              <w:left w:val="single" w:color="auto" w:sz="4" w:space="0"/>
             </w:tcBorders>
             <w:shd w:val="clear" w:color="auto" w:fill="auto"/>
+            <w:tcMar/>
           </w:tcPr>
           <w:p>
             <w:pPr>
@@ -12938,6 +12868,7 @@
           <w:tcPr>
             <w:tcW w:w="992" w:type="dxa"/>
             <w:shd w:val="clear" w:color="auto" w:fill="auto"/>
+            <w:tcMar/>
           </w:tcPr>
           <w:p>
             <w:pPr>
@@ -12963,6 +12894,7 @@
           <w:tcPr>
             <w:tcW w:w="6203" w:type="dxa"/>
             <w:shd w:val="clear" w:color="auto" w:fill="auto"/>
+            <w:tcMar/>
           </w:tcPr>
           <w:p>
             <w:pPr>
@@ -12989,9 +12921,10 @@
           <w:tcPr>
             <w:tcW w:w="675" w:type="dxa"/>
             <w:tcBorders>
-              <w:right w:val="single" w:sz="4" w:space="0" w:color="auto"/>
+              <w:right w:val="single" w:color="auto" w:sz="4" w:space="0"/>
             </w:tcBorders>
             <w:shd w:val="clear" w:color="auto" w:fill="auto"/>
+            <w:tcMar/>
           </w:tcPr>
           <w:p>
             <w:pPr>
@@ -13016,9 +12949,10 @@
           <w:tcPr>
             <w:tcW w:w="2694" w:type="dxa"/>
             <w:tcBorders>
-              <w:left w:val="single" w:sz="4" w:space="0" w:color="auto"/>
+              <w:left w:val="single" w:color="auto" w:sz="4" w:space="0"/>
             </w:tcBorders>
             <w:shd w:val="clear" w:color="auto" w:fill="auto"/>
+            <w:tcMar/>
           </w:tcPr>
           <w:p>
             <w:pPr>
@@ -13043,6 +12977,7 @@
           <w:tcPr>
             <w:tcW w:w="992" w:type="dxa"/>
             <w:shd w:val="clear" w:color="auto" w:fill="auto"/>
+            <w:tcMar/>
           </w:tcPr>
           <w:p>
             <w:pPr>
@@ -13068,6 +13003,7 @@
           <w:tcPr>
             <w:tcW w:w="6203" w:type="dxa"/>
             <w:shd w:val="clear" w:color="auto" w:fill="auto"/>
+            <w:tcMar/>
           </w:tcPr>
           <w:p>
             <w:pPr>
@@ -13097,9 +13033,10 @@
           <w:tcPr>
             <w:tcW w:w="675" w:type="dxa"/>
             <w:tcBorders>
-              <w:right w:val="single" w:sz="4" w:space="0" w:color="auto"/>
+              <w:right w:val="single" w:color="auto" w:sz="4" w:space="0"/>
             </w:tcBorders>
             <w:shd w:val="clear" w:color="auto" w:fill="auto"/>
+            <w:tcMar/>
           </w:tcPr>
           <w:p>
             <w:pPr>
@@ -13124,9 +13061,10 @@
           <w:tcPr>
             <w:tcW w:w="2694" w:type="dxa"/>
             <w:tcBorders>
-              <w:left w:val="single" w:sz="4" w:space="0" w:color="auto"/>
+              <w:left w:val="single" w:color="auto" w:sz="4" w:space="0"/>
             </w:tcBorders>
             <w:shd w:val="clear" w:color="auto" w:fill="auto"/>
+            <w:tcMar/>
           </w:tcPr>
           <w:p>
             <w:pPr>
@@ -13156,6 +13094,7 @@
           <w:tcPr>
             <w:tcW w:w="992" w:type="dxa"/>
             <w:shd w:val="clear" w:color="auto" w:fill="auto"/>
+            <w:tcMar/>
           </w:tcPr>
           <w:p>
             <w:pPr>
@@ -13179,6 +13118,7 @@
           <w:tcPr>
             <w:tcW w:w="6203" w:type="dxa"/>
             <w:shd w:val="clear" w:color="auto" w:fill="auto"/>
+            <w:tcMar/>
           </w:tcPr>
           <w:p>
             <w:pPr>
@@ -13205,9 +13145,10 @@
           <w:tcPr>
             <w:tcW w:w="675" w:type="dxa"/>
             <w:tcBorders>
-              <w:right w:val="single" w:sz="4" w:space="0" w:color="auto"/>
+              <w:right w:val="single" w:color="auto" w:sz="4" w:space="0"/>
             </w:tcBorders>
             <w:shd w:val="clear" w:color="auto" w:fill="auto"/>
+            <w:tcMar/>
           </w:tcPr>
           <w:p>
             <w:pPr>
@@ -13232,9 +13173,10 @@
           <w:tcPr>
             <w:tcW w:w="2694" w:type="dxa"/>
             <w:tcBorders>
-              <w:left w:val="single" w:sz="4" w:space="0" w:color="auto"/>
+              <w:left w:val="single" w:color="auto" w:sz="4" w:space="0"/>
             </w:tcBorders>
             <w:shd w:val="clear" w:color="auto" w:fill="auto"/>
+            <w:tcMar/>
           </w:tcPr>
           <w:p>
             <w:pPr>
@@ -13259,6 +13201,7 @@
           <w:tcPr>
             <w:tcW w:w="992" w:type="dxa"/>
             <w:shd w:val="clear" w:color="auto" w:fill="auto"/>
+            <w:tcMar/>
           </w:tcPr>
           <w:p>
             <w:pPr>
@@ -13284,6 +13227,7 @@
           <w:tcPr>
             <w:tcW w:w="6203" w:type="dxa"/>
             <w:shd w:val="clear" w:color="auto" w:fill="auto"/>
+            <w:tcMar/>
           </w:tcPr>
           <w:p>
             <w:pPr>
@@ -13310,9 +13254,10 @@
           <w:tcPr>
             <w:tcW w:w="675" w:type="dxa"/>
             <w:tcBorders>
-              <w:right w:val="single" w:sz="4" w:space="0" w:color="auto"/>
+              <w:right w:val="single" w:color="auto" w:sz="4" w:space="0"/>
             </w:tcBorders>
             <w:shd w:val="clear" w:color="auto" w:fill="auto"/>
+            <w:tcMar/>
           </w:tcPr>
           <w:p>
             <w:pPr>
@@ -13337,9 +13282,10 @@
           <w:tcPr>
             <w:tcW w:w="2694" w:type="dxa"/>
             <w:tcBorders>
-              <w:left w:val="single" w:sz="4" w:space="0" w:color="auto"/>
+              <w:left w:val="single" w:color="auto" w:sz="4" w:space="0"/>
             </w:tcBorders>
             <w:shd w:val="clear" w:color="auto" w:fill="auto"/>
+            <w:tcMar/>
           </w:tcPr>
           <w:p>
             <w:pPr>
@@ -13365,6 +13311,7 @@
           <w:tcPr>
             <w:tcW w:w="992" w:type="dxa"/>
             <w:shd w:val="clear" w:color="auto" w:fill="auto"/>
+            <w:tcMar/>
           </w:tcPr>
           <w:p>
             <w:pPr>
@@ -13391,6 +13338,7 @@
           <w:tcPr>
             <w:tcW w:w="6203" w:type="dxa"/>
             <w:shd w:val="clear" w:color="auto" w:fill="auto"/>
+            <w:tcMar/>
           </w:tcPr>
           <w:p>
             <w:pPr>
@@ -13418,9 +13366,10 @@
           <w:tcPr>
             <w:tcW w:w="675" w:type="dxa"/>
             <w:tcBorders>
-              <w:right w:val="single" w:sz="4" w:space="0" w:color="auto"/>
+              <w:right w:val="single" w:color="auto" w:sz="4" w:space="0"/>
             </w:tcBorders>
             <w:shd w:val="clear" w:color="auto" w:fill="auto"/>
+            <w:tcMar/>
           </w:tcPr>
           <w:p>
             <w:pPr>
@@ -13445,9 +13394,10 @@
           <w:tcPr>
             <w:tcW w:w="2694" w:type="dxa"/>
             <w:tcBorders>
-              <w:left w:val="single" w:sz="4" w:space="0" w:color="auto"/>
+              <w:left w:val="single" w:color="auto" w:sz="4" w:space="0"/>
             </w:tcBorders>
             <w:shd w:val="clear" w:color="auto" w:fill="auto"/>
+            <w:tcMar/>
           </w:tcPr>
           <w:p>
             <w:pPr>
@@ -13472,6 +13422,7 @@
           <w:tcPr>
             <w:tcW w:w="992" w:type="dxa"/>
             <w:shd w:val="clear" w:color="auto" w:fill="auto"/>
+            <w:tcMar/>
           </w:tcPr>
           <w:p>
             <w:pPr>
@@ -13497,6 +13448,7 @@
           <w:tcPr>
             <w:tcW w:w="6203" w:type="dxa"/>
             <w:shd w:val="clear" w:color="auto" w:fill="auto"/>
+            <w:tcMar/>
           </w:tcPr>
           <w:p>
             <w:pPr>
@@ -13523,9 +13475,10 @@
           <w:tcPr>
             <w:tcW w:w="675" w:type="dxa"/>
             <w:tcBorders>
-              <w:right w:val="single" w:sz="4" w:space="0" w:color="auto"/>
+              <w:right w:val="single" w:color="auto" w:sz="4" w:space="0"/>
             </w:tcBorders>
             <w:shd w:val="clear" w:color="auto" w:fill="auto"/>
+            <w:tcMar/>
           </w:tcPr>
           <w:p>
             <w:pPr>
@@ -13550,9 +13503,10 @@
           <w:tcPr>
             <w:tcW w:w="2694" w:type="dxa"/>
             <w:tcBorders>
-              <w:left w:val="single" w:sz="4" w:space="0" w:color="auto"/>
+              <w:left w:val="single" w:color="auto" w:sz="4" w:space="0"/>
             </w:tcBorders>
             <w:shd w:val="clear" w:color="auto" w:fill="auto"/>
+            <w:tcMar/>
           </w:tcPr>
           <w:p>
             <w:pPr>
@@ -13577,6 +13531,7 @@
           <w:tcPr>
             <w:tcW w:w="992" w:type="dxa"/>
             <w:shd w:val="clear" w:color="auto" w:fill="auto"/>
+            <w:tcMar/>
           </w:tcPr>
           <w:p>
             <w:pPr>
@@ -13602,6 +13557,7 @@
           <w:tcPr>
             <w:tcW w:w="6203" w:type="dxa"/>
             <w:shd w:val="clear" w:color="auto" w:fill="auto"/>
+            <w:tcMar/>
           </w:tcPr>
           <w:p>
             <w:pPr>
@@ -13628,9 +13584,10 @@
           <w:tcPr>
             <w:tcW w:w="675" w:type="dxa"/>
             <w:tcBorders>
-              <w:right w:val="single" w:sz="4" w:space="0" w:color="auto"/>
+              <w:right w:val="single" w:color="auto" w:sz="4" w:space="0"/>
             </w:tcBorders>
             <w:shd w:val="clear" w:color="auto" w:fill="auto"/>
+            <w:tcMar/>
           </w:tcPr>
           <w:p>
             <w:pPr>
@@ -13655,9 +13612,10 @@
           <w:tcPr>
             <w:tcW w:w="2694" w:type="dxa"/>
             <w:tcBorders>
-              <w:left w:val="single" w:sz="4" w:space="0" w:color="auto"/>
+              <w:left w:val="single" w:color="auto" w:sz="4" w:space="0"/>
             </w:tcBorders>
             <w:shd w:val="clear" w:color="auto" w:fill="auto"/>
+            <w:tcMar/>
           </w:tcPr>
           <w:p>
             <w:pPr>
@@ -13682,6 +13640,7 @@
           <w:tcPr>
             <w:tcW w:w="992" w:type="dxa"/>
             <w:shd w:val="clear" w:color="auto" w:fill="auto"/>
+            <w:tcMar/>
           </w:tcPr>
           <w:p>
             <w:pPr>
@@ -13707,6 +13666,7 @@
           <w:tcPr>
             <w:tcW w:w="6203" w:type="dxa"/>
             <w:shd w:val="clear" w:color="auto" w:fill="auto"/>
+            <w:tcMar/>
           </w:tcPr>
           <w:p>
             <w:pPr>
@@ -13733,9 +13693,10 @@
           <w:tcPr>
             <w:tcW w:w="675" w:type="dxa"/>
             <w:tcBorders>
-              <w:right w:val="single" w:sz="4" w:space="0" w:color="auto"/>
+              <w:right w:val="single" w:color="auto" w:sz="4" w:space="0"/>
             </w:tcBorders>
             <w:shd w:val="clear" w:color="auto" w:fill="auto"/>
+            <w:tcMar/>
           </w:tcPr>
           <w:p>
             <w:pPr>
@@ -13752,7 +13713,6 @@
                 <w:sz w:val="20"/>
                 <w:szCs w:val="20"/>
               </w:rPr>
-              <w:lastRenderedPageBreak/>
               <w:t>5.35</w:t>
             </w:r>
           </w:p>
@@ -13761,9 +13721,10 @@
           <w:tcPr>
             <w:tcW w:w="2694" w:type="dxa"/>
             <w:tcBorders>
-              <w:left w:val="single" w:sz="4" w:space="0" w:color="auto"/>
+              <w:left w:val="single" w:color="auto" w:sz="4" w:space="0"/>
             </w:tcBorders>
             <w:shd w:val="clear" w:color="auto" w:fill="auto"/>
+            <w:tcMar/>
           </w:tcPr>
           <w:p>
             <w:pPr>
@@ -13793,6 +13754,7 @@
           <w:tcPr>
             <w:tcW w:w="992" w:type="dxa"/>
             <w:shd w:val="clear" w:color="auto" w:fill="auto"/>
+            <w:tcMar/>
           </w:tcPr>
           <w:p>
             <w:pPr>
@@ -13818,6 +13780,7 @@
           <w:tcPr>
             <w:tcW w:w="6203" w:type="dxa"/>
             <w:shd w:val="clear" w:color="auto" w:fill="auto"/>
+            <w:tcMar/>
           </w:tcPr>
           <w:p>
             <w:pPr>
@@ -13844,9 +13807,10 @@
           <w:tcPr>
             <w:tcW w:w="675" w:type="dxa"/>
             <w:tcBorders>
-              <w:right w:val="single" w:sz="4" w:space="0" w:color="auto"/>
+              <w:right w:val="single" w:color="auto" w:sz="4" w:space="0"/>
             </w:tcBorders>
             <w:shd w:val="clear" w:color="auto" w:fill="auto"/>
+            <w:tcMar/>
           </w:tcPr>
           <w:p>
             <w:pPr>
@@ -13872,9 +13836,10 @@
           <w:tcPr>
             <w:tcW w:w="2694" w:type="dxa"/>
             <w:tcBorders>
-              <w:left w:val="single" w:sz="4" w:space="0" w:color="auto"/>
+              <w:left w:val="single" w:color="auto" w:sz="4" w:space="0"/>
             </w:tcBorders>
             <w:shd w:val="clear" w:color="auto" w:fill="auto"/>
+            <w:tcMar/>
           </w:tcPr>
           <w:p>
             <w:pPr>
@@ -13903,6 +13868,7 @@
           <w:tcPr>
             <w:tcW w:w="992" w:type="dxa"/>
             <w:shd w:val="clear" w:color="auto" w:fill="auto"/>
+            <w:tcMar/>
           </w:tcPr>
           <w:p>
             <w:pPr>
@@ -13928,6 +13894,7 @@
           <w:tcPr>
             <w:tcW w:w="6203" w:type="dxa"/>
             <w:shd w:val="clear" w:color="auto" w:fill="auto"/>
+            <w:tcMar/>
           </w:tcPr>
           <w:p>
             <w:pPr>
@@ -13954,9 +13921,10 @@
           <w:tcPr>
             <w:tcW w:w="675" w:type="dxa"/>
             <w:tcBorders>
-              <w:right w:val="single" w:sz="4" w:space="0" w:color="auto"/>
+              <w:right w:val="single" w:color="auto" w:sz="4" w:space="0"/>
             </w:tcBorders>
             <w:shd w:val="clear" w:color="auto" w:fill="auto"/>
+            <w:tcMar/>
           </w:tcPr>
           <w:p>
             <w:pPr>
@@ -13982,9 +13950,10 @@
           <w:tcPr>
             <w:tcW w:w="2694" w:type="dxa"/>
             <w:tcBorders>
-              <w:left w:val="single" w:sz="4" w:space="0" w:color="auto"/>
+              <w:left w:val="single" w:color="auto" w:sz="4" w:space="0"/>
             </w:tcBorders>
             <w:shd w:val="clear" w:color="auto" w:fill="auto"/>
+            <w:tcMar/>
           </w:tcPr>
           <w:p>
             <w:pPr>
@@ -14013,6 +13982,7 @@
           <w:tcPr>
             <w:tcW w:w="992" w:type="dxa"/>
             <w:shd w:val="clear" w:color="auto" w:fill="auto"/>
+            <w:tcMar/>
           </w:tcPr>
           <w:p>
             <w:pPr>
@@ -14038,6 +14008,7 @@
           <w:tcPr>
             <w:tcW w:w="6203" w:type="dxa"/>
             <w:shd w:val="clear" w:color="auto" w:fill="auto"/>
+            <w:tcMar/>
           </w:tcPr>
           <w:p>
             <w:pPr>
@@ -14065,6 +14036,7 @@
             <w:tcW w:w="10564" w:type="dxa"/>
             <w:gridSpan w:val="4"/>
             <w:shd w:val="clear" w:color="auto" w:fill="00B050"/>
+            <w:tcMar/>
           </w:tcPr>
           <w:p>
             <w:pPr>
@@ -14096,9 +14068,10 @@
           <w:tcPr>
             <w:tcW w:w="675" w:type="dxa"/>
             <w:tcBorders>
-              <w:right w:val="single" w:sz="4" w:space="0" w:color="auto"/>
+              <w:right w:val="single" w:color="auto" w:sz="4" w:space="0"/>
             </w:tcBorders>
             <w:shd w:val="clear" w:color="auto" w:fill="auto"/>
+            <w:tcMar/>
           </w:tcPr>
           <w:p>
             <w:pPr>
@@ -14124,9 +14097,10 @@
           <w:tcPr>
             <w:tcW w:w="2694" w:type="dxa"/>
             <w:tcBorders>
-              <w:left w:val="single" w:sz="4" w:space="0" w:color="auto"/>
+              <w:left w:val="single" w:color="auto" w:sz="4" w:space="0"/>
             </w:tcBorders>
             <w:shd w:val="clear" w:color="auto" w:fill="auto"/>
+            <w:tcMar/>
           </w:tcPr>
           <w:p>
             <w:pPr>
@@ -14155,6 +14129,7 @@
           <w:tcPr>
             <w:tcW w:w="992" w:type="dxa"/>
             <w:shd w:val="clear" w:color="auto" w:fill="auto"/>
+            <w:tcMar/>
           </w:tcPr>
           <w:p>
             <w:pPr>
@@ -14180,6 +14155,7 @@
           <w:tcPr>
             <w:tcW w:w="6203" w:type="dxa"/>
             <w:shd w:val="clear" w:color="auto" w:fill="auto"/>
+            <w:tcMar/>
           </w:tcPr>
           <w:p>
             <w:pPr>
@@ -14209,9 +14185,10 @@
           <w:tcPr>
             <w:tcW w:w="675" w:type="dxa"/>
             <w:tcBorders>
-              <w:right w:val="single" w:sz="4" w:space="0" w:color="auto"/>
+              <w:right w:val="single" w:color="auto" w:sz="4" w:space="0"/>
             </w:tcBorders>
             <w:shd w:val="clear" w:color="auto" w:fill="auto"/>
+            <w:tcMar/>
           </w:tcPr>
           <w:p>
             <w:pPr>
@@ -14236,9 +14213,10 @@
           <w:tcPr>
             <w:tcW w:w="2694" w:type="dxa"/>
             <w:tcBorders>
-              <w:left w:val="single" w:sz="4" w:space="0" w:color="auto"/>
+              <w:left w:val="single" w:color="auto" w:sz="4" w:space="0"/>
             </w:tcBorders>
             <w:shd w:val="clear" w:color="auto" w:fill="auto"/>
+            <w:tcMar/>
           </w:tcPr>
           <w:p>
             <w:pPr>
@@ -14267,6 +14245,7 @@
           <w:tcPr>
             <w:tcW w:w="992" w:type="dxa"/>
             <w:shd w:val="clear" w:color="auto" w:fill="auto"/>
+            <w:tcMar/>
           </w:tcPr>
           <w:p>
             <w:pPr>
@@ -14292,6 +14271,7 @@
           <w:tcPr>
             <w:tcW w:w="6203" w:type="dxa"/>
             <w:shd w:val="clear" w:color="auto" w:fill="auto"/>
+            <w:tcMar/>
           </w:tcPr>
           <w:p>
             <w:pPr>
@@ -14318,9 +14298,10 @@
           <w:tcPr>
             <w:tcW w:w="675" w:type="dxa"/>
             <w:tcBorders>
-              <w:right w:val="single" w:sz="4" w:space="0" w:color="auto"/>
+              <w:right w:val="single" w:color="auto" w:sz="4" w:space="0"/>
             </w:tcBorders>
             <w:shd w:val="clear" w:color="auto" w:fill="auto"/>
+            <w:tcMar/>
           </w:tcPr>
           <w:p>
             <w:pPr>
@@ -14345,9 +14326,10 @@
           <w:tcPr>
             <w:tcW w:w="2694" w:type="dxa"/>
             <w:tcBorders>
-              <w:left w:val="single" w:sz="4" w:space="0" w:color="auto"/>
+              <w:left w:val="single" w:color="auto" w:sz="4" w:space="0"/>
             </w:tcBorders>
             <w:shd w:val="clear" w:color="auto" w:fill="auto"/>
+            <w:tcMar/>
           </w:tcPr>
           <w:p>
             <w:pPr>
@@ -14368,7 +14350,15 @@
                 <w:sz w:val="20"/>
                 <w:szCs w:val="20"/>
               </w:rPr>
-              <w:t>Information security awareness, education and training</w:t>
+              <w:t xml:space="preserve">Information security awareness, education and </w:t>
+            </w:r>
+            <w:r>
+              <w:rPr>
+                <w:rFonts w:cs="Calibri"/>
+                <w:sz w:val="20"/>
+                <w:szCs w:val="20"/>
+              </w:rPr>
+              <w:t>training</w:t>
             </w:r>
           </w:p>
         </w:tc>
@@ -14376,6 +14366,7 @@
           <w:tcPr>
             <w:tcW w:w="992" w:type="dxa"/>
             <w:shd w:val="clear" w:color="auto" w:fill="auto"/>
+            <w:tcMar/>
           </w:tcPr>
           <w:p>
             <w:pPr>
@@ -14401,6 +14392,7 @@
           <w:tcPr>
             <w:tcW w:w="6203" w:type="dxa"/>
             <w:shd w:val="clear" w:color="auto" w:fill="auto"/>
+            <w:tcMar/>
           </w:tcPr>
           <w:p>
             <w:pPr>
@@ -14427,9 +14419,10 @@
           <w:tcPr>
             <w:tcW w:w="675" w:type="dxa"/>
             <w:tcBorders>
-              <w:right w:val="single" w:sz="4" w:space="0" w:color="auto"/>
+              <w:right w:val="single" w:color="auto" w:sz="4" w:space="0"/>
             </w:tcBorders>
             <w:shd w:val="clear" w:color="auto" w:fill="auto"/>
+            <w:tcMar/>
           </w:tcPr>
           <w:p>
             <w:pPr>
@@ -14454,9 +14447,10 @@
           <w:tcPr>
             <w:tcW w:w="2694" w:type="dxa"/>
             <w:tcBorders>
-              <w:left w:val="single" w:sz="4" w:space="0" w:color="auto"/>
+              <w:left w:val="single" w:color="auto" w:sz="4" w:space="0"/>
             </w:tcBorders>
             <w:shd w:val="clear" w:color="auto" w:fill="auto"/>
+            <w:tcMar/>
           </w:tcPr>
           <w:p>
             <w:pPr>
@@ -14485,6 +14479,7 @@
           <w:tcPr>
             <w:tcW w:w="992" w:type="dxa"/>
             <w:shd w:val="clear" w:color="auto" w:fill="auto"/>
+            <w:tcMar/>
           </w:tcPr>
           <w:p>
             <w:pPr>
@@ -14510,6 +14505,7 @@
           <w:tcPr>
             <w:tcW w:w="6203" w:type="dxa"/>
             <w:shd w:val="clear" w:color="auto" w:fill="auto"/>
+            <w:tcMar/>
           </w:tcPr>
           <w:p>
             <w:pPr>
@@ -14536,9 +14532,10 @@
           <w:tcPr>
             <w:tcW w:w="675" w:type="dxa"/>
             <w:tcBorders>
-              <w:right w:val="single" w:sz="4" w:space="0" w:color="auto"/>
+              <w:right w:val="single" w:color="auto" w:sz="4" w:space="0"/>
             </w:tcBorders>
             <w:shd w:val="clear" w:color="auto" w:fill="auto"/>
+            <w:tcMar/>
           </w:tcPr>
           <w:p>
             <w:pPr>
@@ -14563,9 +14560,10 @@
           <w:tcPr>
             <w:tcW w:w="2694" w:type="dxa"/>
             <w:tcBorders>
-              <w:left w:val="single" w:sz="4" w:space="0" w:color="auto"/>
+              <w:left w:val="single" w:color="auto" w:sz="4" w:space="0"/>
             </w:tcBorders>
             <w:shd w:val="clear" w:color="auto" w:fill="auto"/>
+            <w:tcMar/>
           </w:tcPr>
           <w:p>
             <w:pPr>
@@ -14594,6 +14592,7 @@
           <w:tcPr>
             <w:tcW w:w="992" w:type="dxa"/>
             <w:shd w:val="clear" w:color="auto" w:fill="auto"/>
+            <w:tcMar/>
           </w:tcPr>
           <w:p>
             <w:pPr>
@@ -14619,6 +14618,7 @@
           <w:tcPr>
             <w:tcW w:w="6203" w:type="dxa"/>
             <w:shd w:val="clear" w:color="auto" w:fill="auto"/>
+            <w:tcMar/>
           </w:tcPr>
           <w:p>
             <w:pPr>
@@ -14645,9 +14645,10 @@
           <w:tcPr>
             <w:tcW w:w="675" w:type="dxa"/>
             <w:tcBorders>
-              <w:right w:val="single" w:sz="4" w:space="0" w:color="auto"/>
+              <w:right w:val="single" w:color="auto" w:sz="4" w:space="0"/>
             </w:tcBorders>
             <w:shd w:val="clear" w:color="auto" w:fill="auto"/>
+            <w:tcMar/>
           </w:tcPr>
           <w:p>
             <w:pPr>
@@ -14672,9 +14673,10 @@
           <w:tcPr>
             <w:tcW w:w="2694" w:type="dxa"/>
             <w:tcBorders>
-              <w:left w:val="single" w:sz="4" w:space="0" w:color="auto"/>
+              <w:left w:val="single" w:color="auto" w:sz="4" w:space="0"/>
             </w:tcBorders>
             <w:shd w:val="clear" w:color="auto" w:fill="auto"/>
+            <w:tcMar/>
           </w:tcPr>
           <w:p>
             <w:pPr>
@@ -14703,6 +14705,7 @@
           <w:tcPr>
             <w:tcW w:w="992" w:type="dxa"/>
             <w:shd w:val="clear" w:color="auto" w:fill="auto"/>
+            <w:tcMar/>
           </w:tcPr>
           <w:p>
             <w:pPr>
@@ -14728,6 +14731,7 @@
           <w:tcPr>
             <w:tcW w:w="6203" w:type="dxa"/>
             <w:shd w:val="clear" w:color="auto" w:fill="auto"/>
+            <w:tcMar/>
           </w:tcPr>
           <w:p>
             <w:pPr>
@@ -14754,9 +14758,10 @@
           <w:tcPr>
             <w:tcW w:w="675" w:type="dxa"/>
             <w:tcBorders>
-              <w:right w:val="single" w:sz="4" w:space="0" w:color="auto"/>
+              <w:right w:val="single" w:color="auto" w:sz="4" w:space="0"/>
             </w:tcBorders>
             <w:shd w:val="clear" w:color="auto" w:fill="auto"/>
+            <w:tcMar/>
           </w:tcPr>
           <w:p>
             <w:pPr>
@@ -14781,9 +14786,10 @@
           <w:tcPr>
             <w:tcW w:w="2694" w:type="dxa"/>
             <w:tcBorders>
-              <w:left w:val="single" w:sz="4" w:space="0" w:color="auto"/>
+              <w:left w:val="single" w:color="auto" w:sz="4" w:space="0"/>
             </w:tcBorders>
             <w:shd w:val="clear" w:color="auto" w:fill="auto"/>
+            <w:tcMar/>
           </w:tcPr>
           <w:p>
             <w:pPr>
@@ -14812,6 +14818,7 @@
           <w:tcPr>
             <w:tcW w:w="992" w:type="dxa"/>
             <w:shd w:val="clear" w:color="auto" w:fill="auto"/>
+            <w:tcMar/>
           </w:tcPr>
           <w:p>
             <w:pPr>
@@ -14837,6 +14844,7 @@
           <w:tcPr>
             <w:tcW w:w="6203" w:type="dxa"/>
             <w:shd w:val="clear" w:color="auto" w:fill="auto"/>
+            <w:tcMar/>
           </w:tcPr>
           <w:p>
             <w:pPr>
@@ -14863,9 +14871,10 @@
           <w:tcPr>
             <w:tcW w:w="675" w:type="dxa"/>
             <w:tcBorders>
-              <w:right w:val="single" w:sz="4" w:space="0" w:color="auto"/>
+              <w:right w:val="single" w:color="auto" w:sz="4" w:space="0"/>
             </w:tcBorders>
             <w:shd w:val="clear" w:color="auto" w:fill="auto"/>
+            <w:tcMar/>
           </w:tcPr>
           <w:p>
             <w:pPr>
@@ -14891,9 +14900,10 @@
           <w:tcPr>
             <w:tcW w:w="2694" w:type="dxa"/>
             <w:tcBorders>
-              <w:left w:val="single" w:sz="4" w:space="0" w:color="auto"/>
+              <w:left w:val="single" w:color="auto" w:sz="4" w:space="0"/>
             </w:tcBorders>
             <w:shd w:val="clear" w:color="auto" w:fill="auto"/>
+            <w:tcMar/>
           </w:tcPr>
           <w:p>
             <w:pPr>
@@ -14922,6 +14932,7 @@
           <w:tcPr>
             <w:tcW w:w="992" w:type="dxa"/>
             <w:shd w:val="clear" w:color="auto" w:fill="auto"/>
+            <w:tcMar/>
           </w:tcPr>
           <w:p>
             <w:pPr>
@@ -14947,6 +14958,7 @@
           <w:tcPr>
             <w:tcW w:w="6203" w:type="dxa"/>
             <w:shd w:val="clear" w:color="auto" w:fill="auto"/>
+            <w:tcMar/>
           </w:tcPr>
           <w:p>
             <w:pPr>
@@ -14974,6 +14986,7 @@
             <w:tcW w:w="10564" w:type="dxa"/>
             <w:gridSpan w:val="4"/>
             <w:shd w:val="clear" w:color="auto" w:fill="00B050"/>
+            <w:tcMar/>
           </w:tcPr>
           <w:p>
             <w:pPr>
@@ -15005,9 +15018,10 @@
           <w:tcPr>
             <w:tcW w:w="675" w:type="dxa"/>
             <w:tcBorders>
-              <w:right w:val="single" w:sz="4" w:space="0" w:color="auto"/>
+              <w:right w:val="single" w:color="auto" w:sz="4" w:space="0"/>
             </w:tcBorders>
             <w:shd w:val="clear" w:color="auto" w:fill="auto"/>
+            <w:tcMar/>
           </w:tcPr>
           <w:p>
             <w:pPr>
@@ -15033,9 +15047,10 @@
           <w:tcPr>
             <w:tcW w:w="2694" w:type="dxa"/>
             <w:tcBorders>
-              <w:left w:val="single" w:sz="4" w:space="0" w:color="auto"/>
+              <w:left w:val="single" w:color="auto" w:sz="4" w:space="0"/>
             </w:tcBorders>
             <w:shd w:val="clear" w:color="auto" w:fill="auto"/>
+            <w:tcMar/>
           </w:tcPr>
           <w:p>
             <w:pPr>
@@ -15064,6 +15079,7 @@
           <w:tcPr>
             <w:tcW w:w="992" w:type="dxa"/>
             <w:shd w:val="clear" w:color="auto" w:fill="auto"/>
+            <w:tcMar/>
           </w:tcPr>
           <w:p>
             <w:pPr>
@@ -15089,6 +15105,7 @@
           <w:tcPr>
             <w:tcW w:w="6203" w:type="dxa"/>
             <w:shd w:val="clear" w:color="auto" w:fill="auto"/>
+            <w:tcMar/>
           </w:tcPr>
           <w:p>
             <w:pPr>
@@ -15115,9 +15132,10 @@
           <w:tcPr>
             <w:tcW w:w="675" w:type="dxa"/>
             <w:tcBorders>
-              <w:right w:val="single" w:sz="4" w:space="0" w:color="auto"/>
+              <w:right w:val="single" w:color="auto" w:sz="4" w:space="0"/>
             </w:tcBorders>
             <w:shd w:val="clear" w:color="auto" w:fill="auto"/>
+            <w:tcMar/>
           </w:tcPr>
           <w:p>
             <w:pPr>
@@ -15142,9 +15160,10 @@
           <w:tcPr>
             <w:tcW w:w="2694" w:type="dxa"/>
             <w:tcBorders>
-              <w:left w:val="single" w:sz="4" w:space="0" w:color="auto"/>
+              <w:left w:val="single" w:color="auto" w:sz="4" w:space="0"/>
             </w:tcBorders>
             <w:shd w:val="clear" w:color="auto" w:fill="auto"/>
+            <w:tcMar/>
           </w:tcPr>
           <w:p>
             <w:pPr>
@@ -15173,6 +15192,7 @@
           <w:tcPr>
             <w:tcW w:w="992" w:type="dxa"/>
             <w:shd w:val="clear" w:color="auto" w:fill="auto"/>
+            <w:tcMar/>
           </w:tcPr>
           <w:p>
             <w:pPr>
@@ -15198,6 +15218,7 @@
           <w:tcPr>
             <w:tcW w:w="6203" w:type="dxa"/>
             <w:shd w:val="clear" w:color="auto" w:fill="auto"/>
+            <w:tcMar/>
           </w:tcPr>
           <w:p>
             <w:pPr>
@@ -15224,9 +15245,10 @@
           <w:tcPr>
             <w:tcW w:w="675" w:type="dxa"/>
             <w:tcBorders>
-              <w:right w:val="single" w:sz="4" w:space="0" w:color="auto"/>
+              <w:right w:val="single" w:color="auto" w:sz="4" w:space="0"/>
             </w:tcBorders>
             <w:shd w:val="clear" w:color="auto" w:fill="auto"/>
+            <w:tcMar/>
           </w:tcPr>
           <w:p>
             <w:pPr>
@@ -15251,9 +15273,10 @@
           <w:tcPr>
             <w:tcW w:w="2694" w:type="dxa"/>
             <w:tcBorders>
-              <w:left w:val="single" w:sz="4" w:space="0" w:color="auto"/>
+              <w:left w:val="single" w:color="auto" w:sz="4" w:space="0"/>
             </w:tcBorders>
             <w:shd w:val="clear" w:color="auto" w:fill="auto"/>
+            <w:tcMar/>
           </w:tcPr>
           <w:p>
             <w:pPr>
@@ -15282,6 +15305,7 @@
           <w:tcPr>
             <w:tcW w:w="992" w:type="dxa"/>
             <w:shd w:val="clear" w:color="auto" w:fill="auto"/>
+            <w:tcMar/>
           </w:tcPr>
           <w:p>
             <w:pPr>
@@ -15307,6 +15331,7 @@
           <w:tcPr>
             <w:tcW w:w="6203" w:type="dxa"/>
             <w:shd w:val="clear" w:color="auto" w:fill="auto"/>
+            <w:tcMar/>
           </w:tcPr>
           <w:p>
             <w:pPr>
@@ -15333,9 +15358,10 @@
           <w:tcPr>
             <w:tcW w:w="675" w:type="dxa"/>
             <w:tcBorders>
-              <w:right w:val="single" w:sz="4" w:space="0" w:color="auto"/>
+              <w:right w:val="single" w:color="auto" w:sz="4" w:space="0"/>
             </w:tcBorders>
             <w:shd w:val="clear" w:color="auto" w:fill="auto"/>
+            <w:tcMar/>
           </w:tcPr>
           <w:p>
             <w:pPr>
@@ -15360,9 +15386,10 @@
           <w:tcPr>
             <w:tcW w:w="2694" w:type="dxa"/>
             <w:tcBorders>
-              <w:left w:val="single" w:sz="4" w:space="0" w:color="auto"/>
+              <w:left w:val="single" w:color="auto" w:sz="4" w:space="0"/>
             </w:tcBorders>
             <w:shd w:val="clear" w:color="auto" w:fill="auto"/>
+            <w:tcMar/>
           </w:tcPr>
           <w:p>
             <w:pPr>
@@ -15391,6 +15418,7 @@
           <w:tcPr>
             <w:tcW w:w="992" w:type="dxa"/>
             <w:shd w:val="clear" w:color="auto" w:fill="auto"/>
+            <w:tcMar/>
           </w:tcPr>
           <w:p>
             <w:pPr>
@@ -15416,6 +15444,7 @@
           <w:tcPr>
             <w:tcW w:w="6203" w:type="dxa"/>
             <w:shd w:val="clear" w:color="auto" w:fill="auto"/>
+            <w:tcMar/>
           </w:tcPr>
           <w:p>
             <w:pPr>
@@ -15442,9 +15471,10 @@
           <w:tcPr>
             <w:tcW w:w="675" w:type="dxa"/>
             <w:tcBorders>
-              <w:right w:val="single" w:sz="4" w:space="0" w:color="auto"/>
+              <w:right w:val="single" w:color="auto" w:sz="4" w:space="0"/>
             </w:tcBorders>
             <w:shd w:val="clear" w:color="auto" w:fill="auto"/>
+            <w:tcMar/>
           </w:tcPr>
           <w:p>
             <w:pPr>
@@ -15469,9 +15499,10 @@
           <w:tcPr>
             <w:tcW w:w="2694" w:type="dxa"/>
             <w:tcBorders>
-              <w:left w:val="single" w:sz="4" w:space="0" w:color="auto"/>
+              <w:left w:val="single" w:color="auto" w:sz="4" w:space="0"/>
             </w:tcBorders>
             <w:shd w:val="clear" w:color="auto" w:fill="auto"/>
+            <w:tcMar/>
           </w:tcPr>
           <w:p>
             <w:pPr>
@@ -15500,6 +15531,7 @@
           <w:tcPr>
             <w:tcW w:w="992" w:type="dxa"/>
             <w:shd w:val="clear" w:color="auto" w:fill="auto"/>
+            <w:tcMar/>
           </w:tcPr>
           <w:p>
             <w:pPr>
@@ -15525,6 +15557,7 @@
           <w:tcPr>
             <w:tcW w:w="6203" w:type="dxa"/>
             <w:shd w:val="clear" w:color="auto" w:fill="auto"/>
+            <w:tcMar/>
           </w:tcPr>
           <w:p>
             <w:pPr>
@@ -15551,9 +15584,10 @@
           <w:tcPr>
             <w:tcW w:w="675" w:type="dxa"/>
             <w:tcBorders>
-              <w:right w:val="single" w:sz="4" w:space="0" w:color="auto"/>
+              <w:right w:val="single" w:color="auto" w:sz="4" w:space="0"/>
             </w:tcBorders>
             <w:shd w:val="clear" w:color="auto" w:fill="auto"/>
+            <w:tcMar/>
           </w:tcPr>
           <w:p>
             <w:pPr>
@@ -15578,9 +15612,10 @@
           <w:tcPr>
             <w:tcW w:w="2694" w:type="dxa"/>
             <w:tcBorders>
-              <w:left w:val="single" w:sz="4" w:space="0" w:color="auto"/>
+              <w:left w:val="single" w:color="auto" w:sz="4" w:space="0"/>
             </w:tcBorders>
             <w:shd w:val="clear" w:color="auto" w:fill="auto"/>
+            <w:tcMar/>
           </w:tcPr>
           <w:p>
             <w:pPr>
@@ -15609,6 +15644,7 @@
           <w:tcPr>
             <w:tcW w:w="992" w:type="dxa"/>
             <w:shd w:val="clear" w:color="auto" w:fill="auto"/>
+            <w:tcMar/>
           </w:tcPr>
           <w:p>
             <w:pPr>
@@ -15634,6 +15670,7 @@
           <w:tcPr>
             <w:tcW w:w="6203" w:type="dxa"/>
             <w:shd w:val="clear" w:color="auto" w:fill="auto"/>
+            <w:tcMar/>
           </w:tcPr>
           <w:p>
             <w:pPr>
@@ -15660,9 +15697,10 @@
           <w:tcPr>
             <w:tcW w:w="675" w:type="dxa"/>
             <w:tcBorders>
-              <w:right w:val="single" w:sz="4" w:space="0" w:color="auto"/>
+              <w:right w:val="single" w:color="auto" w:sz="4" w:space="0"/>
             </w:tcBorders>
             <w:shd w:val="clear" w:color="auto" w:fill="auto"/>
+            <w:tcMar/>
           </w:tcPr>
           <w:p>
             <w:pPr>
@@ -15687,9 +15725,10 @@
           <w:tcPr>
             <w:tcW w:w="2694" w:type="dxa"/>
             <w:tcBorders>
-              <w:left w:val="single" w:sz="4" w:space="0" w:color="auto"/>
+              <w:left w:val="single" w:color="auto" w:sz="4" w:space="0"/>
             </w:tcBorders>
             <w:shd w:val="clear" w:color="auto" w:fill="auto"/>
+            <w:tcMar/>
           </w:tcPr>
           <w:p>
             <w:pPr>
@@ -15718,6 +15757,7 @@
           <w:tcPr>
             <w:tcW w:w="992" w:type="dxa"/>
             <w:shd w:val="clear" w:color="auto" w:fill="auto"/>
+            <w:tcMar/>
           </w:tcPr>
           <w:p>
             <w:pPr>
@@ -15743,6 +15783,7 @@
           <w:tcPr>
             <w:tcW w:w="6203" w:type="dxa"/>
             <w:shd w:val="clear" w:color="auto" w:fill="auto"/>
+            <w:tcMar/>
           </w:tcPr>
           <w:p>
             <w:pPr>
@@ -15769,9 +15810,10 @@
           <w:tcPr>
             <w:tcW w:w="675" w:type="dxa"/>
             <w:tcBorders>
-              <w:right w:val="single" w:sz="4" w:space="0" w:color="auto"/>
+              <w:right w:val="single" w:color="auto" w:sz="4" w:space="0"/>
             </w:tcBorders>
             <w:shd w:val="clear" w:color="auto" w:fill="auto"/>
+            <w:tcMar/>
           </w:tcPr>
           <w:p>
             <w:pPr>
@@ -15796,9 +15838,10 @@
           <w:tcPr>
             <w:tcW w:w="2694" w:type="dxa"/>
             <w:tcBorders>
-              <w:left w:val="single" w:sz="4" w:space="0" w:color="auto"/>
+              <w:left w:val="single" w:color="auto" w:sz="4" w:space="0"/>
             </w:tcBorders>
             <w:shd w:val="clear" w:color="auto" w:fill="auto"/>
+            <w:tcMar/>
           </w:tcPr>
           <w:p>
             <w:pPr>
@@ -15827,6 +15870,7 @@
           <w:tcPr>
             <w:tcW w:w="992" w:type="dxa"/>
             <w:shd w:val="clear" w:color="auto" w:fill="auto"/>
+            <w:tcMar/>
           </w:tcPr>
           <w:p>
             <w:pPr>
@@ -15852,6 +15896,7 @@
           <w:tcPr>
             <w:tcW w:w="6203" w:type="dxa"/>
             <w:shd w:val="clear" w:color="auto" w:fill="auto"/>
+            <w:tcMar/>
           </w:tcPr>
           <w:p>
             <w:pPr>
@@ -15878,9 +15923,10 @@
           <w:tcPr>
             <w:tcW w:w="675" w:type="dxa"/>
             <w:tcBorders>
-              <w:right w:val="single" w:sz="4" w:space="0" w:color="auto"/>
+              <w:right w:val="single" w:color="auto" w:sz="4" w:space="0"/>
             </w:tcBorders>
             <w:shd w:val="clear" w:color="auto" w:fill="auto"/>
+            <w:tcMar/>
           </w:tcPr>
           <w:p>
             <w:pPr>
@@ -15905,9 +15951,10 @@
           <w:tcPr>
             <w:tcW w:w="2694" w:type="dxa"/>
             <w:tcBorders>
-              <w:left w:val="single" w:sz="4" w:space="0" w:color="auto"/>
+              <w:left w:val="single" w:color="auto" w:sz="4" w:space="0"/>
             </w:tcBorders>
             <w:shd w:val="clear" w:color="auto" w:fill="auto"/>
+            <w:tcMar/>
           </w:tcPr>
           <w:p>
             <w:pPr>
@@ -15936,6 +15983,7 @@
           <w:tcPr>
             <w:tcW w:w="992" w:type="dxa"/>
             <w:shd w:val="clear" w:color="auto" w:fill="auto"/>
+            <w:tcMar/>
           </w:tcPr>
           <w:p>
             <w:pPr>
@@ -15961,6 +16009,7 @@
           <w:tcPr>
             <w:tcW w:w="6203" w:type="dxa"/>
             <w:shd w:val="clear" w:color="auto" w:fill="auto"/>
+            <w:tcMar/>
           </w:tcPr>
           <w:p>
             <w:pPr>
@@ -15987,9 +16036,10 @@
           <w:tcPr>
             <w:tcW w:w="675" w:type="dxa"/>
             <w:tcBorders>
-              <w:right w:val="single" w:sz="4" w:space="0" w:color="auto"/>
+              <w:right w:val="single" w:color="auto" w:sz="4" w:space="0"/>
             </w:tcBorders>
             <w:shd w:val="clear" w:color="auto" w:fill="auto"/>
+            <w:tcMar/>
           </w:tcPr>
           <w:p>
             <w:pPr>
@@ -16014,9 +16064,10 @@
           <w:tcPr>
             <w:tcW w:w="2694" w:type="dxa"/>
             <w:tcBorders>
-              <w:left w:val="single" w:sz="4" w:space="0" w:color="auto"/>
+              <w:left w:val="single" w:color="auto" w:sz="4" w:space="0"/>
             </w:tcBorders>
             <w:shd w:val="clear" w:color="auto" w:fill="auto"/>
+            <w:tcMar/>
           </w:tcPr>
           <w:p>
             <w:pPr>
@@ -16045,6 +16096,7 @@
           <w:tcPr>
             <w:tcW w:w="992" w:type="dxa"/>
             <w:shd w:val="clear" w:color="auto" w:fill="auto"/>
+            <w:tcMar/>
           </w:tcPr>
           <w:p>
             <w:pPr>
@@ -16070,6 +16122,7 @@
           <w:tcPr>
             <w:tcW w:w="6203" w:type="dxa"/>
             <w:shd w:val="clear" w:color="auto" w:fill="auto"/>
+            <w:tcMar/>
           </w:tcPr>
           <w:p>
             <w:pPr>
@@ -16096,9 +16149,10 @@
           <w:tcPr>
             <w:tcW w:w="675" w:type="dxa"/>
             <w:tcBorders>
-              <w:right w:val="single" w:sz="4" w:space="0" w:color="auto"/>
+              <w:right w:val="single" w:color="auto" w:sz="4" w:space="0"/>
             </w:tcBorders>
             <w:shd w:val="clear" w:color="auto" w:fill="auto"/>
+            <w:tcMar/>
           </w:tcPr>
           <w:p>
             <w:pPr>
@@ -16123,9 +16177,10 @@
           <w:tcPr>
             <w:tcW w:w="2694" w:type="dxa"/>
             <w:tcBorders>
-              <w:left w:val="single" w:sz="4" w:space="0" w:color="auto"/>
+              <w:left w:val="single" w:color="auto" w:sz="4" w:space="0"/>
             </w:tcBorders>
             <w:shd w:val="clear" w:color="auto" w:fill="auto"/>
+            <w:tcMar/>
           </w:tcPr>
           <w:p>
             <w:pPr>
@@ -16154,6 +16209,7 @@
           <w:tcPr>
             <w:tcW w:w="992" w:type="dxa"/>
             <w:shd w:val="clear" w:color="auto" w:fill="auto"/>
+            <w:tcMar/>
           </w:tcPr>
           <w:p>
             <w:pPr>
@@ -16179,6 +16235,7 @@
           <w:tcPr>
             <w:tcW w:w="6203" w:type="dxa"/>
             <w:shd w:val="clear" w:color="auto" w:fill="auto"/>
+            <w:tcMar/>
           </w:tcPr>
           <w:p>
             <w:pPr>
@@ -16205,9 +16262,10 @@
           <w:tcPr>
             <w:tcW w:w="675" w:type="dxa"/>
             <w:tcBorders>
-              <w:right w:val="single" w:sz="4" w:space="0" w:color="auto"/>
+              <w:right w:val="single" w:color="auto" w:sz="4" w:space="0"/>
             </w:tcBorders>
             <w:shd w:val="clear" w:color="auto" w:fill="auto"/>
+            <w:tcMar/>
           </w:tcPr>
           <w:p>
             <w:pPr>
@@ -16232,9 +16290,10 @@
           <w:tcPr>
             <w:tcW w:w="2694" w:type="dxa"/>
             <w:tcBorders>
-              <w:left w:val="single" w:sz="4" w:space="0" w:color="auto"/>
+              <w:left w:val="single" w:color="auto" w:sz="4" w:space="0"/>
             </w:tcBorders>
             <w:shd w:val="clear" w:color="auto" w:fill="auto"/>
+            <w:tcMar/>
           </w:tcPr>
           <w:p>
             <w:pPr>
@@ -16263,6 +16322,7 @@
           <w:tcPr>
             <w:tcW w:w="992" w:type="dxa"/>
             <w:shd w:val="clear" w:color="auto" w:fill="auto"/>
+            <w:tcMar/>
           </w:tcPr>
           <w:p>
             <w:pPr>
@@ -16288,6 +16348,7 @@
           <w:tcPr>
             <w:tcW w:w="6203" w:type="dxa"/>
             <w:shd w:val="clear" w:color="auto" w:fill="auto"/>
+            <w:tcMar/>
           </w:tcPr>
           <w:p>
             <w:pPr>
@@ -16314,9 +16375,10 @@
           <w:tcPr>
             <w:tcW w:w="675" w:type="dxa"/>
             <w:tcBorders>
-              <w:right w:val="single" w:sz="4" w:space="0" w:color="auto"/>
+              <w:right w:val="single" w:color="auto" w:sz="4" w:space="0"/>
             </w:tcBorders>
             <w:shd w:val="clear" w:color="auto" w:fill="auto"/>
+            <w:tcMar/>
           </w:tcPr>
           <w:p>
             <w:pPr>
@@ -16341,9 +16403,10 @@
           <w:tcPr>
             <w:tcW w:w="2694" w:type="dxa"/>
             <w:tcBorders>
-              <w:left w:val="single" w:sz="4" w:space="0" w:color="auto"/>
+              <w:left w:val="single" w:color="auto" w:sz="4" w:space="0"/>
             </w:tcBorders>
             <w:shd w:val="clear" w:color="auto" w:fill="auto"/>
+            <w:tcMar/>
           </w:tcPr>
           <w:p>
             <w:pPr>
@@ -16372,6 +16435,7 @@
           <w:tcPr>
             <w:tcW w:w="992" w:type="dxa"/>
             <w:shd w:val="clear" w:color="auto" w:fill="auto"/>
+            <w:tcMar/>
           </w:tcPr>
           <w:p>
             <w:pPr>
@@ -16397,6 +16461,7 @@
           <w:tcPr>
             <w:tcW w:w="6203" w:type="dxa"/>
             <w:shd w:val="clear" w:color="auto" w:fill="auto"/>
+            <w:tcMar/>
           </w:tcPr>
           <w:p>
             <w:pPr>
@@ -16423,9 +16488,10 @@
           <w:tcPr>
             <w:tcW w:w="675" w:type="dxa"/>
             <w:tcBorders>
-              <w:right w:val="single" w:sz="4" w:space="0" w:color="auto"/>
+              <w:right w:val="single" w:color="auto" w:sz="4" w:space="0"/>
             </w:tcBorders>
             <w:shd w:val="clear" w:color="auto" w:fill="auto"/>
+            <w:tcMar/>
           </w:tcPr>
           <w:p>
             <w:pPr>
@@ -16450,9 +16516,10 @@
           <w:tcPr>
             <w:tcW w:w="2694" w:type="dxa"/>
             <w:tcBorders>
-              <w:left w:val="single" w:sz="4" w:space="0" w:color="auto"/>
+              <w:left w:val="single" w:color="auto" w:sz="4" w:space="0"/>
             </w:tcBorders>
             <w:shd w:val="clear" w:color="auto" w:fill="auto"/>
+            <w:tcMar/>
           </w:tcPr>
           <w:p>
             <w:pPr>
@@ -16481,6 +16548,7 @@
           <w:tcPr>
             <w:tcW w:w="992" w:type="dxa"/>
             <w:shd w:val="clear" w:color="auto" w:fill="auto"/>
+            <w:tcMar/>
           </w:tcPr>
           <w:p>
             <w:pPr>
@@ -16506,6 +16574,7 @@
           <w:tcPr>
             <w:tcW w:w="6203" w:type="dxa"/>
             <w:shd w:val="clear" w:color="auto" w:fill="auto"/>
+            <w:tcMar/>
           </w:tcPr>
           <w:p>
             <w:pPr>
@@ -16533,6 +16602,7 @@
             <w:tcW w:w="10564" w:type="dxa"/>
             <w:gridSpan w:val="4"/>
             <w:shd w:val="clear" w:color="auto" w:fill="00B050"/>
+            <w:tcMar/>
           </w:tcPr>
           <w:p>
             <w:pPr>
@@ -16564,9 +16634,10 @@
           <w:tcPr>
             <w:tcW w:w="675" w:type="dxa"/>
             <w:tcBorders>
-              <w:right w:val="single" w:sz="4" w:space="0" w:color="auto"/>
+              <w:right w:val="single" w:color="auto" w:sz="4" w:space="0"/>
             </w:tcBorders>
             <w:shd w:val="clear" w:color="auto" w:fill="auto"/>
+            <w:tcMar/>
           </w:tcPr>
           <w:p>
             <w:pPr>
@@ -16593,9 +16664,10 @@
           <w:tcPr>
             <w:tcW w:w="2694" w:type="dxa"/>
             <w:tcBorders>
-              <w:left w:val="single" w:sz="4" w:space="0" w:color="auto"/>
+              <w:left w:val="single" w:color="auto" w:sz="4" w:space="0"/>
             </w:tcBorders>
             <w:shd w:val="clear" w:color="auto" w:fill="auto"/>
+            <w:tcMar/>
           </w:tcPr>
           <w:p>
             <w:pPr>
@@ -16624,6 +16696,7 @@
           <w:tcPr>
             <w:tcW w:w="992" w:type="dxa"/>
             <w:shd w:val="clear" w:color="auto" w:fill="auto"/>
+            <w:tcMar/>
           </w:tcPr>
           <w:p>
             <w:pPr>
@@ -16649,6 +16722,7 @@
           <w:tcPr>
             <w:tcW w:w="6203" w:type="dxa"/>
             <w:shd w:val="clear" w:color="auto" w:fill="auto"/>
+            <w:tcMar/>
           </w:tcPr>
           <w:p>
             <w:pPr>
@@ -16675,9 +16749,10 @@
           <w:tcPr>
             <w:tcW w:w="675" w:type="dxa"/>
             <w:tcBorders>
-              <w:right w:val="single" w:sz="4" w:space="0" w:color="auto"/>
+              <w:right w:val="single" w:color="auto" w:sz="4" w:space="0"/>
             </w:tcBorders>
             <w:shd w:val="clear" w:color="auto" w:fill="auto"/>
+            <w:tcMar/>
           </w:tcPr>
           <w:p>
             <w:pPr>
@@ -16703,9 +16778,10 @@
           <w:tcPr>
             <w:tcW w:w="2694" w:type="dxa"/>
             <w:tcBorders>
-              <w:left w:val="single" w:sz="4" w:space="0" w:color="auto"/>
+              <w:left w:val="single" w:color="auto" w:sz="4" w:space="0"/>
             </w:tcBorders>
             <w:shd w:val="clear" w:color="auto" w:fill="auto"/>
+            <w:tcMar/>
           </w:tcPr>
           <w:p>
             <w:pPr>
@@ -16734,6 +16810,7 @@
           <w:tcPr>
             <w:tcW w:w="992" w:type="dxa"/>
             <w:shd w:val="clear" w:color="auto" w:fill="auto"/>
+            <w:tcMar/>
           </w:tcPr>
           <w:p>
             <w:pPr>
@@ -16759,6 +16836,7 @@
           <w:tcPr>
             <w:tcW w:w="6203" w:type="dxa"/>
             <w:shd w:val="clear" w:color="auto" w:fill="auto"/>
+            <w:tcMar/>
           </w:tcPr>
           <w:p>
             <w:pPr>
@@ -16785,9 +16863,10 @@
           <w:tcPr>
             <w:tcW w:w="675" w:type="dxa"/>
             <w:tcBorders>
-              <w:right w:val="single" w:sz="4" w:space="0" w:color="auto"/>
+              <w:right w:val="single" w:color="auto" w:sz="4" w:space="0"/>
             </w:tcBorders>
             <w:shd w:val="clear" w:color="auto" w:fill="auto"/>
+            <w:tcMar/>
           </w:tcPr>
           <w:p>
             <w:pPr>
@@ -16804,7 +16883,6 @@
                 <w:sz w:val="20"/>
                 <w:szCs w:val="20"/>
               </w:rPr>
-              <w:lastRenderedPageBreak/>
               <w:t>8.3</w:t>
             </w:r>
           </w:p>
@@ -16813,9 +16891,10 @@
           <w:tcPr>
             <w:tcW w:w="2694" w:type="dxa"/>
             <w:tcBorders>
-              <w:left w:val="single" w:sz="4" w:space="0" w:color="auto"/>
+              <w:left w:val="single" w:color="auto" w:sz="4" w:space="0"/>
             </w:tcBorders>
             <w:shd w:val="clear" w:color="auto" w:fill="auto"/>
+            <w:tcMar/>
           </w:tcPr>
           <w:p>
             <w:pPr>
@@ -16844,6 +16923,7 @@
           <w:tcPr>
             <w:tcW w:w="992" w:type="dxa"/>
             <w:shd w:val="clear" w:color="auto" w:fill="auto"/>
+            <w:tcMar/>
           </w:tcPr>
           <w:p>
             <w:pPr>
@@ -16869,6 +16949,7 @@
           <w:tcPr>
             <w:tcW w:w="6203" w:type="dxa"/>
             <w:shd w:val="clear" w:color="auto" w:fill="auto"/>
+            <w:tcMar/>
           </w:tcPr>
           <w:p>
             <w:pPr>
@@ -16895,9 +16976,10 @@
           <w:tcPr>
             <w:tcW w:w="675" w:type="dxa"/>
             <w:tcBorders>
-              <w:right w:val="single" w:sz="4" w:space="0" w:color="auto"/>
+              <w:right w:val="single" w:color="auto" w:sz="4" w:space="0"/>
             </w:tcBorders>
             <w:shd w:val="clear" w:color="auto" w:fill="auto"/>
+            <w:tcMar/>
           </w:tcPr>
           <w:p>
             <w:pPr>
@@ -16922,9 +17004,10 @@
           <w:tcPr>
             <w:tcW w:w="2694" w:type="dxa"/>
             <w:tcBorders>
-              <w:left w:val="single" w:sz="4" w:space="0" w:color="auto"/>
+              <w:left w:val="single" w:color="auto" w:sz="4" w:space="0"/>
             </w:tcBorders>
             <w:shd w:val="clear" w:color="auto" w:fill="auto"/>
+            <w:tcMar/>
           </w:tcPr>
           <w:p>
             <w:pPr>
@@ -16953,6 +17036,7 @@
           <w:tcPr>
             <w:tcW w:w="992" w:type="dxa"/>
             <w:shd w:val="clear" w:color="auto" w:fill="auto"/>
+            <w:tcMar/>
           </w:tcPr>
           <w:p>
             <w:pPr>
@@ -16978,6 +17062,7 @@
           <w:tcPr>
             <w:tcW w:w="6203" w:type="dxa"/>
             <w:shd w:val="clear" w:color="auto" w:fill="auto"/>
+            <w:tcMar/>
           </w:tcPr>
           <w:p>
             <w:pPr>
@@ -17004,9 +17089,10 @@
           <w:tcPr>
             <w:tcW w:w="675" w:type="dxa"/>
             <w:tcBorders>
-              <w:right w:val="single" w:sz="4" w:space="0" w:color="auto"/>
+              <w:right w:val="single" w:color="auto" w:sz="4" w:space="0"/>
             </w:tcBorders>
             <w:shd w:val="clear" w:color="auto" w:fill="auto"/>
+            <w:tcMar/>
           </w:tcPr>
           <w:p>
             <w:pPr>
@@ -17031,9 +17117,10 @@
           <w:tcPr>
             <w:tcW w:w="2694" w:type="dxa"/>
             <w:tcBorders>
-              <w:left w:val="single" w:sz="4" w:space="0" w:color="auto"/>
+              <w:left w:val="single" w:color="auto" w:sz="4" w:space="0"/>
             </w:tcBorders>
             <w:shd w:val="clear" w:color="auto" w:fill="auto"/>
+            <w:tcMar/>
           </w:tcPr>
           <w:p>
             <w:pPr>
@@ -17062,6 +17149,7 @@
           <w:tcPr>
             <w:tcW w:w="992" w:type="dxa"/>
             <w:shd w:val="clear" w:color="auto" w:fill="auto"/>
+            <w:tcMar/>
           </w:tcPr>
           <w:p>
             <w:pPr>
@@ -17087,6 +17175,7 @@
           <w:tcPr>
             <w:tcW w:w="6203" w:type="dxa"/>
             <w:shd w:val="clear" w:color="auto" w:fill="auto"/>
+            <w:tcMar/>
           </w:tcPr>
           <w:p>
             <w:pPr>
@@ -17113,9 +17202,10 @@
           <w:tcPr>
             <w:tcW w:w="675" w:type="dxa"/>
             <w:tcBorders>
-              <w:right w:val="single" w:sz="4" w:space="0" w:color="auto"/>
+              <w:right w:val="single" w:color="auto" w:sz="4" w:space="0"/>
             </w:tcBorders>
             <w:shd w:val="clear" w:color="auto" w:fill="auto"/>
+            <w:tcMar/>
           </w:tcPr>
           <w:p>
             <w:pPr>
@@ -17140,9 +17230,10 @@
           <w:tcPr>
             <w:tcW w:w="2694" w:type="dxa"/>
             <w:tcBorders>
-              <w:left w:val="single" w:sz="4" w:space="0" w:color="auto"/>
+              <w:left w:val="single" w:color="auto" w:sz="4" w:space="0"/>
             </w:tcBorders>
             <w:shd w:val="clear" w:color="auto" w:fill="auto"/>
+            <w:tcMar/>
           </w:tcPr>
           <w:p>
             <w:pPr>
@@ -17171,6 +17262,7 @@
           <w:tcPr>
             <w:tcW w:w="992" w:type="dxa"/>
             <w:shd w:val="clear" w:color="auto" w:fill="auto"/>
+            <w:tcMar/>
           </w:tcPr>
           <w:p>
             <w:pPr>
@@ -17196,6 +17288,7 @@
           <w:tcPr>
             <w:tcW w:w="6203" w:type="dxa"/>
             <w:shd w:val="clear" w:color="auto" w:fill="auto"/>
+            <w:tcMar/>
           </w:tcPr>
           <w:p>
             <w:pPr>
@@ -17222,9 +17315,10 @@
           <w:tcPr>
             <w:tcW w:w="675" w:type="dxa"/>
             <w:tcBorders>
-              <w:right w:val="single" w:sz="4" w:space="0" w:color="auto"/>
+              <w:right w:val="single" w:color="auto" w:sz="4" w:space="0"/>
             </w:tcBorders>
             <w:shd w:val="clear" w:color="auto" w:fill="auto"/>
+            <w:tcMar/>
           </w:tcPr>
           <w:p>
             <w:pPr>
@@ -17249,9 +17343,10 @@
           <w:tcPr>
             <w:tcW w:w="2694" w:type="dxa"/>
             <w:tcBorders>
-              <w:left w:val="single" w:sz="4" w:space="0" w:color="auto"/>
+              <w:left w:val="single" w:color="auto" w:sz="4" w:space="0"/>
             </w:tcBorders>
             <w:shd w:val="clear" w:color="auto" w:fill="auto"/>
+            <w:tcMar/>
           </w:tcPr>
           <w:p>
             <w:pPr>
@@ -17280,6 +17375,7 @@
           <w:tcPr>
             <w:tcW w:w="992" w:type="dxa"/>
             <w:shd w:val="clear" w:color="auto" w:fill="auto"/>
+            <w:tcMar/>
           </w:tcPr>
           <w:p>
             <w:pPr>
@@ -17305,6 +17401,7 @@
           <w:tcPr>
             <w:tcW w:w="6203" w:type="dxa"/>
             <w:shd w:val="clear" w:color="auto" w:fill="auto"/>
+            <w:tcMar/>
           </w:tcPr>
           <w:p>
             <w:pPr>
@@ -17331,9 +17428,10 @@
           <w:tcPr>
             <w:tcW w:w="675" w:type="dxa"/>
             <w:tcBorders>
-              <w:right w:val="single" w:sz="4" w:space="0" w:color="auto"/>
+              <w:right w:val="single" w:color="auto" w:sz="4" w:space="0"/>
             </w:tcBorders>
             <w:shd w:val="clear" w:color="auto" w:fill="auto"/>
+            <w:tcMar/>
           </w:tcPr>
           <w:p>
             <w:pPr>
@@ -17358,9 +17456,10 @@
           <w:tcPr>
             <w:tcW w:w="2694" w:type="dxa"/>
             <w:tcBorders>
-              <w:left w:val="single" w:sz="4" w:space="0" w:color="auto"/>
+              <w:left w:val="single" w:color="auto" w:sz="4" w:space="0"/>
             </w:tcBorders>
             <w:shd w:val="clear" w:color="auto" w:fill="auto"/>
+            <w:tcMar/>
           </w:tcPr>
           <w:p>
             <w:pPr>
@@ -17389,6 +17488,7 @@
           <w:tcPr>
             <w:tcW w:w="992" w:type="dxa"/>
             <w:shd w:val="clear" w:color="auto" w:fill="auto"/>
+            <w:tcMar/>
           </w:tcPr>
           <w:p>
             <w:pPr>
@@ -17414,6 +17514,7 @@
           <w:tcPr>
             <w:tcW w:w="6203" w:type="dxa"/>
             <w:shd w:val="clear" w:color="auto" w:fill="auto"/>
+            <w:tcMar/>
           </w:tcPr>
           <w:p>
             <w:pPr>
@@ -17440,9 +17541,10 @@
           <w:tcPr>
             <w:tcW w:w="675" w:type="dxa"/>
             <w:tcBorders>
-              <w:right w:val="single" w:sz="4" w:space="0" w:color="auto"/>
+              <w:right w:val="single" w:color="auto" w:sz="4" w:space="0"/>
             </w:tcBorders>
             <w:shd w:val="clear" w:color="auto" w:fill="auto"/>
+            <w:tcMar/>
           </w:tcPr>
           <w:p>
             <w:pPr>
@@ -17467,9 +17569,10 @@
           <w:tcPr>
             <w:tcW w:w="2694" w:type="dxa"/>
             <w:tcBorders>
-              <w:left w:val="single" w:sz="4" w:space="0" w:color="auto"/>
+              <w:left w:val="single" w:color="auto" w:sz="4" w:space="0"/>
             </w:tcBorders>
             <w:shd w:val="clear" w:color="auto" w:fill="auto"/>
+            <w:tcMar/>
           </w:tcPr>
           <w:p>
             <w:pPr>
@@ -17498,6 +17601,7 @@
           <w:tcPr>
             <w:tcW w:w="992" w:type="dxa"/>
             <w:shd w:val="clear" w:color="auto" w:fill="auto"/>
+            <w:tcMar/>
           </w:tcPr>
           <w:p>
             <w:pPr>
@@ -17523,6 +17627,7 @@
           <w:tcPr>
             <w:tcW w:w="6203" w:type="dxa"/>
             <w:shd w:val="clear" w:color="auto" w:fill="auto"/>
+            <w:tcMar/>
           </w:tcPr>
           <w:p>
             <w:pPr>
@@ -17549,9 +17654,10 @@
           <w:tcPr>
             <w:tcW w:w="675" w:type="dxa"/>
             <w:tcBorders>
-              <w:right w:val="single" w:sz="4" w:space="0" w:color="auto"/>
+              <w:right w:val="single" w:color="auto" w:sz="4" w:space="0"/>
             </w:tcBorders>
             <w:shd w:val="clear" w:color="auto" w:fill="auto"/>
+            <w:tcMar/>
           </w:tcPr>
           <w:p>
             <w:pPr>
@@ -17576,9 +17682,10 @@
           <w:tcPr>
             <w:tcW w:w="2694" w:type="dxa"/>
             <w:tcBorders>
-              <w:left w:val="single" w:sz="4" w:space="0" w:color="auto"/>
+              <w:left w:val="single" w:color="auto" w:sz="4" w:space="0"/>
             </w:tcBorders>
             <w:shd w:val="clear" w:color="auto" w:fill="auto"/>
+            <w:tcMar/>
           </w:tcPr>
           <w:p>
             <w:pPr>
@@ -17607,6 +17714,7 @@
           <w:tcPr>
             <w:tcW w:w="992" w:type="dxa"/>
             <w:shd w:val="clear" w:color="auto" w:fill="auto"/>
+            <w:tcMar/>
           </w:tcPr>
           <w:p>
             <w:pPr>
@@ -17632,6 +17740,7 @@
           <w:tcPr>
             <w:tcW w:w="6203" w:type="dxa"/>
             <w:shd w:val="clear" w:color="auto" w:fill="auto"/>
+            <w:tcMar/>
           </w:tcPr>
           <w:p>
             <w:pPr>
@@ -17658,9 +17767,10 @@
           <w:tcPr>
             <w:tcW w:w="675" w:type="dxa"/>
             <w:tcBorders>
-              <w:right w:val="single" w:sz="4" w:space="0" w:color="auto"/>
+              <w:right w:val="single" w:color="auto" w:sz="4" w:space="0"/>
             </w:tcBorders>
             <w:shd w:val="clear" w:color="auto" w:fill="auto"/>
+            <w:tcMar/>
           </w:tcPr>
           <w:p>
             <w:pPr>
@@ -17685,9 +17795,10 @@
           <w:tcPr>
             <w:tcW w:w="2694" w:type="dxa"/>
             <w:tcBorders>
-              <w:left w:val="single" w:sz="4" w:space="0" w:color="auto"/>
+              <w:left w:val="single" w:color="auto" w:sz="4" w:space="0"/>
             </w:tcBorders>
             <w:shd w:val="clear" w:color="auto" w:fill="auto"/>
+            <w:tcMar/>
           </w:tcPr>
           <w:p>
             <w:pPr>
@@ -17716,6 +17827,7 @@
           <w:tcPr>
             <w:tcW w:w="992" w:type="dxa"/>
             <w:shd w:val="clear" w:color="auto" w:fill="auto"/>
+            <w:tcMar/>
           </w:tcPr>
           <w:p>
             <w:pPr>
@@ -17741,6 +17853,7 @@
           <w:tcPr>
             <w:tcW w:w="6203" w:type="dxa"/>
             <w:shd w:val="clear" w:color="auto" w:fill="auto"/>
+            <w:tcMar/>
           </w:tcPr>
           <w:p>
             <w:pPr>
@@ -17767,9 +17880,10 @@
           <w:tcPr>
             <w:tcW w:w="675" w:type="dxa"/>
             <w:tcBorders>
-              <w:right w:val="single" w:sz="4" w:space="0" w:color="auto"/>
+              <w:right w:val="single" w:color="auto" w:sz="4" w:space="0"/>
             </w:tcBorders>
             <w:shd w:val="clear" w:color="auto" w:fill="auto"/>
+            <w:tcMar/>
           </w:tcPr>
           <w:p>
             <w:pPr>
@@ -17794,9 +17908,10 @@
           <w:tcPr>
             <w:tcW w:w="2694" w:type="dxa"/>
             <w:tcBorders>
-              <w:left w:val="single" w:sz="4" w:space="0" w:color="auto"/>
+              <w:left w:val="single" w:color="auto" w:sz="4" w:space="0"/>
             </w:tcBorders>
             <w:shd w:val="clear" w:color="auto" w:fill="auto"/>
+            <w:tcMar/>
           </w:tcPr>
           <w:p>
             <w:pPr>
@@ -17825,6 +17940,7 @@
           <w:tcPr>
             <w:tcW w:w="992" w:type="dxa"/>
             <w:shd w:val="clear" w:color="auto" w:fill="auto"/>
+            <w:tcMar/>
           </w:tcPr>
           <w:p>
             <w:pPr>
@@ -17850,6 +17966,7 @@
           <w:tcPr>
             <w:tcW w:w="6203" w:type="dxa"/>
             <w:shd w:val="clear" w:color="auto" w:fill="auto"/>
+            <w:tcMar/>
           </w:tcPr>
           <w:p>
             <w:pPr>
@@ -17876,9 +17993,10 @@
           <w:tcPr>
             <w:tcW w:w="675" w:type="dxa"/>
             <w:tcBorders>
-              <w:right w:val="single" w:sz="4" w:space="0" w:color="auto"/>
+              <w:right w:val="single" w:color="auto" w:sz="4" w:space="0"/>
             </w:tcBorders>
             <w:shd w:val="clear" w:color="auto" w:fill="auto"/>
+            <w:tcMar/>
           </w:tcPr>
           <w:p>
             <w:pPr>
@@ -17903,9 +18021,10 @@
           <w:tcPr>
             <w:tcW w:w="2694" w:type="dxa"/>
             <w:tcBorders>
-              <w:left w:val="single" w:sz="4" w:space="0" w:color="auto"/>
+              <w:left w:val="single" w:color="auto" w:sz="4" w:space="0"/>
             </w:tcBorders>
             <w:shd w:val="clear" w:color="auto" w:fill="auto"/>
+            <w:tcMar/>
           </w:tcPr>
           <w:p>
             <w:pPr>
@@ -17934,6 +18053,7 @@
           <w:tcPr>
             <w:tcW w:w="992" w:type="dxa"/>
             <w:shd w:val="clear" w:color="auto" w:fill="auto"/>
+            <w:tcMar/>
           </w:tcPr>
           <w:p>
             <w:pPr>
@@ -17959,6 +18079,7 @@
           <w:tcPr>
             <w:tcW w:w="6203" w:type="dxa"/>
             <w:shd w:val="clear" w:color="auto" w:fill="auto"/>
+            <w:tcMar/>
           </w:tcPr>
           <w:p>
             <w:pPr>
@@ -17985,9 +18106,10 @@
           <w:tcPr>
             <w:tcW w:w="675" w:type="dxa"/>
             <w:tcBorders>
-              <w:right w:val="single" w:sz="4" w:space="0" w:color="auto"/>
+              <w:right w:val="single" w:color="auto" w:sz="4" w:space="0"/>
             </w:tcBorders>
             <w:shd w:val="clear" w:color="auto" w:fill="auto"/>
+            <w:tcMar/>
           </w:tcPr>
           <w:p>
             <w:pPr>
@@ -18012,9 +18134,10 @@
           <w:tcPr>
             <w:tcW w:w="2694" w:type="dxa"/>
             <w:tcBorders>
-              <w:left w:val="single" w:sz="4" w:space="0" w:color="auto"/>
+              <w:left w:val="single" w:color="auto" w:sz="4" w:space="0"/>
             </w:tcBorders>
             <w:shd w:val="clear" w:color="auto" w:fill="auto"/>
+            <w:tcMar/>
           </w:tcPr>
           <w:p>
             <w:pPr>
@@ -18043,6 +18166,7 @@
           <w:tcPr>
             <w:tcW w:w="992" w:type="dxa"/>
             <w:shd w:val="clear" w:color="auto" w:fill="auto"/>
+            <w:tcMar/>
           </w:tcPr>
           <w:p>
             <w:pPr>
@@ -18068,6 +18192,7 @@
           <w:tcPr>
             <w:tcW w:w="6203" w:type="dxa"/>
             <w:shd w:val="clear" w:color="auto" w:fill="auto"/>
+            <w:tcMar/>
           </w:tcPr>
           <w:p>
             <w:pPr>
@@ -18094,9 +18219,10 @@
           <w:tcPr>
             <w:tcW w:w="675" w:type="dxa"/>
             <w:tcBorders>
-              <w:right w:val="single" w:sz="4" w:space="0" w:color="auto"/>
+              <w:right w:val="single" w:color="auto" w:sz="4" w:space="0"/>
             </w:tcBorders>
             <w:shd w:val="clear" w:color="auto" w:fill="auto"/>
+            <w:tcMar/>
           </w:tcPr>
           <w:p>
             <w:pPr>
@@ -18121,9 +18247,10 @@
           <w:tcPr>
             <w:tcW w:w="2694" w:type="dxa"/>
             <w:tcBorders>
-              <w:left w:val="single" w:sz="4" w:space="0" w:color="auto"/>
+              <w:left w:val="single" w:color="auto" w:sz="4" w:space="0"/>
             </w:tcBorders>
             <w:shd w:val="clear" w:color="auto" w:fill="auto"/>
+            <w:tcMar/>
           </w:tcPr>
           <w:p>
             <w:pPr>
@@ -18152,6 +18279,7 @@
           <w:tcPr>
             <w:tcW w:w="992" w:type="dxa"/>
             <w:shd w:val="clear" w:color="auto" w:fill="auto"/>
+            <w:tcMar/>
           </w:tcPr>
           <w:p>
             <w:pPr>
@@ -18177,6 +18305,7 @@
           <w:tcPr>
             <w:tcW w:w="6203" w:type="dxa"/>
             <w:shd w:val="clear" w:color="auto" w:fill="auto"/>
+            <w:tcMar/>
           </w:tcPr>
           <w:p>
             <w:pPr>
@@ -18203,9 +18332,10 @@
           <w:tcPr>
             <w:tcW w:w="675" w:type="dxa"/>
             <w:tcBorders>
-              <w:right w:val="single" w:sz="4" w:space="0" w:color="auto"/>
+              <w:right w:val="single" w:color="auto" w:sz="4" w:space="0"/>
             </w:tcBorders>
             <w:shd w:val="clear" w:color="auto" w:fill="auto"/>
+            <w:tcMar/>
           </w:tcPr>
           <w:p>
             <w:pPr>
@@ -18230,9 +18360,10 @@
           <w:tcPr>
             <w:tcW w:w="2694" w:type="dxa"/>
             <w:tcBorders>
-              <w:left w:val="single" w:sz="4" w:space="0" w:color="auto"/>
+              <w:left w:val="single" w:color="auto" w:sz="4" w:space="0"/>
             </w:tcBorders>
             <w:shd w:val="clear" w:color="auto" w:fill="auto"/>
+            <w:tcMar/>
           </w:tcPr>
           <w:p>
             <w:pPr>
@@ -18261,6 +18392,7 @@
           <w:tcPr>
             <w:tcW w:w="992" w:type="dxa"/>
             <w:shd w:val="clear" w:color="auto" w:fill="auto"/>
+            <w:tcMar/>
           </w:tcPr>
           <w:p>
             <w:pPr>
@@ -18286,6 +18418,7 @@
           <w:tcPr>
             <w:tcW w:w="6203" w:type="dxa"/>
             <w:shd w:val="clear" w:color="auto" w:fill="auto"/>
+            <w:tcMar/>
           </w:tcPr>
           <w:p>
             <w:pPr>
@@ -18312,9 +18445,10 @@
           <w:tcPr>
             <w:tcW w:w="675" w:type="dxa"/>
             <w:tcBorders>
-              <w:right w:val="single" w:sz="4" w:space="0" w:color="auto"/>
+              <w:right w:val="single" w:color="auto" w:sz="4" w:space="0"/>
             </w:tcBorders>
             <w:shd w:val="clear" w:color="auto" w:fill="auto"/>
+            <w:tcMar/>
           </w:tcPr>
           <w:p>
             <w:pPr>
@@ -18339,9 +18473,10 @@
           <w:tcPr>
             <w:tcW w:w="2694" w:type="dxa"/>
             <w:tcBorders>
-              <w:left w:val="single" w:sz="4" w:space="0" w:color="auto"/>
+              <w:left w:val="single" w:color="auto" w:sz="4" w:space="0"/>
             </w:tcBorders>
             <w:shd w:val="clear" w:color="auto" w:fill="auto"/>
+            <w:tcMar/>
           </w:tcPr>
           <w:p>
             <w:pPr>
@@ -18370,6 +18505,7 @@
           <w:tcPr>
             <w:tcW w:w="992" w:type="dxa"/>
             <w:shd w:val="clear" w:color="auto" w:fill="auto"/>
+            <w:tcMar/>
           </w:tcPr>
           <w:p>
             <w:pPr>
@@ -18395,6 +18531,7 @@
           <w:tcPr>
             <w:tcW w:w="6203" w:type="dxa"/>
             <w:shd w:val="clear" w:color="auto" w:fill="auto"/>
+            <w:tcMar/>
           </w:tcPr>
           <w:p>
             <w:pPr>
@@ -18421,9 +18558,10 @@
           <w:tcPr>
             <w:tcW w:w="675" w:type="dxa"/>
             <w:tcBorders>
-              <w:right w:val="single" w:sz="4" w:space="0" w:color="auto"/>
+              <w:right w:val="single" w:color="auto" w:sz="4" w:space="0"/>
             </w:tcBorders>
             <w:shd w:val="clear" w:color="auto" w:fill="auto"/>
+            <w:tcMar/>
           </w:tcPr>
           <w:p>
             <w:pPr>
@@ -18448,9 +18586,10 @@
           <w:tcPr>
             <w:tcW w:w="2694" w:type="dxa"/>
             <w:tcBorders>
-              <w:left w:val="single" w:sz="4" w:space="0" w:color="auto"/>
+              <w:left w:val="single" w:color="auto" w:sz="4" w:space="0"/>
             </w:tcBorders>
             <w:shd w:val="clear" w:color="auto" w:fill="auto"/>
+            <w:tcMar/>
           </w:tcPr>
           <w:p>
             <w:pPr>
@@ -18479,6 +18618,7 @@
           <w:tcPr>
             <w:tcW w:w="992" w:type="dxa"/>
             <w:shd w:val="clear" w:color="auto" w:fill="auto"/>
+            <w:tcMar/>
           </w:tcPr>
           <w:p>
             <w:pPr>
@@ -18504,6 +18644,7 @@
           <w:tcPr>
             <w:tcW w:w="6203" w:type="dxa"/>
             <w:shd w:val="clear" w:color="auto" w:fill="auto"/>
+            <w:tcMar/>
           </w:tcPr>
           <w:p>
             <w:pPr>
@@ -18530,9 +18671,10 @@
           <w:tcPr>
             <w:tcW w:w="675" w:type="dxa"/>
             <w:tcBorders>
-              <w:right w:val="single" w:sz="4" w:space="0" w:color="auto"/>
+              <w:right w:val="single" w:color="auto" w:sz="4" w:space="0"/>
             </w:tcBorders>
             <w:shd w:val="clear" w:color="auto" w:fill="auto"/>
+            <w:tcMar/>
           </w:tcPr>
           <w:p>
             <w:pPr>
@@ -18557,9 +18699,10 @@
           <w:tcPr>
             <w:tcW w:w="2694" w:type="dxa"/>
             <w:tcBorders>
-              <w:left w:val="single" w:sz="4" w:space="0" w:color="auto"/>
+              <w:left w:val="single" w:color="auto" w:sz="4" w:space="0"/>
             </w:tcBorders>
             <w:shd w:val="clear" w:color="auto" w:fill="auto"/>
+            <w:tcMar/>
           </w:tcPr>
           <w:p>
             <w:pPr>
@@ -18588,6 +18731,7 @@
           <w:tcPr>
             <w:tcW w:w="992" w:type="dxa"/>
             <w:shd w:val="clear" w:color="auto" w:fill="auto"/>
+            <w:tcMar/>
           </w:tcPr>
           <w:p>
             <w:pPr>
@@ -18613,6 +18757,7 @@
           <w:tcPr>
             <w:tcW w:w="6203" w:type="dxa"/>
             <w:shd w:val="clear" w:color="auto" w:fill="auto"/>
+            <w:tcMar/>
           </w:tcPr>
           <w:p>
             <w:pPr>
@@ -18639,9 +18784,10 @@
           <w:tcPr>
             <w:tcW w:w="675" w:type="dxa"/>
             <w:tcBorders>
-              <w:right w:val="single" w:sz="4" w:space="0" w:color="auto"/>
+              <w:right w:val="single" w:color="auto" w:sz="4" w:space="0"/>
             </w:tcBorders>
             <w:shd w:val="clear" w:color="auto" w:fill="auto"/>
+            <w:tcMar/>
           </w:tcPr>
           <w:p>
             <w:pPr>
@@ -18666,9 +18812,10 @@
           <w:tcPr>
             <w:tcW w:w="2694" w:type="dxa"/>
             <w:tcBorders>
-              <w:left w:val="single" w:sz="4" w:space="0" w:color="auto"/>
+              <w:left w:val="single" w:color="auto" w:sz="4" w:space="0"/>
             </w:tcBorders>
             <w:shd w:val="clear" w:color="auto" w:fill="auto"/>
+            <w:tcMar/>
           </w:tcPr>
           <w:p>
             <w:pPr>
@@ -18697,6 +18844,7 @@
           <w:tcPr>
             <w:tcW w:w="992" w:type="dxa"/>
             <w:shd w:val="clear" w:color="auto" w:fill="auto"/>
+            <w:tcMar/>
           </w:tcPr>
           <w:p>
             <w:pPr>
@@ -18722,6 +18870,7 @@
           <w:tcPr>
             <w:tcW w:w="6203" w:type="dxa"/>
             <w:shd w:val="clear" w:color="auto" w:fill="auto"/>
+            <w:tcMar/>
           </w:tcPr>
           <w:p>
             <w:pPr>
@@ -18748,9 +18897,10 @@
           <w:tcPr>
             <w:tcW w:w="675" w:type="dxa"/>
             <w:tcBorders>
-              <w:right w:val="single" w:sz="4" w:space="0" w:color="auto"/>
+              <w:right w:val="single" w:color="auto" w:sz="4" w:space="0"/>
             </w:tcBorders>
             <w:shd w:val="clear" w:color="auto" w:fill="auto"/>
+            <w:tcMar/>
           </w:tcPr>
           <w:p>
             <w:pPr>
@@ -18775,9 +18925,10 @@
           <w:tcPr>
             <w:tcW w:w="2694" w:type="dxa"/>
             <w:tcBorders>
-              <w:left w:val="single" w:sz="4" w:space="0" w:color="auto"/>
+              <w:left w:val="single" w:color="auto" w:sz="4" w:space="0"/>
             </w:tcBorders>
             <w:shd w:val="clear" w:color="auto" w:fill="auto"/>
+            <w:tcMar/>
           </w:tcPr>
           <w:p>
             <w:pPr>
@@ -18806,6 +18957,7 @@
           <w:tcPr>
             <w:tcW w:w="992" w:type="dxa"/>
             <w:shd w:val="clear" w:color="auto" w:fill="auto"/>
+            <w:tcMar/>
           </w:tcPr>
           <w:p>
             <w:pPr>
@@ -18831,6 +18983,7 @@
           <w:tcPr>
             <w:tcW w:w="6203" w:type="dxa"/>
             <w:shd w:val="clear" w:color="auto" w:fill="auto"/>
+            <w:tcMar/>
           </w:tcPr>
           <w:p>
             <w:pPr>
@@ -18857,9 +19010,10 @@
           <w:tcPr>
             <w:tcW w:w="675" w:type="dxa"/>
             <w:tcBorders>
-              <w:right w:val="single" w:sz="4" w:space="0" w:color="auto"/>
+              <w:right w:val="single" w:color="auto" w:sz="4" w:space="0"/>
             </w:tcBorders>
             <w:shd w:val="clear" w:color="auto" w:fill="auto"/>
+            <w:tcMar/>
           </w:tcPr>
           <w:p>
             <w:pPr>
@@ -18884,9 +19038,10 @@
           <w:tcPr>
             <w:tcW w:w="2694" w:type="dxa"/>
             <w:tcBorders>
-              <w:left w:val="single" w:sz="4" w:space="0" w:color="auto"/>
+              <w:left w:val="single" w:color="auto" w:sz="4" w:space="0"/>
             </w:tcBorders>
             <w:shd w:val="clear" w:color="auto" w:fill="auto"/>
+            <w:tcMar/>
           </w:tcPr>
           <w:p>
             <w:pPr>
@@ -18915,6 +19070,7 @@
           <w:tcPr>
             <w:tcW w:w="992" w:type="dxa"/>
             <w:shd w:val="clear" w:color="auto" w:fill="auto"/>
+            <w:tcMar/>
           </w:tcPr>
           <w:p>
             <w:pPr>
@@ -18940,6 +19096,7 @@
           <w:tcPr>
             <w:tcW w:w="6203" w:type="dxa"/>
             <w:shd w:val="clear" w:color="auto" w:fill="auto"/>
+            <w:tcMar/>
           </w:tcPr>
           <w:p>
             <w:pPr>
@@ -18966,9 +19123,10 @@
           <w:tcPr>
             <w:tcW w:w="675" w:type="dxa"/>
             <w:tcBorders>
-              <w:right w:val="single" w:sz="4" w:space="0" w:color="auto"/>
+              <w:right w:val="single" w:color="auto" w:sz="4" w:space="0"/>
             </w:tcBorders>
             <w:shd w:val="clear" w:color="auto" w:fill="auto"/>
+            <w:tcMar/>
           </w:tcPr>
           <w:p>
             <w:pPr>
@@ -18993,9 +19151,10 @@
           <w:tcPr>
             <w:tcW w:w="2694" w:type="dxa"/>
             <w:tcBorders>
-              <w:left w:val="single" w:sz="4" w:space="0" w:color="auto"/>
+              <w:left w:val="single" w:color="auto" w:sz="4" w:space="0"/>
             </w:tcBorders>
             <w:shd w:val="clear" w:color="auto" w:fill="auto"/>
+            <w:tcMar/>
           </w:tcPr>
           <w:p>
             <w:pPr>
@@ -19024,6 +19183,7 @@
           <w:tcPr>
             <w:tcW w:w="992" w:type="dxa"/>
             <w:shd w:val="clear" w:color="auto" w:fill="auto"/>
+            <w:tcMar/>
           </w:tcPr>
           <w:p>
             <w:pPr>
@@ -19049,6 +19209,7 @@
           <w:tcPr>
             <w:tcW w:w="6203" w:type="dxa"/>
             <w:shd w:val="clear" w:color="auto" w:fill="auto"/>
+            <w:tcMar/>
           </w:tcPr>
           <w:p>
             <w:pPr>
@@ -19075,9 +19236,10 @@
           <w:tcPr>
             <w:tcW w:w="675" w:type="dxa"/>
             <w:tcBorders>
-              <w:right w:val="single" w:sz="4" w:space="0" w:color="auto"/>
+              <w:right w:val="single" w:color="auto" w:sz="4" w:space="0"/>
             </w:tcBorders>
             <w:shd w:val="clear" w:color="auto" w:fill="auto"/>
+            <w:tcMar/>
           </w:tcPr>
           <w:p>
             <w:pPr>
@@ -19102,9 +19264,10 @@
           <w:tcPr>
             <w:tcW w:w="2694" w:type="dxa"/>
             <w:tcBorders>
-              <w:left w:val="single" w:sz="4" w:space="0" w:color="auto"/>
+              <w:left w:val="single" w:color="auto" w:sz="4" w:space="0"/>
             </w:tcBorders>
             <w:shd w:val="clear" w:color="auto" w:fill="auto"/>
+            <w:tcMar/>
           </w:tcPr>
           <w:p>
             <w:pPr>
@@ -19133,6 +19296,7 @@
           <w:tcPr>
             <w:tcW w:w="992" w:type="dxa"/>
             <w:shd w:val="clear" w:color="auto" w:fill="auto"/>
+            <w:tcMar/>
           </w:tcPr>
           <w:p>
             <w:pPr>
@@ -19158,6 +19322,7 @@
           <w:tcPr>
             <w:tcW w:w="6203" w:type="dxa"/>
             <w:shd w:val="clear" w:color="auto" w:fill="auto"/>
+            <w:tcMar/>
           </w:tcPr>
           <w:p>
             <w:pPr>
@@ -19184,9 +19349,10 @@
           <w:tcPr>
             <w:tcW w:w="675" w:type="dxa"/>
             <w:tcBorders>
-              <w:right w:val="single" w:sz="4" w:space="0" w:color="auto"/>
+              <w:right w:val="single" w:color="auto" w:sz="4" w:space="0"/>
             </w:tcBorders>
             <w:shd w:val="clear" w:color="auto" w:fill="auto"/>
+            <w:tcMar/>
           </w:tcPr>
           <w:p>
             <w:pPr>
@@ -19211,9 +19377,10 @@
           <w:tcPr>
             <w:tcW w:w="2694" w:type="dxa"/>
             <w:tcBorders>
-              <w:left w:val="single" w:sz="4" w:space="0" w:color="auto"/>
+              <w:left w:val="single" w:color="auto" w:sz="4" w:space="0"/>
             </w:tcBorders>
             <w:shd w:val="clear" w:color="auto" w:fill="auto"/>
+            <w:tcMar/>
           </w:tcPr>
           <w:p>
             <w:pPr>
@@ -19242,6 +19409,7 @@
           <w:tcPr>
             <w:tcW w:w="992" w:type="dxa"/>
             <w:shd w:val="clear" w:color="auto" w:fill="auto"/>
+            <w:tcMar/>
           </w:tcPr>
           <w:p>
             <w:pPr>
@@ -19267,6 +19435,7 @@
           <w:tcPr>
             <w:tcW w:w="6203" w:type="dxa"/>
             <w:shd w:val="clear" w:color="auto" w:fill="auto"/>
+            <w:tcMar/>
           </w:tcPr>
           <w:p>
             <w:pPr>
@@ -19293,9 +19462,10 @@
           <w:tcPr>
             <w:tcW w:w="675" w:type="dxa"/>
             <w:tcBorders>
-              <w:right w:val="single" w:sz="4" w:space="0" w:color="auto"/>
+              <w:right w:val="single" w:color="auto" w:sz="4" w:space="0"/>
             </w:tcBorders>
             <w:shd w:val="clear" w:color="auto" w:fill="auto"/>
+            <w:tcMar/>
           </w:tcPr>
           <w:p>
             <w:pPr>
@@ -19320,9 +19490,10 @@
           <w:tcPr>
             <w:tcW w:w="2694" w:type="dxa"/>
             <w:tcBorders>
-              <w:left w:val="single" w:sz="4" w:space="0" w:color="auto"/>
+              <w:left w:val="single" w:color="auto" w:sz="4" w:space="0"/>
             </w:tcBorders>
             <w:shd w:val="clear" w:color="auto" w:fill="auto"/>
+            <w:tcMar/>
           </w:tcPr>
           <w:p>
             <w:pPr>
@@ -19351,6 +19522,7 @@
           <w:tcPr>
             <w:tcW w:w="992" w:type="dxa"/>
             <w:shd w:val="clear" w:color="auto" w:fill="auto"/>
+            <w:tcMar/>
           </w:tcPr>
           <w:p>
             <w:pPr>
@@ -19376,6 +19548,7 @@
           <w:tcPr>
             <w:tcW w:w="6203" w:type="dxa"/>
             <w:shd w:val="clear" w:color="auto" w:fill="auto"/>
+            <w:tcMar/>
           </w:tcPr>
           <w:p>
             <w:pPr>
@@ -19402,9 +19575,10 @@
           <w:tcPr>
             <w:tcW w:w="675" w:type="dxa"/>
             <w:tcBorders>
-              <w:right w:val="single" w:sz="4" w:space="0" w:color="auto"/>
+              <w:right w:val="single" w:color="auto" w:sz="4" w:space="0"/>
             </w:tcBorders>
             <w:shd w:val="clear" w:color="auto" w:fill="auto"/>
+            <w:tcMar/>
           </w:tcPr>
           <w:p>
             <w:pPr>
@@ -19429,9 +19603,10 @@
           <w:tcPr>
             <w:tcW w:w="2694" w:type="dxa"/>
             <w:tcBorders>
-              <w:left w:val="single" w:sz="4" w:space="0" w:color="auto"/>
+              <w:left w:val="single" w:color="auto" w:sz="4" w:space="0"/>
             </w:tcBorders>
             <w:shd w:val="clear" w:color="auto" w:fill="auto"/>
+            <w:tcMar/>
           </w:tcPr>
           <w:p>
             <w:pPr>
@@ -19460,6 +19635,7 @@
           <w:tcPr>
             <w:tcW w:w="992" w:type="dxa"/>
             <w:shd w:val="clear" w:color="auto" w:fill="auto"/>
+            <w:tcMar/>
           </w:tcPr>
           <w:p>
             <w:pPr>
@@ -19485,6 +19661,7 @@
           <w:tcPr>
             <w:tcW w:w="6203" w:type="dxa"/>
             <w:shd w:val="clear" w:color="auto" w:fill="auto"/>
+            <w:tcMar/>
           </w:tcPr>
           <w:p>
             <w:pPr>
@@ -19511,9 +19688,10 @@
           <w:tcPr>
             <w:tcW w:w="675" w:type="dxa"/>
             <w:tcBorders>
-              <w:right w:val="single" w:sz="4" w:space="0" w:color="auto"/>
+              <w:right w:val="single" w:color="auto" w:sz="4" w:space="0"/>
             </w:tcBorders>
             <w:shd w:val="clear" w:color="auto" w:fill="auto"/>
+            <w:tcMar/>
           </w:tcPr>
           <w:p>
             <w:pPr>
@@ -19538,9 +19716,10 @@
           <w:tcPr>
             <w:tcW w:w="2694" w:type="dxa"/>
             <w:tcBorders>
-              <w:left w:val="single" w:sz="4" w:space="0" w:color="auto"/>
+              <w:left w:val="single" w:color="auto" w:sz="4" w:space="0"/>
             </w:tcBorders>
             <w:shd w:val="clear" w:color="auto" w:fill="auto"/>
+            <w:tcMar/>
           </w:tcPr>
           <w:p>
             <w:pPr>
@@ -19569,6 +19748,7 @@
           <w:tcPr>
             <w:tcW w:w="992" w:type="dxa"/>
             <w:shd w:val="clear" w:color="auto" w:fill="auto"/>
+            <w:tcMar/>
           </w:tcPr>
           <w:p>
             <w:pPr>
@@ -19594,6 +19774,7 @@
           <w:tcPr>
             <w:tcW w:w="6203" w:type="dxa"/>
             <w:shd w:val="clear" w:color="auto" w:fill="auto"/>
+            <w:tcMar/>
           </w:tcPr>
           <w:p>
             <w:pPr>
@@ -19620,9 +19801,10 @@
           <w:tcPr>
             <w:tcW w:w="675" w:type="dxa"/>
             <w:tcBorders>
-              <w:right w:val="single" w:sz="4" w:space="0" w:color="auto"/>
+              <w:right w:val="single" w:color="auto" w:sz="4" w:space="0"/>
             </w:tcBorders>
             <w:shd w:val="clear" w:color="auto" w:fill="auto"/>
+            <w:tcMar/>
           </w:tcPr>
           <w:p>
             <w:pPr>
@@ -19647,9 +19829,10 @@
           <w:tcPr>
             <w:tcW w:w="2694" w:type="dxa"/>
             <w:tcBorders>
-              <w:left w:val="single" w:sz="4" w:space="0" w:color="auto"/>
+              <w:left w:val="single" w:color="auto" w:sz="4" w:space="0"/>
             </w:tcBorders>
             <w:shd w:val="clear" w:color="auto" w:fill="auto"/>
+            <w:tcMar/>
           </w:tcPr>
           <w:p>
             <w:pPr>
@@ -19678,6 +19861,7 @@
           <w:tcPr>
             <w:tcW w:w="992" w:type="dxa"/>
             <w:shd w:val="clear" w:color="auto" w:fill="auto"/>
+            <w:tcMar/>
           </w:tcPr>
           <w:p>
             <w:pPr>
@@ -19703,6 +19887,7 @@
           <w:tcPr>
             <w:tcW w:w="6203" w:type="dxa"/>
             <w:shd w:val="clear" w:color="auto" w:fill="auto"/>
+            <w:tcMar/>
           </w:tcPr>
           <w:p>
             <w:pPr>
@@ -19729,9 +19914,10 @@
           <w:tcPr>
             <w:tcW w:w="675" w:type="dxa"/>
             <w:tcBorders>
-              <w:right w:val="single" w:sz="4" w:space="0" w:color="auto"/>
+              <w:right w:val="single" w:color="auto" w:sz="4" w:space="0"/>
             </w:tcBorders>
             <w:shd w:val="clear" w:color="auto" w:fill="auto"/>
+            <w:tcMar/>
           </w:tcPr>
           <w:p>
             <w:pPr>
@@ -19756,9 +19942,10 @@
           <w:tcPr>
             <w:tcW w:w="2694" w:type="dxa"/>
             <w:tcBorders>
-              <w:left w:val="single" w:sz="4" w:space="0" w:color="auto"/>
+              <w:left w:val="single" w:color="auto" w:sz="4" w:space="0"/>
             </w:tcBorders>
             <w:shd w:val="clear" w:color="auto" w:fill="auto"/>
+            <w:tcMar/>
           </w:tcPr>
           <w:p>
             <w:pPr>
@@ -19787,6 +19974,7 @@
           <w:tcPr>
             <w:tcW w:w="992" w:type="dxa"/>
             <w:shd w:val="clear" w:color="auto" w:fill="auto"/>
+            <w:tcMar/>
           </w:tcPr>
           <w:p>
             <w:pPr>
@@ -19812,6 +20000,7 @@
           <w:tcPr>
             <w:tcW w:w="6203" w:type="dxa"/>
             <w:shd w:val="clear" w:color="auto" w:fill="auto"/>
+            <w:tcMar/>
           </w:tcPr>
           <w:p>
             <w:pPr>
@@ -19838,9 +20027,10 @@
           <w:tcPr>
             <w:tcW w:w="675" w:type="dxa"/>
             <w:tcBorders>
-              <w:right w:val="single" w:sz="4" w:space="0" w:color="auto"/>
+              <w:right w:val="single" w:color="auto" w:sz="4" w:space="0"/>
             </w:tcBorders>
             <w:shd w:val="clear" w:color="auto" w:fill="auto"/>
+            <w:tcMar/>
           </w:tcPr>
           <w:p>
             <w:pPr>
@@ -19865,9 +20055,10 @@
           <w:tcPr>
             <w:tcW w:w="2694" w:type="dxa"/>
             <w:tcBorders>
-              <w:left w:val="single" w:sz="4" w:space="0" w:color="auto"/>
+              <w:left w:val="single" w:color="auto" w:sz="4" w:space="0"/>
             </w:tcBorders>
             <w:shd w:val="clear" w:color="auto" w:fill="auto"/>
+            <w:tcMar/>
           </w:tcPr>
           <w:p>
             <w:pPr>
@@ -19888,16 +20079,7 @@
                 <w:sz w:val="20"/>
                 <w:szCs w:val="20"/>
               </w:rPr>
-              <w:t xml:space="preserve">Separation of development, test and production </w:t>
-            </w:r>
-            <w:r>
-              <w:rPr>
-                <w:rFonts w:cs="Calibri"/>
-                <w:sz w:val="20"/>
-                <w:szCs w:val="20"/>
-              </w:rPr>
-              <w:lastRenderedPageBreak/>
-              <w:t>environments</w:t>
+              <w:t>Separation of development, test and production environments</w:t>
             </w:r>
           </w:p>
         </w:tc>
@@ -19905,6 +20087,7 @@
           <w:tcPr>
             <w:tcW w:w="992" w:type="dxa"/>
             <w:shd w:val="clear" w:color="auto" w:fill="auto"/>
+            <w:tcMar/>
           </w:tcPr>
           <w:p>
             <w:pPr>
@@ -19922,7 +20105,6 @@
                 <w:sz w:val="20"/>
                 <w:szCs w:val="20"/>
               </w:rPr>
-              <w:lastRenderedPageBreak/>
               <w:t>{{clause}}</w:t>
             </w:r>
           </w:p>
@@ -19931,6 +20113,7 @@
           <w:tcPr>
             <w:tcW w:w="6203" w:type="dxa"/>
             <w:shd w:val="clear" w:color="auto" w:fill="auto"/>
+            <w:tcMar/>
           </w:tcPr>
           <w:p>
             <w:pPr>
@@ -19957,9 +20140,10 @@
           <w:tcPr>
             <w:tcW w:w="675" w:type="dxa"/>
             <w:tcBorders>
-              <w:right w:val="single" w:sz="4" w:space="0" w:color="auto"/>
+              <w:right w:val="single" w:color="auto" w:sz="4" w:space="0"/>
             </w:tcBorders>
             <w:shd w:val="clear" w:color="auto" w:fill="auto"/>
+            <w:tcMar/>
           </w:tcPr>
           <w:p>
             <w:pPr>
@@ -19984,9 +20168,10 @@
           <w:tcPr>
             <w:tcW w:w="2694" w:type="dxa"/>
             <w:tcBorders>
-              <w:left w:val="single" w:sz="4" w:space="0" w:color="auto"/>
+              <w:left w:val="single" w:color="auto" w:sz="4" w:space="0"/>
             </w:tcBorders>
             <w:shd w:val="clear" w:color="auto" w:fill="auto"/>
+            <w:tcMar/>
           </w:tcPr>
           <w:p>
             <w:pPr>
@@ -20015,6 +20200,7 @@
           <w:tcPr>
             <w:tcW w:w="992" w:type="dxa"/>
             <w:shd w:val="clear" w:color="auto" w:fill="auto"/>
+            <w:tcMar/>
           </w:tcPr>
           <w:p>
             <w:pPr>
@@ -20040,6 +20226,7 @@
           <w:tcPr>
             <w:tcW w:w="6203" w:type="dxa"/>
             <w:shd w:val="clear" w:color="auto" w:fill="auto"/>
+            <w:tcMar/>
           </w:tcPr>
           <w:p>
             <w:pPr>
@@ -20066,9 +20253,10 @@
           <w:tcPr>
             <w:tcW w:w="675" w:type="dxa"/>
             <w:tcBorders>
-              <w:right w:val="single" w:sz="4" w:space="0" w:color="auto"/>
+              <w:right w:val="single" w:color="auto" w:sz="4" w:space="0"/>
             </w:tcBorders>
             <w:shd w:val="clear" w:color="auto" w:fill="auto"/>
+            <w:tcMar/>
           </w:tcPr>
           <w:p>
             <w:pPr>
@@ -20093,9 +20281,10 @@
           <w:tcPr>
             <w:tcW w:w="2694" w:type="dxa"/>
             <w:tcBorders>
-              <w:left w:val="single" w:sz="4" w:space="0" w:color="auto"/>
+              <w:left w:val="single" w:color="auto" w:sz="4" w:space="0"/>
             </w:tcBorders>
             <w:shd w:val="clear" w:color="auto" w:fill="auto"/>
+            <w:tcMar/>
           </w:tcPr>
           <w:p>
             <w:pPr>
@@ -20124,6 +20313,7 @@
           <w:tcPr>
             <w:tcW w:w="992" w:type="dxa"/>
             <w:shd w:val="clear" w:color="auto" w:fill="auto"/>
+            <w:tcMar/>
           </w:tcPr>
           <w:p>
             <w:pPr>
@@ -20149,6 +20339,7 @@
           <w:tcPr>
             <w:tcW w:w="6203" w:type="dxa"/>
             <w:shd w:val="clear" w:color="auto" w:fill="auto"/>
+            <w:tcMar/>
           </w:tcPr>
           <w:p>
             <w:pPr>
@@ -20175,9 +20366,10 @@
           <w:tcPr>
             <w:tcW w:w="675" w:type="dxa"/>
             <w:tcBorders>
-              <w:right w:val="single" w:sz="4" w:space="0" w:color="auto"/>
+              <w:right w:val="single" w:color="auto" w:sz="4" w:space="0"/>
             </w:tcBorders>
             <w:shd w:val="clear" w:color="auto" w:fill="auto"/>
+            <w:tcMar/>
           </w:tcPr>
           <w:p>
             <w:pPr>
@@ -20202,9 +20394,10 @@
           <w:tcPr>
             <w:tcW w:w="2694" w:type="dxa"/>
             <w:tcBorders>
-              <w:left w:val="single" w:sz="4" w:space="0" w:color="auto"/>
+              <w:left w:val="single" w:color="auto" w:sz="4" w:space="0"/>
             </w:tcBorders>
             <w:shd w:val="clear" w:color="auto" w:fill="auto"/>
+            <w:tcMar/>
           </w:tcPr>
           <w:p>
             <w:pPr>
@@ -20233,6 +20426,7 @@
           <w:tcPr>
             <w:tcW w:w="992" w:type="dxa"/>
             <w:shd w:val="clear" w:color="auto" w:fill="auto"/>
+            <w:tcMar/>
           </w:tcPr>
           <w:p>
             <w:pPr>
@@ -20258,6 +20452,7 @@
           <w:tcPr>
             <w:tcW w:w="6203" w:type="dxa"/>
             <w:shd w:val="clear" w:color="auto" w:fill="auto"/>
+            <w:tcMar/>
           </w:tcPr>
           <w:p>
             <w:pPr>
@@ -20286,6 +20481,160 @@
         <w:rPr>
           <w:rFonts w:cs="Calibri"/>
           <w:b/>
+          <w:sz w:val="24"/>
+          <w:szCs w:val="24"/>
+        </w:rPr>
+      </w:pPr>
+    </w:p>
+    <w:p>
+      <w:pPr>
+        <w:jc w:val="center"/>
+        <w:rPr>
+          <w:rFonts w:cs="Calibri"/>
+          <w:b/>
+          <w:sz w:val="24"/>
+          <w:szCs w:val="24"/>
+        </w:rPr>
+      </w:pPr>
+      <w:r>
+        <w:rPr>
+          <w:rFonts w:cs="Calibri"/>
+          <w:b/>
+          <w:sz w:val="24"/>
+          <w:szCs w:val="24"/>
+        </w:rPr>
+        <w:t>SUMMARY OF THE AUDIT</w:t>
+      </w:r>
+    </w:p>
+    <w:tbl>
+      <w:tblPr>
+        <w:tblW w:w="0" w:type="auto"/>
+        <w:tblBorders>
+          <w:top w:val="single" w:color="000000" w:sz="4" w:space="0"/>
+          <w:left w:val="single" w:color="000000" w:sz="4" w:space="0"/>
+          <w:bottom w:val="single" w:color="000000" w:sz="4" w:space="0"/>
+          <w:right w:val="single" w:color="000000" w:sz="4" w:space="0"/>
+          <w:insideH w:val="single" w:color="000000" w:sz="4" w:space="0"/>
+          <w:insideV w:val="single" w:color="000000" w:sz="4" w:space="0"/>
+        </w:tblBorders>
+        <w:tblLook w:val="04A0" w:firstRow="1" w:lastRow="0" w:firstColumn="1" w:lastColumn="0" w:noHBand="0" w:noVBand="1"/>
+      </w:tblPr>
+      <w:tblGrid>
+        <w:gridCol w:w="10564"/>
+      </w:tblGrid>
+      <w:tr>
+        <w:tc>
+          <w:tcPr>
+            <w:tcW w:w="10564" w:type="dxa"/>
+            <w:shd w:val="clear" w:color="auto" w:fill="auto"/>
+          </w:tcPr>
+          <w:p>
+            <w:pPr>
+              <w:rPr>
+                <w:rFonts w:cs="Calibri"/>
+                <w:b/>
+                <w:sz w:val="24"/>
+                <w:szCs w:val="24"/>
+              </w:rPr>
+            </w:pPr>
+            <w:r>
+              <w:rPr>
+                <w:rFonts w:cs="Calibri"/>
+                <w:b/>
+                <w:sz w:val="24"/>
+                <w:szCs w:val="24"/>
+              </w:rPr>
+              <w:t>Minor NCs raised:</w:t>
+            </w:r>
+          </w:p>
+        </w:tc>
+      </w:tr>
+    </w:tbl>
+    <w:p>
+      <w:pPr>
+        <w:jc w:val="center"/>
+        <w:rPr>
+          <w:rFonts w:cs="Calibri"/>
+          <w:b/>
+          <w:color w:val="FF0000"/>
+          <w:sz w:val="24"/>
+          <w:szCs w:val="24"/>
+        </w:rPr>
+      </w:pPr>
+    </w:p>
+    <w:p>
+      <w:pPr>
+        <w:jc w:val="center"/>
+        <w:rPr>
+          <w:rFonts w:cs="Calibri"/>
+          <w:b/>
+          <w:color w:val="FF0000"/>
+          <w:sz w:val="24"/>
+          <w:szCs w:val="24"/>
+        </w:rPr>
+      </w:pPr>
+      <w:r>
+        <w:rPr>
+          <w:rFonts w:cs="Calibri"/>
+          <w:b/>
+          <w:color w:val="FF0000"/>
+          <w:sz w:val="24"/>
+          <w:szCs w:val="24"/>
+        </w:rPr>
+        <w:t>Observations</w:t>
+      </w:r>
+    </w:p>
+    <w:tbl>
+      <w:tblPr>
+        <w:tblW w:w="0" w:type="auto"/>
+        <w:tblBorders>
+          <w:top w:val="single" w:color="000000" w:sz="4" w:space="0"/>
+          <w:left w:val="single" w:color="000000" w:sz="4" w:space="0"/>
+          <w:bottom w:val="single" w:color="000000" w:sz="4" w:space="0"/>
+          <w:right w:val="single" w:color="000000" w:sz="4" w:space="0"/>
+          <w:insideH w:val="single" w:color="000000" w:sz="4" w:space="0"/>
+          <w:insideV w:val="single" w:color="000000" w:sz="4" w:space="0"/>
+        </w:tblBorders>
+        <w:tblLook w:val="04A0" w:firstRow="1" w:lastRow="0" w:firstColumn="1" w:lastColumn="0" w:noHBand="0" w:noVBand="1"/>
+      </w:tblPr>
+      <w:tblGrid>
+        <w:gridCol w:w="10564"/>
+      </w:tblGrid>
+      <w:tr>
+        <w:tc>
+          <w:tcPr>
+            <w:tcW w:w="10564" w:type="dxa"/>
+            <w:shd w:val="clear" w:color="auto" w:fill="auto"/>
+          </w:tcPr>
+          <w:p>
+            <w:pPr>
+              <w:rPr>
+                <w:rFonts w:cs="Calibri"/>
+                <w:b/>
+                <w:color w:val="FF0000"/>
+                <w:sz w:val="24"/>
+                <w:szCs w:val="24"/>
+              </w:rPr>
+            </w:pPr>
+            <w:r>
+              <w:rPr>
+                <w:rFonts w:cs="Calibri"/>
+                <w:b/>
+                <w:sz w:val="24"/>
+                <w:szCs w:val="24"/>
+              </w:rPr>
+              <w:t>Observations raised:</w:t>
+            </w:r>
+          </w:p>
+        </w:tc>
+      </w:tr>
+    </w:tbl>
+    <w:p>
+      <w:pPr>
+        <w:rPr>
+          <w:rFonts w:cs="Calibri"/>
+          <w:b/>
+          <w:color w:val="FF0000"/>
           <w:sz w:val="24"/>
           <w:szCs w:val="24"/>
         </w:rPr>
@@ -20374,7 +20723,7 @@
     <w:sectPr>
       <w:headerReference w:type="default" r:id="rId7"/>
       <w:footerReference w:type="default" r:id="rId8"/>
-      <w:pgSz w:w="11906" w:h="16838"/>
+      <w:pgSz w:w="11906" w:h="16838" w:orient="portrait"/>
       <w:pgMar w:top="1629" w:right="849" w:bottom="540" w:left="709" w:header="270" w:footer="102" w:gutter="0"/>
       <w:cols w:space="708"/>
       <w:docGrid w:linePitch="360"/>
@@ -20471,12 +20820,12 @@
     <w:tblPr>
       <w:tblW w:w="0" w:type="auto"/>
       <w:tblBorders>
-        <w:top w:val="single" w:sz="4" w:space="0" w:color="000000"/>
-        <w:left w:val="single" w:sz="4" w:space="0" w:color="000000"/>
-        <w:bottom w:val="single" w:sz="4" w:space="0" w:color="000000"/>
-        <w:right w:val="single" w:sz="4" w:space="0" w:color="000000"/>
-        <w:insideH w:val="single" w:sz="4" w:space="0" w:color="000000"/>
-        <w:insideV w:val="single" w:sz="4" w:space="0" w:color="000000"/>
+        <w:top w:val="single" w:color="000000" w:sz="4" w:space="0"/>
+        <w:left w:val="single" w:color="000000" w:sz="4" w:space="0"/>
+        <w:bottom w:val="single" w:color="000000" w:sz="4" w:space="0"/>
+        <w:right w:val="single" w:color="000000" w:sz="4" w:space="0"/>
+        <w:insideH w:val="single" w:color="000000" w:sz="4" w:space="0"/>
+        <w:insideV w:val="single" w:color="000000" w:sz="4" w:space="0"/>
       </w:tblBorders>
       <w:shd w:val="clear" w:color="auto" w:fill="E7E6E6"/>
       <w:tblLook w:val="04A0" w:firstRow="1" w:lastRow="0" w:firstColumn="1" w:lastColumn="0" w:noHBand="0" w:noVBand="1"/>
@@ -20553,8 +20902,8 @@
         <w:tcPr>
           <w:tcW w:w="1416" w:type="dxa"/>
           <w:tcBorders>
-            <w:left w:val="single" w:sz="4" w:space="0" w:color="auto"/>
-            <w:right w:val="single" w:sz="4" w:space="0" w:color="auto"/>
+            <w:left w:val="single" w:color="auto" w:sz="4" w:space="0"/>
+            <w:right w:val="single" w:color="auto" w:sz="4" w:space="0"/>
           </w:tcBorders>
           <w:shd w:val="clear" w:color="auto" w:fill="E7E6E6"/>
         </w:tcPr>
@@ -20579,7 +20928,7 @@
         <w:tcPr>
           <w:tcW w:w="1450" w:type="dxa"/>
           <w:tcBorders>
-            <w:left w:val="single" w:sz="4" w:space="0" w:color="auto"/>
+            <w:left w:val="single" w:color="auto" w:sz="4" w:space="0"/>
           </w:tcBorders>
           <w:shd w:val="clear" w:color="auto" w:fill="E7E6E6"/>
         </w:tcPr>
@@ -20631,8 +20980,8 @@
         <w:tcPr>
           <w:tcW w:w="1416" w:type="dxa"/>
           <w:tcBorders>
-            <w:left w:val="single" w:sz="4" w:space="0" w:color="auto"/>
-            <w:right w:val="single" w:sz="4" w:space="0" w:color="auto"/>
+            <w:left w:val="single" w:color="auto" w:sz="4" w:space="0"/>
+            <w:right w:val="single" w:color="auto" w:sz="4" w:space="0"/>
           </w:tcBorders>
           <w:shd w:val="clear" w:color="auto" w:fill="E7E6E6"/>
         </w:tcPr>
@@ -20657,7 +21006,7 @@
         <w:tcPr>
           <w:tcW w:w="1450" w:type="dxa"/>
           <w:tcBorders>
-            <w:left w:val="single" w:sz="4" w:space="0" w:color="auto"/>
+            <w:left w:val="single" w:color="auto" w:sz="4" w:space="0"/>
           </w:tcBorders>
           <w:shd w:val="clear" w:color="auto" w:fill="E7E6E6"/>
         </w:tcPr>
@@ -20740,8 +21089,8 @@
         <w:tcPr>
           <w:tcW w:w="1416" w:type="dxa"/>
           <w:tcBorders>
-            <w:left w:val="single" w:sz="4" w:space="0" w:color="auto"/>
-            <w:right w:val="single" w:sz="4" w:space="0" w:color="auto"/>
+            <w:left w:val="single" w:color="auto" w:sz="4" w:space="0"/>
+            <w:right w:val="single" w:color="auto" w:sz="4" w:space="0"/>
           </w:tcBorders>
           <w:shd w:val="clear" w:color="auto" w:fill="E7E6E6"/>
         </w:tcPr>
@@ -20766,7 +21115,7 @@
         <w:tcPr>
           <w:tcW w:w="1450" w:type="dxa"/>
           <w:tcBorders>
-            <w:left w:val="single" w:sz="4" w:space="0" w:color="auto"/>
+            <w:left w:val="single" w:color="auto" w:sz="4" w:space="0"/>
           </w:tcBorders>
           <w:shd w:val="clear" w:color="auto" w:fill="E7E6E6"/>
         </w:tcPr>
@@ -21017,7 +21366,7 @@
         <w:ind w:left="768" w:hanging="360"/>
       </w:pPr>
       <w:rPr>
-        <w:rFonts w:ascii="Symbol" w:hAnsi="Symbol" w:hint="default"/>
+        <w:rFonts w:hint="default" w:ascii="Symbol" w:hAnsi="Symbol"/>
       </w:rPr>
     </w:lvl>
     <w:lvl w:ilvl="1" w:tplc="04090003" w:tentative="1">
@@ -21029,7 +21378,7 @@
         <w:ind w:left="1488" w:hanging="360"/>
       </w:pPr>
       <w:rPr>
-        <w:rFonts w:ascii="Courier New" w:hAnsi="Courier New" w:hint="default"/>
+        <w:rFonts w:hint="default" w:ascii="Courier New" w:hAnsi="Courier New"/>
       </w:rPr>
     </w:lvl>
     <w:lvl w:ilvl="2" w:tplc="04090005" w:tentative="1">
@@ -21041,7 +21390,7 @@
         <w:ind w:left="2208" w:hanging="360"/>
       </w:pPr>
       <w:rPr>
-        <w:rFonts w:ascii="Wingdings" w:hAnsi="Wingdings" w:hint="default"/>
+        <w:rFonts w:hint="default" w:ascii="Wingdings" w:hAnsi="Wingdings"/>
       </w:rPr>
     </w:lvl>
     <w:lvl w:ilvl="3" w:tplc="04090001" w:tentative="1">
@@ -21053,7 +21402,7 @@
         <w:ind w:left="2928" w:hanging="360"/>
       </w:pPr>
       <w:rPr>
-        <w:rFonts w:ascii="Symbol" w:hAnsi="Symbol" w:hint="default"/>
+        <w:rFonts w:hint="default" w:ascii="Symbol" w:hAnsi="Symbol"/>
       </w:rPr>
     </w:lvl>
     <w:lvl w:ilvl="4" w:tplc="04090003" w:tentative="1">
@@ -21065,7 +21414,7 @@
         <w:ind w:left="3648" w:hanging="360"/>
       </w:pPr>
       <w:rPr>
-        <w:rFonts w:ascii="Courier New" w:hAnsi="Courier New" w:hint="default"/>
+        <w:rFonts w:hint="default" w:ascii="Courier New" w:hAnsi="Courier New"/>
       </w:rPr>
     </w:lvl>
     <w:lvl w:ilvl="5" w:tplc="04090005" w:tentative="1">
@@ -21077,7 +21426,7 @@
         <w:ind w:left="4368" w:hanging="360"/>
       </w:pPr>
       <w:rPr>
-        <w:rFonts w:ascii="Wingdings" w:hAnsi="Wingdings" w:hint="default"/>
+        <w:rFonts w:hint="default" w:ascii="Wingdings" w:hAnsi="Wingdings"/>
       </w:rPr>
     </w:lvl>
     <w:lvl w:ilvl="6" w:tplc="04090001" w:tentative="1">
@@ -21089,7 +21438,7 @@
         <w:ind w:left="5088" w:hanging="360"/>
       </w:pPr>
       <w:rPr>
-        <w:rFonts w:ascii="Symbol" w:hAnsi="Symbol" w:hint="default"/>
+        <w:rFonts w:hint="default" w:ascii="Symbol" w:hAnsi="Symbol"/>
       </w:rPr>
     </w:lvl>
     <w:lvl w:ilvl="7" w:tplc="04090003" w:tentative="1">
@@ -21101,7 +21450,7 @@
         <w:ind w:left="5808" w:hanging="360"/>
       </w:pPr>
       <w:rPr>
-        <w:rFonts w:ascii="Courier New" w:hAnsi="Courier New" w:hint="default"/>
+        <w:rFonts w:hint="default" w:ascii="Courier New" w:hAnsi="Courier New"/>
       </w:rPr>
     </w:lvl>
     <w:lvl w:ilvl="8" w:tplc="04090005" w:tentative="1">
@@ -21113,7 +21462,7 @@
         <w:ind w:left="6528" w:hanging="360"/>
       </w:pPr>
       <w:rPr>
-        <w:rFonts w:ascii="Wingdings" w:hAnsi="Wingdings" w:hint="default"/>
+        <w:rFonts w:hint="default" w:ascii="Wingdings" w:hAnsi="Wingdings"/>
       </w:rPr>
     </w:lvl>
   </w:abstractNum>
@@ -21228,7 +21577,7 @@
         <w:ind w:left="1440" w:hanging="360"/>
       </w:pPr>
       <w:rPr>
-        <w:rFonts w:ascii="Courier New" w:hAnsi="Courier New" w:cs="Courier New" w:hint="default"/>
+        <w:rFonts w:hint="default" w:ascii="Courier New" w:hAnsi="Courier New" w:cs="Courier New"/>
       </w:rPr>
     </w:lvl>
     <w:lvl w:ilvl="2" w:tplc="40090005" w:tentative="1">
@@ -21240,7 +21589,7 @@
         <w:ind w:left="2160" w:hanging="360"/>
       </w:pPr>
       <w:rPr>
-        <w:rFonts w:ascii="Wingdings" w:hAnsi="Wingdings" w:hint="default"/>
+        <w:rFonts w:hint="default" w:ascii="Wingdings" w:hAnsi="Wingdings"/>
       </w:rPr>
     </w:lvl>
     <w:lvl w:ilvl="3" w:tplc="40090001" w:tentative="1">
@@ -21252,7 +21601,7 @@
         <w:ind w:left="2880" w:hanging="360"/>
       </w:pPr>
       <w:rPr>
-        <w:rFonts w:ascii="Symbol" w:hAnsi="Symbol" w:hint="default"/>
+        <w:rFonts w:hint="default" w:ascii="Symbol" w:hAnsi="Symbol"/>
       </w:rPr>
     </w:lvl>
     <w:lvl w:ilvl="4" w:tplc="40090003" w:tentative="1">
@@ -21264,7 +21613,7 @@
         <w:ind w:left="3600" w:hanging="360"/>
       </w:pPr>
       <w:rPr>
-        <w:rFonts w:ascii="Courier New" w:hAnsi="Courier New" w:cs="Courier New" w:hint="default"/>
+        <w:rFonts w:hint="default" w:ascii="Courier New" w:hAnsi="Courier New" w:cs="Courier New"/>
       </w:rPr>
     </w:lvl>
     <w:lvl w:ilvl="5" w:tplc="40090005" w:tentative="1">
@@ -21276,7 +21625,7 @@
         <w:ind w:left="4320" w:hanging="360"/>
       </w:pPr>
       <w:rPr>
-        <w:rFonts w:ascii="Wingdings" w:hAnsi="Wingdings" w:hint="default"/>
+        <w:rFonts w:hint="default" w:ascii="Wingdings" w:hAnsi="Wingdings"/>
       </w:rPr>
     </w:lvl>
     <w:lvl w:ilvl="6" w:tplc="40090001" w:tentative="1">
@@ -21288,7 +21637,7 @@
         <w:ind w:left="5040" w:hanging="360"/>
       </w:pPr>
       <w:rPr>
-        <w:rFonts w:ascii="Symbol" w:hAnsi="Symbol" w:hint="default"/>
+        <w:rFonts w:hint="default" w:ascii="Symbol" w:hAnsi="Symbol"/>
       </w:rPr>
     </w:lvl>
     <w:lvl w:ilvl="7" w:tplc="40090003" w:tentative="1">
@@ -21300,7 +21649,7 @@
         <w:ind w:left="5760" w:hanging="360"/>
       </w:pPr>
       <w:rPr>
-        <w:rFonts w:ascii="Courier New" w:hAnsi="Courier New" w:cs="Courier New" w:hint="default"/>
+        <w:rFonts w:hint="default" w:ascii="Courier New" w:hAnsi="Courier New" w:cs="Courier New"/>
       </w:rPr>
     </w:lvl>
     <w:lvl w:ilvl="8" w:tplc="40090005" w:tentative="1">
@@ -21312,7 +21661,7 @@
         <w:ind w:left="6480" w:hanging="360"/>
       </w:pPr>
       <w:rPr>
-        <w:rFonts w:ascii="Wingdings" w:hAnsi="Wingdings" w:hint="default"/>
+        <w:rFonts w:hint="default" w:ascii="Wingdings" w:hAnsi="Wingdings"/>
       </w:rPr>
     </w:lvl>
   </w:abstractNum>
@@ -21418,7 +21767,7 @@
         <w:ind w:left="720" w:hanging="360"/>
       </w:pPr>
       <w:rPr>
-        <w:rFonts w:ascii="Symbol" w:hAnsi="Symbol" w:hint="default"/>
+        <w:rFonts w:hint="default" w:ascii="Symbol" w:hAnsi="Symbol"/>
       </w:rPr>
     </w:lvl>
     <w:lvl w:ilvl="1" w:tplc="04090003" w:tentative="1">
@@ -21430,7 +21779,7 @@
         <w:ind w:left="1440" w:hanging="360"/>
       </w:pPr>
       <w:rPr>
-        <w:rFonts w:ascii="Courier New" w:hAnsi="Courier New" w:cs="Courier New" w:hint="default"/>
+        <w:rFonts w:hint="default" w:ascii="Courier New" w:hAnsi="Courier New" w:cs="Courier New"/>
       </w:rPr>
     </w:lvl>
     <w:lvl w:ilvl="2" w:tplc="04090005" w:tentative="1">
@@ -21442,7 +21791,7 @@
         <w:ind w:left="2160" w:hanging="360"/>
       </w:pPr>
       <w:rPr>
-        <w:rFonts w:ascii="Wingdings" w:hAnsi="Wingdings" w:hint="default"/>
+        <w:rFonts w:hint="default" w:ascii="Wingdings" w:hAnsi="Wingdings"/>
       </w:rPr>
     </w:lvl>
     <w:lvl w:ilvl="3" w:tplc="04090001" w:tentative="1">
@@ -21454,7 +21803,7 @@
         <w:ind w:left="2880" w:hanging="360"/>
       </w:pPr>
       <w:rPr>
-        <w:rFonts w:ascii="Symbol" w:hAnsi="Symbol" w:hint="default"/>
+        <w:rFonts w:hint="default" w:ascii="Symbol" w:hAnsi="Symbol"/>
       </w:rPr>
     </w:lvl>
     <w:lvl w:ilvl="4" w:tplc="04090003" w:tentative="1">
@@ -21466,7 +21815,7 @@
         <w:ind w:left="3600" w:hanging="360"/>
       </w:pPr>
       <w:rPr>
-        <w:rFonts w:ascii="Courier New" w:hAnsi="Courier New" w:cs="Courier New" w:hint="default"/>
+        <w:rFonts w:hint="default" w:ascii="Courier New" w:hAnsi="Courier New" w:cs="Courier New"/>
       </w:rPr>
     </w:lvl>
     <w:lvl w:ilvl="5" w:tplc="04090005" w:tentative="1">
@@ -21478,7 +21827,7 @@
         <w:ind w:left="4320" w:hanging="360"/>
       </w:pPr>
       <w:rPr>
-        <w:rFonts w:ascii="Wingdings" w:hAnsi="Wingdings" w:hint="default"/>
+        <w:rFonts w:hint="default" w:ascii="Wingdings" w:hAnsi="Wingdings"/>
       </w:rPr>
     </w:lvl>
     <w:lvl w:ilvl="6" w:tplc="04090001" w:tentative="1">
@@ -21490,7 +21839,7 @@
         <w:ind w:left="5040" w:hanging="360"/>
       </w:pPr>
       <w:rPr>
-        <w:rFonts w:ascii="Symbol" w:hAnsi="Symbol" w:hint="default"/>
+        <w:rFonts w:hint="default" w:ascii="Symbol" w:hAnsi="Symbol"/>
       </w:rPr>
     </w:lvl>
     <w:lvl w:ilvl="7" w:tplc="04090003" w:tentative="1">
@@ -21502,7 +21851,7 @@
         <w:ind w:left="5760" w:hanging="360"/>
       </w:pPr>
       <w:rPr>
-        <w:rFonts w:ascii="Courier New" w:hAnsi="Courier New" w:cs="Courier New" w:hint="default"/>
+        <w:rFonts w:hint="default" w:ascii="Courier New" w:hAnsi="Courier New" w:cs="Courier New"/>
       </w:rPr>
     </w:lvl>
     <w:lvl w:ilvl="8" w:tplc="04090005" w:tentative="1">
@@ -21514,7 +21863,7 @@
         <w:ind w:left="6480" w:hanging="360"/>
       </w:pPr>
       <w:rPr>
-        <w:rFonts w:ascii="Wingdings" w:hAnsi="Wingdings" w:hint="default"/>
+        <w:rFonts w:hint="default" w:ascii="Wingdings" w:hAnsi="Wingdings"/>
       </w:rPr>
     </w:lvl>
   </w:abstractNum>
@@ -21531,7 +21880,7 @@
         <w:ind w:left="720" w:hanging="360"/>
       </w:pPr>
       <w:rPr>
-        <w:rFonts w:ascii="Symbol" w:hAnsi="Symbol" w:hint="default"/>
+        <w:rFonts w:hint="default" w:ascii="Symbol" w:hAnsi="Symbol"/>
       </w:rPr>
     </w:lvl>
     <w:lvl w:ilvl="1" w:tplc="04090003" w:tentative="1">
@@ -21543,7 +21892,7 @@
         <w:ind w:left="1440" w:hanging="360"/>
       </w:pPr>
       <w:rPr>
-        <w:rFonts w:ascii="Courier New" w:hAnsi="Courier New" w:cs="Courier New" w:hint="default"/>
+        <w:rFonts w:hint="default" w:ascii="Courier New" w:hAnsi="Courier New" w:cs="Courier New"/>
       </w:rPr>
     </w:lvl>
     <w:lvl w:ilvl="2" w:tplc="04090005" w:tentative="1">
@@ -21555,7 +21904,7 @@
         <w:ind w:left="2160" w:hanging="360"/>
       </w:pPr>
       <w:rPr>
-        <w:rFonts w:ascii="Wingdings" w:hAnsi="Wingdings" w:hint="default"/>
+        <w:rFonts w:hint="default" w:ascii="Wingdings" w:hAnsi="Wingdings"/>
       </w:rPr>
     </w:lvl>
     <w:lvl w:ilvl="3" w:tplc="04090001" w:tentative="1">
@@ -21567,7 +21916,7 @@
         <w:ind w:left="2880" w:hanging="360"/>
       </w:pPr>
       <w:rPr>
-        <w:rFonts w:ascii="Symbol" w:hAnsi="Symbol" w:hint="default"/>
+        <w:rFonts w:hint="default" w:ascii="Symbol" w:hAnsi="Symbol"/>
       </w:rPr>
     </w:lvl>
     <w:lvl w:ilvl="4" w:tplc="04090003" w:tentative="1">
@@ -21579,7 +21928,7 @@
         <w:ind w:left="3600" w:hanging="360"/>
       </w:pPr>
       <w:rPr>
-        <w:rFonts w:ascii="Courier New" w:hAnsi="Courier New" w:cs="Courier New" w:hint="default"/>
+        <w:rFonts w:hint="default" w:ascii="Courier New" w:hAnsi="Courier New" w:cs="Courier New"/>
       </w:rPr>
     </w:lvl>
     <w:lvl w:ilvl="5" w:tplc="04090005" w:tentative="1">
@@ -21591,7 +21940,7 @@
         <w:ind w:left="4320" w:hanging="360"/>
       </w:pPr>
       <w:rPr>
-        <w:rFonts w:ascii="Wingdings" w:hAnsi="Wingdings" w:hint="default"/>
+        <w:rFonts w:hint="default" w:ascii="Wingdings" w:hAnsi="Wingdings"/>
       </w:rPr>
     </w:lvl>
     <w:lvl w:ilvl="6" w:tplc="04090001" w:tentative="1">
@@ -21603,7 +21952,7 @@
         <w:ind w:left="5040" w:hanging="360"/>
       </w:pPr>
       <w:rPr>
-        <w:rFonts w:ascii="Symbol" w:hAnsi="Symbol" w:hint="default"/>
+        <w:rFonts w:hint="default" w:ascii="Symbol" w:hAnsi="Symbol"/>
       </w:rPr>
     </w:lvl>
     <w:lvl w:ilvl="7" w:tplc="04090003" w:tentative="1">
@@ -21615,7 +21964,7 @@
         <w:ind w:left="5760" w:hanging="360"/>
       </w:pPr>
       <w:rPr>
-        <w:rFonts w:ascii="Courier New" w:hAnsi="Courier New" w:cs="Courier New" w:hint="default"/>
+        <w:rFonts w:hint="default" w:ascii="Courier New" w:hAnsi="Courier New" w:cs="Courier New"/>
       </w:rPr>
     </w:lvl>
     <w:lvl w:ilvl="8" w:tplc="04090005" w:tentative="1">
@@ -21627,7 +21976,7 @@
         <w:ind w:left="6480" w:hanging="360"/>
       </w:pPr>
       <w:rPr>
-        <w:rFonts w:ascii="Wingdings" w:hAnsi="Wingdings" w:hint="default"/>
+        <w:rFonts w:hint="default" w:ascii="Wingdings" w:hAnsi="Wingdings"/>
       </w:rPr>
     </w:lvl>
   </w:abstractNum>
@@ -21657,7 +22006,7 @@
         <w:ind w:left="1440" w:hanging="360"/>
       </w:pPr>
       <w:rPr>
-        <w:rFonts w:ascii="Courier New" w:hAnsi="Courier New" w:cs="Courier New" w:hint="default"/>
+        <w:rFonts w:hint="default" w:ascii="Courier New" w:hAnsi="Courier New" w:cs="Courier New"/>
       </w:rPr>
     </w:lvl>
     <w:lvl w:ilvl="2" w:tplc="40090005" w:tentative="1">
@@ -21669,7 +22018,7 @@
         <w:ind w:left="2160" w:hanging="360"/>
       </w:pPr>
       <w:rPr>
-        <w:rFonts w:ascii="Wingdings" w:hAnsi="Wingdings" w:hint="default"/>
+        <w:rFonts w:hint="default" w:ascii="Wingdings" w:hAnsi="Wingdings"/>
       </w:rPr>
     </w:lvl>
     <w:lvl w:ilvl="3" w:tplc="40090001" w:tentative="1">
@@ -21681,7 +22030,7 @@
         <w:ind w:left="2880" w:hanging="360"/>
       </w:pPr>
       <w:rPr>
-        <w:rFonts w:ascii="Symbol" w:hAnsi="Symbol" w:hint="default"/>
+        <w:rFonts w:hint="default" w:ascii="Symbol" w:hAnsi="Symbol"/>
       </w:rPr>
     </w:lvl>
     <w:lvl w:ilvl="4" w:tplc="40090003" w:tentative="1">
@@ -21693,7 +22042,7 @@
         <w:ind w:left="3600" w:hanging="360"/>
       </w:pPr>
       <w:rPr>
-        <w:rFonts w:ascii="Courier New" w:hAnsi="Courier New" w:cs="Courier New" w:hint="default"/>
+        <w:rFonts w:hint="default" w:ascii="Courier New" w:hAnsi="Courier New" w:cs="Courier New"/>
       </w:rPr>
     </w:lvl>
     <w:lvl w:ilvl="5" w:tplc="40090005" w:tentative="1">
@@ -21705,7 +22054,7 @@
         <w:ind w:left="4320" w:hanging="360"/>
       </w:pPr>
       <w:rPr>
-        <w:rFonts w:ascii="Wingdings" w:hAnsi="Wingdings" w:hint="default"/>
+        <w:rFonts w:hint="default" w:ascii="Wingdings" w:hAnsi="Wingdings"/>
       </w:rPr>
     </w:lvl>
     <w:lvl w:ilvl="6" w:tplc="40090001" w:tentative="1">
@@ -21717,7 +22066,7 @@
         <w:ind w:left="5040" w:hanging="360"/>
       </w:pPr>
       <w:rPr>
-        <w:rFonts w:ascii="Symbol" w:hAnsi="Symbol" w:hint="default"/>
+        <w:rFonts w:hint="default" w:ascii="Symbol" w:hAnsi="Symbol"/>
       </w:rPr>
     </w:lvl>
     <w:lvl w:ilvl="7" w:tplc="40090003" w:tentative="1">
@@ -21729,7 +22078,7 @@
         <w:ind w:left="5760" w:hanging="360"/>
       </w:pPr>
       <w:rPr>
-        <w:rFonts w:ascii="Courier New" w:hAnsi="Courier New" w:cs="Courier New" w:hint="default"/>
+        <w:rFonts w:hint="default" w:ascii="Courier New" w:hAnsi="Courier New" w:cs="Courier New"/>
       </w:rPr>
     </w:lvl>
     <w:lvl w:ilvl="8" w:tplc="40090005" w:tentative="1">
@@ -21741,7 +22090,7 @@
         <w:ind w:left="6480" w:hanging="360"/>
       </w:pPr>
       <w:rPr>
-        <w:rFonts w:ascii="Wingdings" w:hAnsi="Wingdings" w:hint="default"/>
+        <w:rFonts w:hint="default" w:ascii="Wingdings" w:hAnsi="Wingdings"/>
       </w:rPr>
     </w:lvl>
   </w:abstractNum>
@@ -22117,7 +22466,7 @@
         <w:ind w:left="1440" w:hanging="360"/>
       </w:pPr>
       <w:rPr>
-        <w:rFonts w:ascii="Courier New" w:hAnsi="Courier New" w:cs="Courier New" w:hint="default"/>
+        <w:rFonts w:hint="default" w:ascii="Courier New" w:hAnsi="Courier New" w:cs="Courier New"/>
       </w:rPr>
     </w:lvl>
     <w:lvl w:ilvl="2" w:tplc="40090005" w:tentative="1">
@@ -22129,7 +22478,7 @@
         <w:ind w:left="2160" w:hanging="360"/>
       </w:pPr>
       <w:rPr>
-        <w:rFonts w:ascii="Wingdings" w:hAnsi="Wingdings" w:hint="default"/>
+        <w:rFonts w:hint="default" w:ascii="Wingdings" w:hAnsi="Wingdings"/>
       </w:rPr>
     </w:lvl>
     <w:lvl w:ilvl="3" w:tplc="40090001" w:tentative="1">
@@ -22141,7 +22490,7 @@
         <w:ind w:left="2880" w:hanging="360"/>
       </w:pPr>
       <w:rPr>
-        <w:rFonts w:ascii="Symbol" w:hAnsi="Symbol" w:hint="default"/>
+        <w:rFonts w:hint="default" w:ascii="Symbol" w:hAnsi="Symbol"/>
       </w:rPr>
     </w:lvl>
     <w:lvl w:ilvl="4" w:tplc="40090003" w:tentative="1">
@@ -22153,7 +22502,7 @@
         <w:ind w:left="3600" w:hanging="360"/>
       </w:pPr>
       <w:rPr>
-        <w:rFonts w:ascii="Courier New" w:hAnsi="Courier New" w:cs="Courier New" w:hint="default"/>
+        <w:rFonts w:hint="default" w:ascii="Courier New" w:hAnsi="Courier New" w:cs="Courier New"/>
       </w:rPr>
     </w:lvl>
     <w:lvl w:ilvl="5" w:tplc="40090005" w:tentative="1">
@@ -22165,7 +22514,7 @@
         <w:ind w:left="4320" w:hanging="360"/>
       </w:pPr>
       <w:rPr>
-        <w:rFonts w:ascii="Wingdings" w:hAnsi="Wingdings" w:hint="default"/>
+        <w:rFonts w:hint="default" w:ascii="Wingdings" w:hAnsi="Wingdings"/>
       </w:rPr>
     </w:lvl>
     <w:lvl w:ilvl="6" w:tplc="40090001" w:tentative="1">
@@ -22177,7 +22526,7 @@
         <w:ind w:left="5040" w:hanging="360"/>
       </w:pPr>
       <w:rPr>
-        <w:rFonts w:ascii="Symbol" w:hAnsi="Symbol" w:hint="default"/>
+        <w:rFonts w:hint="default" w:ascii="Symbol" w:hAnsi="Symbol"/>
       </w:rPr>
     </w:lvl>
     <w:lvl w:ilvl="7" w:tplc="40090003" w:tentative="1">
@@ -22189,7 +22538,7 @@
         <w:ind w:left="5760" w:hanging="360"/>
       </w:pPr>
       <w:rPr>
-        <w:rFonts w:ascii="Courier New" w:hAnsi="Courier New" w:cs="Courier New" w:hint="default"/>
+        <w:rFonts w:hint="default" w:ascii="Courier New" w:hAnsi="Courier New" w:cs="Courier New"/>
       </w:rPr>
     </w:lvl>
     <w:lvl w:ilvl="8" w:tplc="40090005" w:tentative="1">
@@ -22201,7 +22550,7 @@
         <w:ind w:left="6480" w:hanging="360"/>
       </w:pPr>
       <w:rPr>
-        <w:rFonts w:ascii="Wingdings" w:hAnsi="Wingdings" w:hint="default"/>
+        <w:rFonts w:hint="default" w:ascii="Wingdings" w:hAnsi="Wingdings"/>
       </w:rPr>
     </w:lvl>
   </w:abstractNum>
@@ -22333,7 +22682,7 @@
         <w:ind w:left="1656" w:hanging="360"/>
       </w:pPr>
       <w:rPr>
-        <w:rFonts w:ascii="Symbol" w:hAnsi="Symbol" w:hint="default"/>
+        <w:rFonts w:hint="default" w:ascii="Symbol" w:hAnsi="Symbol"/>
       </w:rPr>
     </w:lvl>
   </w:abstractNum>
@@ -22350,7 +22699,7 @@
         <w:ind w:left="720" w:hanging="360"/>
       </w:pPr>
       <w:rPr>
-        <w:rFonts w:ascii="Symbol" w:hAnsi="Symbol" w:hint="default"/>
+        <w:rFonts w:hint="default" w:ascii="Symbol" w:hAnsi="Symbol"/>
       </w:rPr>
     </w:lvl>
     <w:lvl w:ilvl="1" w:tplc="04090003" w:tentative="1">
@@ -22362,7 +22711,7 @@
         <w:ind w:left="1440" w:hanging="360"/>
       </w:pPr>
       <w:rPr>
-        <w:rFonts w:ascii="Courier New" w:hAnsi="Courier New" w:cs="Courier New" w:hint="default"/>
+        <w:rFonts w:hint="default" w:ascii="Courier New" w:hAnsi="Courier New" w:cs="Courier New"/>
       </w:rPr>
     </w:lvl>
     <w:lvl w:ilvl="2" w:tplc="04090005" w:tentative="1">
@@ -22374,7 +22723,7 @@
         <w:ind w:left="2160" w:hanging="360"/>
       </w:pPr>
       <w:rPr>
-        <w:rFonts w:ascii="Wingdings" w:hAnsi="Wingdings" w:hint="default"/>
+        <w:rFonts w:hint="default" w:ascii="Wingdings" w:hAnsi="Wingdings"/>
       </w:rPr>
     </w:lvl>
     <w:lvl w:ilvl="3" w:tplc="04090001" w:tentative="1">
@@ -22386,7 +22735,7 @@
         <w:ind w:left="2880" w:hanging="360"/>
       </w:pPr>
       <w:rPr>
-        <w:rFonts w:ascii="Symbol" w:hAnsi="Symbol" w:hint="default"/>
+        <w:rFonts w:hint="default" w:ascii="Symbol" w:hAnsi="Symbol"/>
       </w:rPr>
     </w:lvl>
     <w:lvl w:ilvl="4" w:tplc="04090003" w:tentative="1">
@@ -22398,7 +22747,7 @@
         <w:ind w:left="3600" w:hanging="360"/>
       </w:pPr>
       <w:rPr>
-        <w:rFonts w:ascii="Courier New" w:hAnsi="Courier New" w:cs="Courier New" w:hint="default"/>
+        <w:rFonts w:hint="default" w:ascii="Courier New" w:hAnsi="Courier New" w:cs="Courier New"/>
       </w:rPr>
     </w:lvl>
     <w:lvl w:ilvl="5" w:tplc="04090005" w:tentative="1">
@@ -22410,7 +22759,7 @@
         <w:ind w:left="4320" w:hanging="360"/>
       </w:pPr>
       <w:rPr>
-        <w:rFonts w:ascii="Wingdings" w:hAnsi="Wingdings" w:hint="default"/>
+        <w:rFonts w:hint="default" w:ascii="Wingdings" w:hAnsi="Wingdings"/>
       </w:rPr>
     </w:lvl>
     <w:lvl w:ilvl="6" w:tplc="04090001" w:tentative="1">
@@ -22422,7 +22771,7 @@
         <w:ind w:left="5040" w:hanging="360"/>
       </w:pPr>
       <w:rPr>
-        <w:rFonts w:ascii="Symbol" w:hAnsi="Symbol" w:hint="default"/>
+        <w:rFonts w:hint="default" w:ascii="Symbol" w:hAnsi="Symbol"/>
       </w:rPr>
     </w:lvl>
     <w:lvl w:ilvl="7" w:tplc="04090003" w:tentative="1">
@@ -22434,7 +22783,7 @@
         <w:ind w:left="5760" w:hanging="360"/>
       </w:pPr>
       <w:rPr>
-        <w:rFonts w:ascii="Courier New" w:hAnsi="Courier New" w:cs="Courier New" w:hint="default"/>
+        <w:rFonts w:hint="default" w:ascii="Courier New" w:hAnsi="Courier New" w:cs="Courier New"/>
       </w:rPr>
     </w:lvl>
     <w:lvl w:ilvl="8" w:tplc="04090005" w:tentative="1">
@@ -22446,7 +22795,7 @@
         <w:ind w:left="6480" w:hanging="360"/>
       </w:pPr>
       <w:rPr>
-        <w:rFonts w:ascii="Wingdings" w:hAnsi="Wingdings" w:hint="default"/>
+        <w:rFonts w:hint="default" w:ascii="Wingdings" w:hAnsi="Wingdings"/>
       </w:rPr>
     </w:lvl>
   </w:abstractNum>
@@ -22475,7 +22824,7 @@
         <w:ind w:left="1440" w:hanging="360"/>
       </w:pPr>
       <w:rPr>
-        <w:rFonts w:ascii="Arial Unicode MS" w:eastAsia="Arial Unicode MS" w:hAnsi="Arial Unicode MS" w:cs="Arial Unicode MS"/>
+        <w:rFonts w:ascii="Arial Unicode MS" w:hAnsi="Arial Unicode MS" w:eastAsia="Arial Unicode MS" w:cs="Arial Unicode MS"/>
       </w:rPr>
     </w:lvl>
     <w:lvl w:ilvl="2">
@@ -22928,7 +23277,7 @@
         <w:ind w:left="720" w:hanging="360"/>
       </w:pPr>
       <w:rPr>
-        <w:rFonts w:ascii="Symbol" w:hAnsi="Symbol" w:hint="default"/>
+        <w:rFonts w:hint="default" w:ascii="Symbol" w:hAnsi="Symbol"/>
       </w:rPr>
     </w:lvl>
     <w:lvl w:ilvl="1" w:tplc="04090003" w:tentative="1">
@@ -22940,7 +23289,7 @@
         <w:ind w:left="1440" w:hanging="360"/>
       </w:pPr>
       <w:rPr>
-        <w:rFonts w:ascii="Courier New" w:hAnsi="Courier New" w:cs="Courier New" w:hint="default"/>
+        <w:rFonts w:hint="default" w:ascii="Courier New" w:hAnsi="Courier New" w:cs="Courier New"/>
       </w:rPr>
     </w:lvl>
     <w:lvl w:ilvl="2" w:tplc="04090005" w:tentative="1">
@@ -22952,7 +23301,7 @@
         <w:ind w:left="2160" w:hanging="360"/>
       </w:pPr>
       <w:rPr>
-        <w:rFonts w:ascii="Wingdings" w:hAnsi="Wingdings" w:hint="default"/>
+        <w:rFonts w:hint="default" w:ascii="Wingdings" w:hAnsi="Wingdings"/>
       </w:rPr>
     </w:lvl>
     <w:lvl w:ilvl="3" w:tplc="04090001" w:tentative="1">
@@ -22964,7 +23313,7 @@
         <w:ind w:left="2880" w:hanging="360"/>
       </w:pPr>
       <w:rPr>
-        <w:rFonts w:ascii="Symbol" w:hAnsi="Symbol" w:hint="default"/>
+        <w:rFonts w:hint="default" w:ascii="Symbol" w:hAnsi="Symbol"/>
       </w:rPr>
     </w:lvl>
     <w:lvl w:ilvl="4" w:tplc="04090003" w:tentative="1">
@@ -22976,7 +23325,7 @@
         <w:ind w:left="3600" w:hanging="360"/>
       </w:pPr>
       <w:rPr>
-        <w:rFonts w:ascii="Courier New" w:hAnsi="Courier New" w:cs="Courier New" w:hint="default"/>
+        <w:rFonts w:hint="default" w:ascii="Courier New" w:hAnsi="Courier New" w:cs="Courier New"/>
       </w:rPr>
     </w:lvl>
     <w:lvl w:ilvl="5" w:tplc="04090005" w:tentative="1">
@@ -22988,7 +23337,7 @@
         <w:ind w:left="4320" w:hanging="360"/>
       </w:pPr>
       <w:rPr>
-        <w:rFonts w:ascii="Wingdings" w:hAnsi="Wingdings" w:hint="default"/>
+        <w:rFonts w:hint="default" w:ascii="Wingdings" w:hAnsi="Wingdings"/>
       </w:rPr>
     </w:lvl>
     <w:lvl w:ilvl="6" w:tplc="04090001" w:tentative="1">
@@ -23000,7 +23349,7 @@
         <w:ind w:left="5040" w:hanging="360"/>
       </w:pPr>
       <w:rPr>
-        <w:rFonts w:ascii="Symbol" w:hAnsi="Symbol" w:hint="default"/>
+        <w:rFonts w:hint="default" w:ascii="Symbol" w:hAnsi="Symbol"/>
       </w:rPr>
     </w:lvl>
     <w:lvl w:ilvl="7" w:tplc="04090003" w:tentative="1">
@@ -23012,7 +23361,7 @@
         <w:ind w:left="5760" w:hanging="360"/>
       </w:pPr>
       <w:rPr>
-        <w:rFonts w:ascii="Courier New" w:hAnsi="Courier New" w:cs="Courier New" w:hint="default"/>
+        <w:rFonts w:hint="default" w:ascii="Courier New" w:hAnsi="Courier New" w:cs="Courier New"/>
       </w:rPr>
     </w:lvl>
     <w:lvl w:ilvl="8" w:tplc="04090005" w:tentative="1">
@@ -23024,7 +23373,7 @@
         <w:ind w:left="6480" w:hanging="360"/>
       </w:pPr>
       <w:rPr>
-        <w:rFonts w:ascii="Wingdings" w:hAnsi="Wingdings" w:hint="default"/>
+        <w:rFonts w:hint="default" w:ascii="Wingdings" w:hAnsi="Wingdings"/>
       </w:rPr>
     </w:lvl>
   </w:abstractNum>
@@ -23041,7 +23390,7 @@
         <w:ind w:left="720" w:hanging="360"/>
       </w:pPr>
       <w:rPr>
-        <w:rFonts w:ascii="Symbol" w:hAnsi="Symbol" w:hint="default"/>
+        <w:rFonts w:hint="default" w:ascii="Symbol" w:hAnsi="Symbol"/>
       </w:rPr>
     </w:lvl>
     <w:lvl w:ilvl="1" w:tplc="04090003" w:tentative="1">
@@ -23053,7 +23402,7 @@
         <w:ind w:left="1440" w:hanging="360"/>
       </w:pPr>
       <w:rPr>
-        <w:rFonts w:ascii="Courier New" w:hAnsi="Courier New" w:cs="Courier New" w:hint="default"/>
+        <w:rFonts w:hint="default" w:ascii="Courier New" w:hAnsi="Courier New" w:cs="Courier New"/>
       </w:rPr>
     </w:lvl>
     <w:lvl w:ilvl="2" w:tplc="04090005" w:tentative="1">
@@ -23065,7 +23414,7 @@
         <w:ind w:left="2160" w:hanging="360"/>
       </w:pPr>
       <w:rPr>
-        <w:rFonts w:ascii="Wingdings" w:hAnsi="Wingdings" w:hint="default"/>
+        <w:rFonts w:hint="default" w:ascii="Wingdings" w:hAnsi="Wingdings"/>
       </w:rPr>
     </w:lvl>
     <w:lvl w:ilvl="3" w:tplc="04090001" w:tentative="1">
@@ -23077,7 +23426,7 @@
         <w:ind w:left="2880" w:hanging="360"/>
       </w:pPr>
       <w:rPr>
-        <w:rFonts w:ascii="Symbol" w:hAnsi="Symbol" w:hint="default"/>
+        <w:rFonts w:hint="default" w:ascii="Symbol" w:hAnsi="Symbol"/>
       </w:rPr>
     </w:lvl>
     <w:lvl w:ilvl="4" w:tplc="04090003" w:tentative="1">
@@ -23089,7 +23438,7 @@
         <w:ind w:left="3600" w:hanging="360"/>
       </w:pPr>
       <w:rPr>
-        <w:rFonts w:ascii="Courier New" w:hAnsi="Courier New" w:cs="Courier New" w:hint="default"/>
+        <w:rFonts w:hint="default" w:ascii="Courier New" w:hAnsi="Courier New" w:cs="Courier New"/>
       </w:rPr>
     </w:lvl>
     <w:lvl w:ilvl="5" w:tplc="04090005" w:tentative="1">
@@ -23101,7 +23450,7 @@
         <w:ind w:left="4320" w:hanging="360"/>
       </w:pPr>
       <w:rPr>
-        <w:rFonts w:ascii="Wingdings" w:hAnsi="Wingdings" w:hint="default"/>
+        <w:rFonts w:hint="default" w:ascii="Wingdings" w:hAnsi="Wingdings"/>
       </w:rPr>
     </w:lvl>
     <w:lvl w:ilvl="6" w:tplc="04090001" w:tentative="1">
@@ -23113,7 +23462,7 @@
         <w:ind w:left="5040" w:hanging="360"/>
       </w:pPr>
       <w:rPr>
-        <w:rFonts w:ascii="Symbol" w:hAnsi="Symbol" w:hint="default"/>
+        <w:rFonts w:hint="default" w:ascii="Symbol" w:hAnsi="Symbol"/>
       </w:rPr>
     </w:lvl>
     <w:lvl w:ilvl="7" w:tplc="04090003" w:tentative="1">
@@ -23125,7 +23474,7 @@
         <w:ind w:left="5760" w:hanging="360"/>
       </w:pPr>
       <w:rPr>
-        <w:rFonts w:ascii="Courier New" w:hAnsi="Courier New" w:cs="Courier New" w:hint="default"/>
+        <w:rFonts w:hint="default" w:ascii="Courier New" w:hAnsi="Courier New" w:cs="Courier New"/>
       </w:rPr>
     </w:lvl>
     <w:lvl w:ilvl="8" w:tplc="04090005" w:tentative="1">
@@ -23137,7 +23486,7 @@
         <w:ind w:left="6480" w:hanging="360"/>
       </w:pPr>
       <w:rPr>
-        <w:rFonts w:ascii="Wingdings" w:hAnsi="Wingdings" w:hint="default"/>
+        <w:rFonts w:hint="default" w:ascii="Wingdings" w:hAnsi="Wingdings"/>
       </w:rPr>
     </w:lvl>
   </w:abstractNum>
@@ -23353,7 +23702,7 @@
         <w:ind w:left="720" w:hanging="360"/>
       </w:pPr>
       <w:rPr>
-        <w:rFonts w:ascii="Symbol" w:hAnsi="Symbol" w:hint="default"/>
+        <w:rFonts w:hint="default" w:ascii="Symbol" w:hAnsi="Symbol"/>
       </w:rPr>
     </w:lvl>
     <w:lvl w:ilvl="1" w:tplc="04090003" w:tentative="1">
@@ -23365,7 +23714,7 @@
         <w:ind w:left="1440" w:hanging="360"/>
       </w:pPr>
       <w:rPr>
-        <w:rFonts w:ascii="Courier New" w:hAnsi="Courier New" w:cs="Courier New" w:hint="default"/>
+        <w:rFonts w:hint="default" w:ascii="Courier New" w:hAnsi="Courier New" w:cs="Courier New"/>
       </w:rPr>
     </w:lvl>
     <w:lvl w:ilvl="2" w:tplc="04090005" w:tentative="1">
@@ -23377,7 +23726,7 @@
         <w:ind w:left="2160" w:hanging="360"/>
       </w:pPr>
       <w:rPr>
-        <w:rFonts w:ascii="Wingdings" w:hAnsi="Wingdings" w:hint="default"/>
+        <w:rFonts w:hint="default" w:ascii="Wingdings" w:hAnsi="Wingdings"/>
       </w:rPr>
     </w:lvl>
     <w:lvl w:ilvl="3" w:tplc="04090001" w:tentative="1">
@@ -23389,7 +23738,7 @@
         <w:ind w:left="2880" w:hanging="360"/>
       </w:pPr>
       <w:rPr>
-        <w:rFonts w:ascii="Symbol" w:hAnsi="Symbol" w:hint="default"/>
+        <w:rFonts w:hint="default" w:ascii="Symbol" w:hAnsi="Symbol"/>
       </w:rPr>
     </w:lvl>
     <w:lvl w:ilvl="4" w:tplc="04090003" w:tentative="1">
@@ -23401,7 +23750,7 @@
         <w:ind w:left="3600" w:hanging="360"/>
       </w:pPr>
       <w:rPr>
-        <w:rFonts w:ascii="Courier New" w:hAnsi="Courier New" w:cs="Courier New" w:hint="default"/>
+        <w:rFonts w:hint="default" w:ascii="Courier New" w:hAnsi="Courier New" w:cs="Courier New"/>
       </w:rPr>
     </w:lvl>
     <w:lvl w:ilvl="5" w:tplc="04090005" w:tentative="1">
@@ -23413,7 +23762,7 @@
         <w:ind w:left="4320" w:hanging="360"/>
       </w:pPr>
       <w:rPr>
-        <w:rFonts w:ascii="Wingdings" w:hAnsi="Wingdings" w:hint="default"/>
+        <w:rFonts w:hint="default" w:ascii="Wingdings" w:hAnsi="Wingdings"/>
       </w:rPr>
     </w:lvl>
     <w:lvl w:ilvl="6" w:tplc="04090001" w:tentative="1">
@@ -23425,7 +23774,7 @@
         <w:ind w:left="5040" w:hanging="360"/>
       </w:pPr>
       <w:rPr>
-        <w:rFonts w:ascii="Symbol" w:hAnsi="Symbol" w:hint="default"/>
+        <w:rFonts w:hint="default" w:ascii="Symbol" w:hAnsi="Symbol"/>
       </w:rPr>
     </w:lvl>
     <w:lvl w:ilvl="7" w:tplc="04090003" w:tentative="1">
@@ -23437,7 +23786,7 @@
         <w:ind w:left="5760" w:hanging="360"/>
       </w:pPr>
       <w:rPr>
-        <w:rFonts w:ascii="Courier New" w:hAnsi="Courier New" w:cs="Courier New" w:hint="default"/>
+        <w:rFonts w:hint="default" w:ascii="Courier New" w:hAnsi="Courier New" w:cs="Courier New"/>
       </w:rPr>
     </w:lvl>
     <w:lvl w:ilvl="8" w:tplc="04090005" w:tentative="1">
@@ -23449,7 +23798,7 @@
         <w:ind w:left="6480" w:hanging="360"/>
       </w:pPr>
       <w:rPr>
-        <w:rFonts w:ascii="Wingdings" w:hAnsi="Wingdings" w:hint="default"/>
+        <w:rFonts w:hint="default" w:ascii="Wingdings" w:hAnsi="Wingdings"/>
       </w:rPr>
     </w:lvl>
   </w:abstractNum>
@@ -23466,7 +23815,7 @@
         <w:ind w:left="720" w:hanging="360"/>
       </w:pPr>
       <w:rPr>
-        <w:rFonts w:ascii="Symbol" w:hAnsi="Symbol" w:hint="default"/>
+        <w:rFonts w:hint="default" w:ascii="Symbol" w:hAnsi="Symbol"/>
       </w:rPr>
     </w:lvl>
     <w:lvl w:ilvl="1" w:tplc="04090003" w:tentative="1">
@@ -23478,7 +23827,7 @@
         <w:ind w:left="1440" w:hanging="360"/>
       </w:pPr>
       <w:rPr>
-        <w:rFonts w:ascii="Courier New" w:hAnsi="Courier New" w:cs="Courier New" w:hint="default"/>
+        <w:rFonts w:hint="default" w:ascii="Courier New" w:hAnsi="Courier New" w:cs="Courier New"/>
       </w:rPr>
     </w:lvl>
     <w:lvl w:ilvl="2" w:tplc="04090005" w:tentative="1">
@@ -23490,7 +23839,7 @@
         <w:ind w:left="2160" w:hanging="360"/>
       </w:pPr>
       <w:rPr>
-        <w:rFonts w:ascii="Wingdings" w:hAnsi="Wingdings" w:hint="default"/>
+        <w:rFonts w:hint="default" w:ascii="Wingdings" w:hAnsi="Wingdings"/>
       </w:rPr>
     </w:lvl>
     <w:lvl w:ilvl="3" w:tplc="04090001" w:tentative="1">
@@ -23502,7 +23851,7 @@
         <w:ind w:left="2880" w:hanging="360"/>
       </w:pPr>
       <w:rPr>
-        <w:rFonts w:ascii="Symbol" w:hAnsi="Symbol" w:hint="default"/>
+        <w:rFonts w:hint="default" w:ascii="Symbol" w:hAnsi="Symbol"/>
       </w:rPr>
     </w:lvl>
     <w:lvl w:ilvl="4" w:tplc="04090003" w:tentative="1">
@@ -23514,7 +23863,7 @@
         <w:ind w:left="3600" w:hanging="360"/>
       </w:pPr>
       <w:rPr>
-        <w:rFonts w:ascii="Courier New" w:hAnsi="Courier New" w:cs="Courier New" w:hint="default"/>
+        <w:rFonts w:hint="default" w:ascii="Courier New" w:hAnsi="Courier New" w:cs="Courier New"/>
       </w:rPr>
     </w:lvl>
     <w:lvl w:ilvl="5" w:tplc="04090005" w:tentative="1">
@@ -23526,7 +23875,7 @@
         <w:ind w:left="4320" w:hanging="360"/>
       </w:pPr>
       <w:rPr>
-        <w:rFonts w:ascii="Wingdings" w:hAnsi="Wingdings" w:hint="default"/>
+        <w:rFonts w:hint="default" w:ascii="Wingdings" w:hAnsi="Wingdings"/>
       </w:rPr>
     </w:lvl>
     <w:lvl w:ilvl="6" w:tplc="04090001" w:tentative="1">
@@ -23538,7 +23887,7 @@
         <w:ind w:left="5040" w:hanging="360"/>
       </w:pPr>
       <w:rPr>
-        <w:rFonts w:ascii="Symbol" w:hAnsi="Symbol" w:hint="default"/>
+        <w:rFonts w:hint="default" w:ascii="Symbol" w:hAnsi="Symbol"/>
       </w:rPr>
     </w:lvl>
     <w:lvl w:ilvl="7" w:tplc="04090003" w:tentative="1">
@@ -23550,7 +23899,7 @@
         <w:ind w:left="5760" w:hanging="360"/>
       </w:pPr>
       <w:rPr>
-        <w:rFonts w:ascii="Courier New" w:hAnsi="Courier New" w:cs="Courier New" w:hint="default"/>
+        <w:rFonts w:hint="default" w:ascii="Courier New" w:hAnsi="Courier New" w:cs="Courier New"/>
       </w:rPr>
     </w:lvl>
     <w:lvl w:ilvl="8" w:tplc="04090005" w:tentative="1">
@@ -23562,7 +23911,7 @@
         <w:ind w:left="6480" w:hanging="360"/>
       </w:pPr>
       <w:rPr>
-        <w:rFonts w:ascii="Wingdings" w:hAnsi="Wingdings" w:hint="default"/>
+        <w:rFonts w:hint="default" w:ascii="Wingdings" w:hAnsi="Wingdings"/>
       </w:rPr>
     </w:lvl>
   </w:abstractNum>
@@ -23692,7 +24041,7 @@
         <w:ind w:left="720" w:hanging="360"/>
       </w:pPr>
       <w:rPr>
-        <w:rFonts w:ascii="Symbol" w:hAnsi="Symbol" w:hint="default"/>
+        <w:rFonts w:hint="default" w:ascii="Symbol" w:hAnsi="Symbol"/>
       </w:rPr>
     </w:lvl>
     <w:lvl w:ilvl="1" w:tplc="04090003" w:tentative="1">
@@ -23704,7 +24053,7 @@
         <w:ind w:left="1440" w:hanging="360"/>
       </w:pPr>
       <w:rPr>
-        <w:rFonts w:ascii="Courier New" w:hAnsi="Courier New" w:cs="Courier New" w:hint="default"/>
+        <w:rFonts w:hint="default" w:ascii="Courier New" w:hAnsi="Courier New" w:cs="Courier New"/>
       </w:rPr>
     </w:lvl>
     <w:lvl w:ilvl="2" w:tplc="04090005" w:tentative="1">
@@ -23716,7 +24065,7 @@
         <w:ind w:left="2160" w:hanging="360"/>
       </w:pPr>
       <w:rPr>
-        <w:rFonts w:ascii="Wingdings" w:hAnsi="Wingdings" w:hint="default"/>
+        <w:rFonts w:hint="default" w:ascii="Wingdings" w:hAnsi="Wingdings"/>
       </w:rPr>
     </w:lvl>
     <w:lvl w:ilvl="3" w:tplc="04090001" w:tentative="1">
@@ -23728,7 +24077,7 @@
         <w:ind w:left="2880" w:hanging="360"/>
       </w:pPr>
       <w:rPr>
-        <w:rFonts w:ascii="Symbol" w:hAnsi="Symbol" w:hint="default"/>
+        <w:rFonts w:hint="default" w:ascii="Symbol" w:hAnsi="Symbol"/>
       </w:rPr>
     </w:lvl>
     <w:lvl w:ilvl="4" w:tplc="04090003" w:tentative="1">
@@ -23740,7 +24089,7 @@
         <w:ind w:left="3600" w:hanging="360"/>
       </w:pPr>
       <w:rPr>
-        <w:rFonts w:ascii="Courier New" w:hAnsi="Courier New" w:cs="Courier New" w:hint="default"/>
+        <w:rFonts w:hint="default" w:ascii="Courier New" w:hAnsi="Courier New" w:cs="Courier New"/>
       </w:rPr>
     </w:lvl>
     <w:lvl w:ilvl="5" w:tplc="04090005" w:tentative="1">
@@ -23752,7 +24101,7 @@
         <w:ind w:left="4320" w:hanging="360"/>
       </w:pPr>
       <w:rPr>
-        <w:rFonts w:ascii="Wingdings" w:hAnsi="Wingdings" w:hint="default"/>
+        <w:rFonts w:hint="default" w:ascii="Wingdings" w:hAnsi="Wingdings"/>
       </w:rPr>
     </w:lvl>
     <w:lvl w:ilvl="6" w:tplc="04090001" w:tentative="1">
@@ -23764,7 +24113,7 @@
         <w:ind w:left="5040" w:hanging="360"/>
       </w:pPr>
       <w:rPr>
-        <w:rFonts w:ascii="Symbol" w:hAnsi="Symbol" w:hint="default"/>
+        <w:rFonts w:hint="default" w:ascii="Symbol" w:hAnsi="Symbol"/>
       </w:rPr>
     </w:lvl>
     <w:lvl w:ilvl="7" w:tplc="04090003" w:tentative="1">
@@ -23776,7 +24125,7 @@
         <w:ind w:left="5760" w:hanging="360"/>
       </w:pPr>
       <w:rPr>
-        <w:rFonts w:ascii="Courier New" w:hAnsi="Courier New" w:cs="Courier New" w:hint="default"/>
+        <w:rFonts w:hint="default" w:ascii="Courier New" w:hAnsi="Courier New" w:cs="Courier New"/>
       </w:rPr>
     </w:lvl>
     <w:lvl w:ilvl="8" w:tplc="04090005" w:tentative="1">
@@ -23788,7 +24137,7 @@
         <w:ind w:left="6480" w:hanging="360"/>
       </w:pPr>
       <w:rPr>
-        <w:rFonts w:ascii="Wingdings" w:hAnsi="Wingdings" w:hint="default"/>
+        <w:rFonts w:hint="default" w:ascii="Wingdings" w:hAnsi="Wingdings"/>
       </w:rPr>
     </w:lvl>
   </w:abstractNum>
@@ -23895,11 +24244,11 @@
 </file>
 
 <file path=word/styles.xml><?xml version="1.0" encoding="utf-8"?>
-<w:styles xmlns:mc="http://schemas.openxmlformats.org/markup-compatibility/2006" xmlns:r="http://schemas.openxmlformats.org/officeDocument/2006/relationships" xmlns:w="http://schemas.openxmlformats.org/wordprocessingml/2006/main" xmlns:w14="http://schemas.microsoft.com/office/word/2010/wordml" xmlns:w15="http://schemas.microsoft.com/office/word/2012/wordml" xmlns:w16cex="http://schemas.microsoft.com/office/word/2018/wordml/cex" xmlns:w16cid="http://schemas.microsoft.com/office/word/2016/wordml/cid" xmlns:w16="http://schemas.microsoft.com/office/word/2018/wordml" xmlns:w16sdtdh="http://schemas.microsoft.com/office/word/2020/wordml/sdtdatahash" xmlns:w16se="http://schemas.microsoft.com/office/word/2015/wordml/symex" mc:Ignorable="w14 w15 w16se w16cid w16 w16cex w16sdtdh">
+<w:styles xmlns:wp14="http://schemas.microsoft.com/office/word/2010/wordprocessingDrawing" xmlns:mc="http://schemas.openxmlformats.org/markup-compatibility/2006" xmlns:r="http://schemas.openxmlformats.org/officeDocument/2006/relationships" xmlns:w="http://schemas.openxmlformats.org/wordprocessingml/2006/main" xmlns:w14="http://schemas.microsoft.com/office/word/2010/wordml" xmlns:w15="http://schemas.microsoft.com/office/word/2012/wordml" xmlns:w16cex="http://schemas.microsoft.com/office/word/2018/wordml/cex" xmlns:w16cid="http://schemas.microsoft.com/office/word/2016/wordml/cid" xmlns:w16="http://schemas.microsoft.com/office/word/2018/wordml" xmlns:w16sdtdh="http://schemas.microsoft.com/office/word/2020/wordml/sdtdatahash" xmlns:w16se="http://schemas.microsoft.com/office/word/2015/wordml/symex" mc:Ignorable="w14 w15 w16se w16cid w16 w16cex w16sdtdh wp14">
   <w:docDefaults>
     <w:rPrDefault>
       <w:rPr>
-        <w:rFonts w:ascii="Calibri" w:eastAsia="MS Mincho" w:hAnsi="Calibri" w:cs="Times New Roman"/>
+        <w:rFonts w:ascii="Calibri" w:hAnsi="Calibri" w:eastAsia="MS Mincho" w:cs="Times New Roman"/>
         <w:lang w:val="en-IN" w:eastAsia="en-IN" w:bidi="ar-SA"/>
       </w:rPr>
     </w:rPrDefault>
@@ -23908,14 +24257,14 @@
   <w:latentStyles w:defLockedState="0" w:defUIPriority="99" w:defSemiHidden="0" w:defUnhideWhenUsed="0" w:defQFormat="0" w:count="376">
     <w:lsdException w:name="Normal" w:uiPriority="0" w:qFormat="1"/>
     <w:lsdException w:name="heading 1" w:uiPriority="0" w:qFormat="1"/>
-    <w:lsdException w:name="heading 2" w:semiHidden="1" w:uiPriority="0" w:unhideWhenUsed="1" w:qFormat="1"/>
-    <w:lsdException w:name="heading 3" w:semiHidden="1" w:uiPriority="0" w:unhideWhenUsed="1" w:qFormat="1"/>
-    <w:lsdException w:name="heading 4" w:semiHidden="1" w:uiPriority="0" w:unhideWhenUsed="1" w:qFormat="1"/>
-    <w:lsdException w:name="heading 5" w:semiHidden="1" w:uiPriority="0" w:unhideWhenUsed="1" w:qFormat="1"/>
-    <w:lsdException w:name="heading 6" w:semiHidden="1" w:uiPriority="0" w:unhideWhenUsed="1" w:qFormat="1"/>
-    <w:lsdException w:name="heading 7" w:semiHidden="1" w:uiPriority="0" w:unhideWhenUsed="1" w:qFormat="1"/>
-    <w:lsdException w:name="heading 8" w:semiHidden="1" w:uiPriority="0" w:unhideWhenUsed="1" w:qFormat="1"/>
-    <w:lsdException w:name="heading 9" w:semiHidden="1" w:uiPriority="0" w:unhideWhenUsed="1" w:qFormat="1"/>
+    <w:lsdException w:name="heading 2" w:uiPriority="0" w:semiHidden="1" w:unhideWhenUsed="1" w:qFormat="1"/>
+    <w:lsdException w:name="heading 3" w:uiPriority="0" w:semiHidden="1" w:unhideWhenUsed="1" w:qFormat="1"/>
+    <w:lsdException w:name="heading 4" w:uiPriority="0" w:semiHidden="1" w:unhideWhenUsed="1" w:qFormat="1"/>
+    <w:lsdException w:name="heading 5" w:uiPriority="0" w:semiHidden="1" w:unhideWhenUsed="1" w:qFormat="1"/>
+    <w:lsdException w:name="heading 6" w:uiPriority="0" w:semiHidden="1" w:unhideWhenUsed="1" w:qFormat="1"/>
+    <w:lsdException w:name="heading 7" w:uiPriority="0" w:semiHidden="1" w:unhideWhenUsed="1" w:qFormat="1"/>
+    <w:lsdException w:name="heading 8" w:uiPriority="0" w:semiHidden="1" w:unhideWhenUsed="1" w:qFormat="1"/>
+    <w:lsdException w:name="heading 9" w:uiPriority="0" w:semiHidden="1" w:unhideWhenUsed="1" w:qFormat="1"/>
     <w:lsdException w:name="index 1" w:semiHidden="1" w:unhideWhenUsed="1"/>
     <w:lsdException w:name="index 2" w:semiHidden="1" w:unhideWhenUsed="1"/>
     <w:lsdException w:name="index 3" w:semiHidden="1" w:unhideWhenUsed="1"/>
@@ -23925,29 +24274,29 @@
     <w:lsdException w:name="index 7" w:semiHidden="1" w:unhideWhenUsed="1"/>
     <w:lsdException w:name="index 8" w:semiHidden="1" w:unhideWhenUsed="1"/>
     <w:lsdException w:name="index 9" w:semiHidden="1" w:unhideWhenUsed="1"/>
-    <w:lsdException w:name="toc 1" w:semiHidden="1" w:uiPriority="39" w:unhideWhenUsed="1"/>
-    <w:lsdException w:name="toc 2" w:semiHidden="1" w:uiPriority="39" w:unhideWhenUsed="1"/>
-    <w:lsdException w:name="toc 3" w:semiHidden="1" w:uiPriority="39" w:unhideWhenUsed="1"/>
-    <w:lsdException w:name="toc 4" w:semiHidden="1" w:uiPriority="39" w:unhideWhenUsed="1"/>
-    <w:lsdException w:name="toc 5" w:semiHidden="1" w:uiPriority="39" w:unhideWhenUsed="1"/>
-    <w:lsdException w:name="toc 6" w:semiHidden="1" w:uiPriority="39" w:unhideWhenUsed="1"/>
-    <w:lsdException w:name="toc 7" w:semiHidden="1" w:uiPriority="39" w:unhideWhenUsed="1"/>
-    <w:lsdException w:name="toc 8" w:semiHidden="1" w:uiPriority="39" w:unhideWhenUsed="1"/>
-    <w:lsdException w:name="toc 9" w:semiHidden="1" w:uiPriority="39" w:unhideWhenUsed="1"/>
+    <w:lsdException w:name="toc 1" w:uiPriority="39" w:semiHidden="1" w:unhideWhenUsed="1"/>
+    <w:lsdException w:name="toc 2" w:uiPriority="39" w:semiHidden="1" w:unhideWhenUsed="1"/>
+    <w:lsdException w:name="toc 3" w:uiPriority="39" w:semiHidden="1" w:unhideWhenUsed="1"/>
+    <w:lsdException w:name="toc 4" w:uiPriority="39" w:semiHidden="1" w:unhideWhenUsed="1"/>
+    <w:lsdException w:name="toc 5" w:uiPriority="39" w:semiHidden="1" w:unhideWhenUsed="1"/>
+    <w:lsdException w:name="toc 6" w:uiPriority="39" w:semiHidden="1" w:unhideWhenUsed="1"/>
+    <w:lsdException w:name="toc 7" w:uiPriority="39" w:semiHidden="1" w:unhideWhenUsed="1"/>
+    <w:lsdException w:name="toc 8" w:uiPriority="39" w:semiHidden="1" w:unhideWhenUsed="1"/>
+    <w:lsdException w:name="toc 9" w:uiPriority="39" w:semiHidden="1" w:unhideWhenUsed="1"/>
     <w:lsdException w:name="Normal Indent" w:semiHidden="1" w:unhideWhenUsed="1"/>
     <w:lsdException w:name="footnote text" w:semiHidden="1" w:unhideWhenUsed="1"/>
     <w:lsdException w:name="annotation text" w:semiHidden="1" w:unhideWhenUsed="1"/>
-    <w:lsdException w:name="header" w:semiHidden="1" w:uiPriority="0" w:unhideWhenUsed="1"/>
+    <w:lsdException w:name="header" w:uiPriority="0" w:semiHidden="1" w:unhideWhenUsed="1"/>
     <w:lsdException w:name="footer" w:semiHidden="1" w:unhideWhenUsed="1"/>
     <w:lsdException w:name="index heading" w:semiHidden="1" w:unhideWhenUsed="1"/>
-    <w:lsdException w:name="caption" w:semiHidden="1" w:uiPriority="35" w:unhideWhenUsed="1" w:qFormat="1"/>
+    <w:lsdException w:name="caption" w:uiPriority="35" w:semiHidden="1" w:unhideWhenUsed="1" w:qFormat="1"/>
     <w:lsdException w:name="table of figures" w:semiHidden="1" w:unhideWhenUsed="1"/>
     <w:lsdException w:name="envelope address" w:semiHidden="1" w:unhideWhenUsed="1"/>
     <w:lsdException w:name="envelope return" w:semiHidden="1" w:unhideWhenUsed="1"/>
     <w:lsdException w:name="footnote reference" w:semiHidden="1" w:unhideWhenUsed="1"/>
     <w:lsdException w:name="annotation reference" w:semiHidden="1" w:unhideWhenUsed="1"/>
     <w:lsdException w:name="line number" w:semiHidden="1" w:unhideWhenUsed="1"/>
-    <w:lsdException w:name="page number" w:semiHidden="1" w:uiPriority="0" w:unhideWhenUsed="1"/>
+    <w:lsdException w:name="page number" w:uiPriority="0" w:semiHidden="1" w:unhideWhenUsed="1"/>
     <w:lsdException w:name="endnote reference" w:semiHidden="1" w:unhideWhenUsed="1"/>
     <w:lsdException w:name="endnote text" w:semiHidden="1" w:unhideWhenUsed="1"/>
     <w:lsdException w:name="table of authorities" w:semiHidden="1" w:unhideWhenUsed="1"/>
@@ -23971,7 +24320,7 @@
     <w:lsdException w:name="Title" w:uiPriority="10" w:qFormat="1"/>
     <w:lsdException w:name="Closing" w:semiHidden="1" w:unhideWhenUsed="1"/>
     <w:lsdException w:name="Signature" w:semiHidden="1" w:unhideWhenUsed="1"/>
-    <w:lsdException w:name="Default Paragraph Font" w:semiHidden="1" w:uiPriority="1" w:unhideWhenUsed="1"/>
+    <w:lsdException w:name="Default Paragraph Font" w:uiPriority="1" w:semiHidden="1" w:unhideWhenUsed="1"/>
     <w:lsdException w:name="Body Text" w:semiHidden="1" w:unhideWhenUsed="1"/>
     <w:lsdException w:name="Body Text Indent" w:semiHidden="1" w:unhideWhenUsed="1"/>
     <w:lsdException w:name="List Continue" w:semiHidden="1" w:unhideWhenUsed="1"/>
@@ -23986,13 +24335,13 @@
     <w:lsdException w:name="Body Text First Indent" w:semiHidden="1" w:unhideWhenUsed="1"/>
     <w:lsdException w:name="Body Text First Indent 2" w:semiHidden="1" w:unhideWhenUsed="1"/>
     <w:lsdException w:name="Note Heading" w:semiHidden="1" w:unhideWhenUsed="1"/>
-    <w:lsdException w:name="Body Text 2" w:semiHidden="1" w:uiPriority="0" w:unhideWhenUsed="1"/>
+    <w:lsdException w:name="Body Text 2" w:uiPriority="0" w:semiHidden="1" w:unhideWhenUsed="1"/>
     <w:lsdException w:name="Body Text 3" w:semiHidden="1" w:unhideWhenUsed="1"/>
     <w:lsdException w:name="Body Text Indent 2" w:semiHidden="1" w:unhideWhenUsed="1"/>
     <w:lsdException w:name="Body Text Indent 3" w:semiHidden="1" w:unhideWhenUsed="1"/>
     <w:lsdException w:name="Block Text" w:semiHidden="1" w:unhideWhenUsed="1"/>
-    <w:lsdException w:name="Hyperlink" w:semiHidden="1" w:uiPriority="0" w:unhideWhenUsed="1"/>
-    <w:lsdException w:name="FollowedHyperlink" w:semiHidden="1" w:uiPriority="0" w:unhideWhenUsed="1"/>
+    <w:lsdException w:name="Hyperlink" w:uiPriority="0" w:semiHidden="1" w:unhideWhenUsed="1"/>
+    <w:lsdException w:name="FollowedHyperlink" w:uiPriority="0" w:semiHidden="1" w:unhideWhenUsed="1"/>
     <w:lsdException w:name="Strong" w:uiPriority="22" w:qFormat="1"/>
     <w:lsdException w:name="Emphasis" w:uiPriority="20" w:qFormat="1"/>
     <w:lsdException w:name="Document Map" w:semiHidden="1" w:unhideWhenUsed="1"/>
@@ -24171,8 +24520,8 @@
     <w:lsdException w:name="Subtle Reference" w:uiPriority="31" w:qFormat="1"/>
     <w:lsdException w:name="Intense Reference" w:uiPriority="32" w:qFormat="1"/>
     <w:lsdException w:name="Book Title" w:uiPriority="33" w:qFormat="1"/>
-    <w:lsdException w:name="Bibliography" w:semiHidden="1" w:uiPriority="37" w:unhideWhenUsed="1"/>
-    <w:lsdException w:name="TOC Heading" w:semiHidden="1" w:uiPriority="39" w:unhideWhenUsed="1" w:qFormat="1"/>
+    <w:lsdException w:name="Bibliography" w:uiPriority="37" w:semiHidden="1" w:unhideWhenUsed="1"/>
+    <w:lsdException w:name="TOC Heading" w:uiPriority="39" w:semiHidden="1" w:unhideWhenUsed="1" w:qFormat="1"/>
     <w:lsdException w:name="Plain Table 1" w:uiPriority="41"/>
     <w:lsdException w:name="Plain Table 2" w:uiPriority="42"/>
     <w:lsdException w:name="Plain Table 3" w:uiPriority="43"/>
@@ -24283,7 +24632,7 @@
     <w:lsdException w:name="Unresolved Mention" w:semiHidden="1" w:unhideWhenUsed="1"/>
     <w:lsdException w:name="Smart Link" w:semiHidden="1" w:unhideWhenUsed="1"/>
   </w:latentStyles>
-  <w:style w:type="paragraph" w:default="1" w:styleId="Normal">
+  <w:style w:type="paragraph" w:styleId="Normal" w:default="1">
     <w:name w:val="Normal"/>
     <w:qFormat/>
     <w:rsid w:val="00C64D05"/>
@@ -24309,7 +24658,7 @@
       <w:outlineLvl w:val="0"/>
     </w:pPr>
     <w:rPr>
-      <w:rFonts w:ascii="Times New Roman" w:eastAsia="Times New Roman" w:hAnsi="Times New Roman"/>
+      <w:rFonts w:ascii="Times New Roman" w:hAnsi="Times New Roman" w:eastAsia="Times New Roman"/>
       <w:b/>
       <w:kern w:val="28"/>
       <w:sz w:val="28"/>
@@ -24331,7 +24680,7 @@
       <w:outlineLvl w:val="1"/>
     </w:pPr>
     <w:rPr>
-      <w:rFonts w:ascii="Arial" w:eastAsia="Times New Roman" w:hAnsi="Arial"/>
+      <w:rFonts w:ascii="Arial" w:hAnsi="Arial" w:eastAsia="Times New Roman"/>
       <w:b/>
       <w:i/>
       <w:sz w:val="24"/>
@@ -24353,7 +24702,7 @@
       <w:outlineLvl w:val="2"/>
     </w:pPr>
     <w:rPr>
-      <w:rFonts w:ascii="Times New Roman" w:eastAsia="Times New Roman" w:hAnsi="Times New Roman"/>
+      <w:rFonts w:ascii="Times New Roman" w:hAnsi="Times New Roman" w:eastAsia="Times New Roman"/>
       <w:sz w:val="24"/>
       <w:szCs w:val="20"/>
       <w:lang w:val="en-GB" w:eastAsia="en-US"/>
@@ -24373,7 +24722,7 @@
       <w:outlineLvl w:val="3"/>
     </w:pPr>
     <w:rPr>
-      <w:rFonts w:ascii="Times New Roman" w:eastAsia="Times New Roman" w:hAnsi="Times New Roman"/>
+      <w:rFonts w:ascii="Times New Roman" w:hAnsi="Times New Roman" w:eastAsia="Times New Roman"/>
       <w:b/>
       <w:i/>
       <w:sz w:val="24"/>
@@ -24394,7 +24743,7 @@
       <w:outlineLvl w:val="4"/>
     </w:pPr>
     <w:rPr>
-      <w:rFonts w:ascii="Arial" w:eastAsia="Times New Roman" w:hAnsi="Arial"/>
+      <w:rFonts w:ascii="Arial" w:hAnsi="Arial" w:eastAsia="Times New Roman"/>
       <w:sz w:val="24"/>
       <w:szCs w:val="20"/>
       <w:lang w:val="en-GB" w:eastAsia="en-US"/>
@@ -24413,7 +24762,7 @@
       <w:outlineLvl w:val="5"/>
     </w:pPr>
     <w:rPr>
-      <w:rFonts w:ascii="Arial" w:eastAsia="Times New Roman" w:hAnsi="Arial"/>
+      <w:rFonts w:ascii="Arial" w:hAnsi="Arial" w:eastAsia="Times New Roman"/>
       <w:i/>
       <w:sz w:val="24"/>
       <w:szCs w:val="20"/>
@@ -24433,7 +24782,7 @@
       <w:outlineLvl w:val="6"/>
     </w:pPr>
     <w:rPr>
-      <w:rFonts w:ascii="Arial" w:eastAsia="Times New Roman" w:hAnsi="Arial"/>
+      <w:rFonts w:ascii="Arial" w:hAnsi="Arial" w:eastAsia="Times New Roman"/>
       <w:sz w:val="20"/>
       <w:szCs w:val="20"/>
       <w:lang w:val="en-GB" w:eastAsia="en-US"/>
@@ -24452,7 +24801,7 @@
       <w:outlineLvl w:val="7"/>
     </w:pPr>
     <w:rPr>
-      <w:rFonts w:ascii="Arial" w:eastAsia="Times New Roman" w:hAnsi="Arial"/>
+      <w:rFonts w:ascii="Arial" w:hAnsi="Arial" w:eastAsia="Times New Roman"/>
       <w:i/>
       <w:sz w:val="20"/>
       <w:szCs w:val="20"/>
@@ -24472,20 +24821,20 @@
       <w:outlineLvl w:val="8"/>
     </w:pPr>
     <w:rPr>
-      <w:rFonts w:ascii="Arial" w:eastAsia="Times New Roman" w:hAnsi="Arial"/>
+      <w:rFonts w:ascii="Arial" w:hAnsi="Arial" w:eastAsia="Times New Roman"/>
       <w:i/>
       <w:sz w:val="18"/>
       <w:szCs w:val="20"/>
       <w:lang w:val="en-GB" w:eastAsia="en-US"/>
     </w:rPr>
   </w:style>
-  <w:style w:type="character" w:default="1" w:styleId="DefaultParagraphFont">
+  <w:style w:type="character" w:styleId="DefaultParagraphFont" w:default="1">
     <w:name w:val="Default Paragraph Font"/>
     <w:uiPriority w:val="1"/>
     <w:semiHidden/>
     <w:unhideWhenUsed/>
   </w:style>
-  <w:style w:type="table" w:default="1" w:styleId="TableNormal">
+  <w:style w:type="table" w:styleId="TableNormal" w:default="1">
     <w:name w:val="Normal Table"/>
     <w:uiPriority w:val="99"/>
     <w:semiHidden/>
@@ -24500,7 +24849,7 @@
       </w:tblCellMar>
     </w:tblPr>
   </w:style>
-  <w:style w:type="numbering" w:default="1" w:styleId="NoList">
+  <w:style w:type="numbering" w:styleId="NoList" w:default="1">
     <w:name w:val="No List"/>
     <w:uiPriority w:val="99"/>
     <w:semiHidden/>
@@ -24513,12 +24862,12 @@
     <w:rsid w:val="00916A1E"/>
     <w:tblPr>
       <w:tblBorders>
-        <w:top w:val="single" w:sz="4" w:space="0" w:color="000000"/>
-        <w:left w:val="single" w:sz="4" w:space="0" w:color="000000"/>
-        <w:bottom w:val="single" w:sz="4" w:space="0" w:color="000000"/>
-        <w:right w:val="single" w:sz="4" w:space="0" w:color="000000"/>
-        <w:insideH w:val="single" w:sz="4" w:space="0" w:color="000000"/>
-        <w:insideV w:val="single" w:sz="4" w:space="0" w:color="000000"/>
+        <w:top w:val="single" w:color="000000" w:sz="4" w:space="0"/>
+        <w:left w:val="single" w:color="000000" w:sz="4" w:space="0"/>
+        <w:bottom w:val="single" w:color="000000" w:sz="4" w:space="0"/>
+        <w:right w:val="single" w:color="000000" w:sz="4" w:space="0"/>
+        <w:insideH w:val="single" w:color="000000" w:sz="4" w:space="0"/>
+        <w:insideV w:val="single" w:color="000000" w:sz="4" w:space="0"/>
       </w:tblBorders>
     </w:tblPr>
   </w:style>
@@ -24536,7 +24885,7 @@
       <w:spacing w:after="0" w:line="240" w:lineRule="auto"/>
     </w:pPr>
   </w:style>
-  <w:style w:type="character" w:customStyle="1" w:styleId="HeaderChar">
+  <w:style w:type="character" w:styleId="HeaderChar" w:customStyle="1">
     <w:name w:val="Header Char"/>
     <w:basedOn w:val="DefaultParagraphFont"/>
     <w:link w:val="Header"/>
@@ -24558,7 +24907,7 @@
       <w:spacing w:after="0" w:line="240" w:lineRule="auto"/>
     </w:pPr>
   </w:style>
-  <w:style w:type="character" w:customStyle="1" w:styleId="FooterChar">
+  <w:style w:type="character" w:styleId="FooterChar" w:customStyle="1">
     <w:name w:val="Footer Char"/>
     <w:basedOn w:val="DefaultParagraphFont"/>
     <w:link w:val="Footer"/>
@@ -24582,7 +24931,7 @@
       <w:szCs w:val="16"/>
     </w:rPr>
   </w:style>
-  <w:style w:type="character" w:customStyle="1" w:styleId="BalloonTextChar">
+  <w:style w:type="character" w:styleId="BalloonTextChar" w:customStyle="1">
     <w:name w:val="Balloon Text Char"/>
     <w:link w:val="BalloonText"/>
     <w:uiPriority w:val="99"/>
@@ -24594,7 +24943,7 @@
       <w:szCs w:val="16"/>
     </w:rPr>
   </w:style>
-  <w:style w:type="paragraph" w:customStyle="1" w:styleId="a">
+  <w:style w:type="paragraph" w:styleId="a" w:customStyle="1">
     <w:name w:val="작은글"/>
     <w:basedOn w:val="Normal"/>
     <w:rsid w:val="00EE50D0"/>
@@ -24604,11 +24953,11 @@
       <w:autoSpaceDE w:val="0"/>
       <w:autoSpaceDN w:val="0"/>
       <w:spacing w:after="0" w:line="240" w:lineRule="exact"/>
-      <w:ind w:firstLineChars="200" w:firstLine="360"/>
+      <w:ind w:firstLine="360" w:firstLineChars="200"/>
       <w:jc w:val="both"/>
     </w:pPr>
     <w:rPr>
-      <w:rFonts w:ascii="Batang" w:eastAsia="Batang" w:hAnsi="Times New Roman"/>
+      <w:rFonts w:ascii="Batang" w:hAnsi="Times New Roman" w:eastAsia="Batang"/>
       <w:kern w:val="2"/>
       <w:sz w:val="18"/>
       <w:szCs w:val="24"/>
@@ -24634,98 +24983,98 @@
       <w:contextualSpacing/>
     </w:pPr>
   </w:style>
-  <w:style w:type="character" w:customStyle="1" w:styleId="Heading1Char">
+  <w:style w:type="character" w:styleId="Heading1Char" w:customStyle="1">
     <w:name w:val="Heading 1 Char"/>
     <w:link w:val="Heading1"/>
     <w:rsid w:val="003819BD"/>
     <w:rPr>
-      <w:rFonts w:ascii="Times New Roman" w:eastAsia="Times New Roman" w:hAnsi="Times New Roman"/>
+      <w:rFonts w:ascii="Times New Roman" w:hAnsi="Times New Roman" w:eastAsia="Times New Roman"/>
       <w:b/>
       <w:kern w:val="28"/>
       <w:sz w:val="28"/>
       <w:lang w:val="en-GB"/>
     </w:rPr>
   </w:style>
-  <w:style w:type="character" w:customStyle="1" w:styleId="Heading2Char">
+  <w:style w:type="character" w:styleId="Heading2Char" w:customStyle="1">
     <w:name w:val="Heading 2 Char"/>
     <w:link w:val="Heading2"/>
     <w:rsid w:val="003819BD"/>
     <w:rPr>
-      <w:rFonts w:ascii="Arial" w:eastAsia="Times New Roman" w:hAnsi="Arial"/>
+      <w:rFonts w:ascii="Arial" w:hAnsi="Arial" w:eastAsia="Times New Roman"/>
       <w:b/>
       <w:i/>
       <w:sz w:val="24"/>
       <w:lang w:val="en-GB"/>
     </w:rPr>
   </w:style>
-  <w:style w:type="character" w:customStyle="1" w:styleId="Heading3Char">
+  <w:style w:type="character" w:styleId="Heading3Char" w:customStyle="1">
     <w:name w:val="Heading 3 Char"/>
     <w:link w:val="Heading3"/>
     <w:rsid w:val="003819BD"/>
     <w:rPr>
-      <w:rFonts w:ascii="Times New Roman" w:eastAsia="Times New Roman" w:hAnsi="Times New Roman"/>
+      <w:rFonts w:ascii="Times New Roman" w:hAnsi="Times New Roman" w:eastAsia="Times New Roman"/>
       <w:sz w:val="24"/>
       <w:lang w:val="en-GB"/>
     </w:rPr>
   </w:style>
-  <w:style w:type="character" w:customStyle="1" w:styleId="Heading4Char">
+  <w:style w:type="character" w:styleId="Heading4Char" w:customStyle="1">
     <w:name w:val="Heading 4 Char"/>
     <w:link w:val="Heading4"/>
     <w:rsid w:val="003819BD"/>
     <w:rPr>
-      <w:rFonts w:ascii="Times New Roman" w:eastAsia="Times New Roman" w:hAnsi="Times New Roman"/>
+      <w:rFonts w:ascii="Times New Roman" w:hAnsi="Times New Roman" w:eastAsia="Times New Roman"/>
       <w:b/>
       <w:i/>
       <w:sz w:val="24"/>
       <w:lang w:val="en-GB"/>
     </w:rPr>
   </w:style>
-  <w:style w:type="character" w:customStyle="1" w:styleId="Heading5Char">
+  <w:style w:type="character" w:styleId="Heading5Char" w:customStyle="1">
     <w:name w:val="Heading 5 Char"/>
     <w:link w:val="Heading5"/>
     <w:rsid w:val="003819BD"/>
     <w:rPr>
-      <w:rFonts w:ascii="Arial" w:eastAsia="Times New Roman" w:hAnsi="Arial"/>
+      <w:rFonts w:ascii="Arial" w:hAnsi="Arial" w:eastAsia="Times New Roman"/>
       <w:sz w:val="24"/>
       <w:lang w:val="en-GB"/>
     </w:rPr>
   </w:style>
-  <w:style w:type="character" w:customStyle="1" w:styleId="Heading6Char">
+  <w:style w:type="character" w:styleId="Heading6Char" w:customStyle="1">
     <w:name w:val="Heading 6 Char"/>
     <w:link w:val="Heading6"/>
     <w:rsid w:val="003819BD"/>
     <w:rPr>
-      <w:rFonts w:ascii="Arial" w:eastAsia="Times New Roman" w:hAnsi="Arial"/>
+      <w:rFonts w:ascii="Arial" w:hAnsi="Arial" w:eastAsia="Times New Roman"/>
       <w:i/>
       <w:sz w:val="24"/>
       <w:lang w:val="en-GB"/>
     </w:rPr>
   </w:style>
-  <w:style w:type="character" w:customStyle="1" w:styleId="Heading7Char">
+  <w:style w:type="character" w:styleId="Heading7Char" w:customStyle="1">
     <w:name w:val="Heading 7 Char"/>
     <w:link w:val="Heading7"/>
     <w:rsid w:val="003819BD"/>
     <w:rPr>
-      <w:rFonts w:ascii="Arial" w:eastAsia="Times New Roman" w:hAnsi="Arial"/>
+      <w:rFonts w:ascii="Arial" w:hAnsi="Arial" w:eastAsia="Times New Roman"/>
       <w:lang w:val="en-GB"/>
     </w:rPr>
   </w:style>
-  <w:style w:type="character" w:customStyle="1" w:styleId="Heading8Char">
+  <w:style w:type="character" w:styleId="Heading8Char" w:customStyle="1">
     <w:name w:val="Heading 8 Char"/>
     <w:link w:val="Heading8"/>
     <w:rsid w:val="003819BD"/>
     <w:rPr>
-      <w:rFonts w:ascii="Arial" w:eastAsia="Times New Roman" w:hAnsi="Arial"/>
+      <w:rFonts w:ascii="Arial" w:hAnsi="Arial" w:eastAsia="Times New Roman"/>
       <w:i/>
       <w:lang w:val="en-GB"/>
     </w:rPr>
   </w:style>
-  <w:style w:type="character" w:customStyle="1" w:styleId="Heading9Char">
+  <w:style w:type="character" w:styleId="Heading9Char" w:customStyle="1">
     <w:name w:val="Heading 9 Char"/>
     <w:link w:val="Heading9"/>
     <w:rsid w:val="003819BD"/>
     <w:rPr>
-      <w:rFonts w:ascii="Arial" w:eastAsia="Times New Roman" w:hAnsi="Arial"/>
+      <w:rFonts w:ascii="Arial" w:hAnsi="Arial" w:eastAsia="Times New Roman"/>
       <w:i/>
       <w:sz w:val="18"/>
       <w:lang w:val="en-GB"/>
@@ -24749,22 +25098,22 @@
       <w:jc w:val="both"/>
     </w:pPr>
     <w:rPr>
-      <w:rFonts w:ascii="Arial" w:eastAsia="Times New Roman" w:hAnsi="Arial" w:cs="Mangal"/>
+      <w:rFonts w:ascii="Arial" w:hAnsi="Arial" w:eastAsia="Times New Roman" w:cs="Mangal"/>
       <w:sz w:val="20"/>
       <w:szCs w:val="20"/>
       <w:lang w:val="en-US" w:eastAsia="en-US" w:bidi="hi-IN"/>
     </w:rPr>
   </w:style>
-  <w:style w:type="character" w:customStyle="1" w:styleId="BodyText2Char">
+  <w:style w:type="character" w:styleId="BodyText2Char" w:customStyle="1">
     <w:name w:val="Body Text 2 Char"/>
     <w:link w:val="BodyText2"/>
     <w:rsid w:val="003819BD"/>
     <w:rPr>
-      <w:rFonts w:ascii="Arial" w:eastAsia="Times New Roman" w:hAnsi="Arial" w:cs="Mangal"/>
+      <w:rFonts w:ascii="Arial" w:hAnsi="Arial" w:eastAsia="Times New Roman" w:cs="Mangal"/>
       <w:lang w:bidi="hi-IN"/>
     </w:rPr>
   </w:style>
-  <w:style w:type="paragraph" w:customStyle="1" w:styleId="Style1">
+  <w:style w:type="paragraph" w:styleId="Style1" w:customStyle="1">
     <w:name w:val="Style1"/>
     <w:basedOn w:val="Normal"/>
     <w:rsid w:val="003819BD"/>
@@ -24773,13 +25122,13 @@
       <w:jc w:val="both"/>
     </w:pPr>
     <w:rPr>
-      <w:rFonts w:ascii="Times New Roman" w:eastAsia="Times New Roman" w:hAnsi="Times New Roman"/>
+      <w:rFonts w:ascii="Times New Roman" w:hAnsi="Times New Roman" w:eastAsia="Times New Roman"/>
       <w:sz w:val="24"/>
       <w:szCs w:val="20"/>
       <w:lang w:val="en-GB" w:eastAsia="en-US"/>
     </w:rPr>
   </w:style>
-  <w:style w:type="paragraph" w:customStyle="1" w:styleId="SimpleChapt21">
+  <w:style w:type="paragraph" w:styleId="SimpleChapt21" w:customStyle="1">
     <w:name w:val="SimpleChapt2 1"/>
     <w:rsid w:val="003819BD"/>
     <w:pPr>
@@ -24792,13 +25141,13 @@
       <w:jc w:val="both"/>
     </w:pPr>
     <w:rPr>
-      <w:rFonts w:ascii="Times" w:eastAsia="Times New Roman" w:hAnsi="Times"/>
+      <w:rFonts w:ascii="Times" w:hAnsi="Times" w:eastAsia="Times New Roman"/>
       <w:b/>
       <w:sz w:val="36"/>
       <w:lang w:val="en-US" w:eastAsia="en-US"/>
     </w:rPr>
   </w:style>
-  <w:style w:type="paragraph" w:customStyle="1" w:styleId="SimpleChapt22">
+  <w:style w:type="paragraph" w:styleId="SimpleChapt22" w:customStyle="1">
     <w:name w:val="SimpleChapt2 2"/>
     <w:rsid w:val="003819BD"/>
     <w:pPr>
@@ -24811,12 +25160,12 @@
       <w:jc w:val="both"/>
     </w:pPr>
     <w:rPr>
-      <w:rFonts w:ascii="Times Roman" w:eastAsia="Times New Roman" w:hAnsi="Times Roman"/>
+      <w:rFonts w:ascii="Times Roman" w:hAnsi="Times Roman" w:eastAsia="Times New Roman"/>
       <w:sz w:val="22"/>
       <w:lang w:val="en-US" w:eastAsia="en-US"/>
     </w:rPr>
   </w:style>
-  <w:style w:type="paragraph" w:customStyle="1" w:styleId="SimpleChapt23">
+  <w:style w:type="paragraph" w:styleId="SimpleChapt23" w:customStyle="1">
     <w:name w:val="SimpleChapt2 3"/>
     <w:rsid w:val="003819BD"/>
     <w:pPr>
@@ -24829,12 +25178,12 @@
       <w:jc w:val="both"/>
     </w:pPr>
     <w:rPr>
-      <w:rFonts w:ascii="Times Roman" w:eastAsia="Times New Roman" w:hAnsi="Times Roman"/>
+      <w:rFonts w:ascii="Times Roman" w:hAnsi="Times Roman" w:eastAsia="Times New Roman"/>
       <w:sz w:val="22"/>
       <w:lang w:val="en-US" w:eastAsia="en-US"/>
     </w:rPr>
   </w:style>
-  <w:style w:type="paragraph" w:customStyle="1" w:styleId="SimpleChapt24">
+  <w:style w:type="paragraph" w:styleId="SimpleChapt24" w:customStyle="1">
     <w:name w:val="SimpleChapt2 4"/>
     <w:rsid w:val="003819BD"/>
     <w:pPr>
@@ -24847,12 +25196,12 @@
       <w:jc w:val="both"/>
     </w:pPr>
     <w:rPr>
-      <w:rFonts w:ascii="Times Roman" w:eastAsia="Times New Roman" w:hAnsi="Times Roman"/>
+      <w:rFonts w:ascii="Times Roman" w:hAnsi="Times Roman" w:eastAsia="Times New Roman"/>
       <w:sz w:val="22"/>
       <w:lang w:val="en-US" w:eastAsia="en-US"/>
     </w:rPr>
   </w:style>
-  <w:style w:type="paragraph" w:customStyle="1" w:styleId="SimpleChapt25">
+  <w:style w:type="paragraph" w:styleId="SimpleChapt25" w:customStyle="1">
     <w:name w:val="SimpleChapt2 5"/>
     <w:rsid w:val="003819BD"/>
     <w:pPr>
@@ -24863,12 +25212,12 @@
       <w:jc w:val="both"/>
     </w:pPr>
     <w:rPr>
-      <w:rFonts w:ascii="Times Roman" w:eastAsia="Times New Roman" w:hAnsi="Times Roman"/>
+      <w:rFonts w:ascii="Times Roman" w:hAnsi="Times Roman" w:eastAsia="Times New Roman"/>
       <w:sz w:val="22"/>
       <w:lang w:val="en-US" w:eastAsia="en-US"/>
     </w:rPr>
   </w:style>
-  <w:style w:type="paragraph" w:customStyle="1" w:styleId="SimpleChapt26">
+  <w:style w:type="paragraph" w:styleId="SimpleChapt26" w:customStyle="1">
     <w:name w:val="SimpleChapt2 6"/>
     <w:rsid w:val="003819BD"/>
     <w:pPr>
@@ -24879,12 +25228,12 @@
       <w:jc w:val="both"/>
     </w:pPr>
     <w:rPr>
-      <w:rFonts w:ascii="Times Roman" w:eastAsia="Times New Roman" w:hAnsi="Times Roman"/>
+      <w:rFonts w:ascii="Times Roman" w:hAnsi="Times Roman" w:eastAsia="Times New Roman"/>
       <w:sz w:val="22"/>
       <w:lang w:val="en-US" w:eastAsia="en-US"/>
     </w:rPr>
   </w:style>
-  <w:style w:type="paragraph" w:customStyle="1" w:styleId="contents21">
+  <w:style w:type="paragraph" w:styleId="contents21" w:customStyle="1">
     <w:name w:val="contents2 1"/>
     <w:rsid w:val="003819BD"/>
     <w:pPr>
@@ -24898,13 +25247,13 @@
       <w:jc w:val="both"/>
     </w:pPr>
     <w:rPr>
-      <w:rFonts w:ascii="Times Roman" w:eastAsia="Times New Roman" w:hAnsi="Times Roman"/>
+      <w:rFonts w:ascii="Times Roman" w:hAnsi="Times Roman" w:eastAsia="Times New Roman"/>
       <w:b/>
       <w:sz w:val="28"/>
       <w:lang w:val="en-US" w:eastAsia="en-US"/>
     </w:rPr>
   </w:style>
-  <w:style w:type="paragraph" w:customStyle="1" w:styleId="contents22">
+  <w:style w:type="paragraph" w:styleId="contents22" w:customStyle="1">
     <w:name w:val="contents2 2"/>
     <w:rsid w:val="003819BD"/>
     <w:pPr>
@@ -24918,12 +25267,12 @@
       <w:jc w:val="both"/>
     </w:pPr>
     <w:rPr>
-      <w:rFonts w:ascii="Times Roman" w:eastAsia="Times New Roman" w:hAnsi="Times Roman"/>
+      <w:rFonts w:ascii="Times Roman" w:hAnsi="Times Roman" w:eastAsia="Times New Roman"/>
       <w:sz w:val="22"/>
       <w:lang w:val="en-US" w:eastAsia="en-US"/>
     </w:rPr>
   </w:style>
-  <w:style w:type="paragraph" w:customStyle="1" w:styleId="contents23">
+  <w:style w:type="paragraph" w:styleId="contents23" w:customStyle="1">
     <w:name w:val="contents2 3"/>
     <w:rsid w:val="003819BD"/>
     <w:pPr>
@@ -24937,13 +25286,13 @@
       <w:jc w:val="both"/>
     </w:pPr>
     <w:rPr>
-      <w:rFonts w:ascii="Times Roman" w:eastAsia="Times New Roman" w:hAnsi="Times Roman"/>
+      <w:rFonts w:ascii="Times Roman" w:hAnsi="Times Roman" w:eastAsia="Times New Roman"/>
       <w:b/>
       <w:sz w:val="28"/>
       <w:lang w:val="en-US" w:eastAsia="en-US"/>
     </w:rPr>
   </w:style>
-  <w:style w:type="paragraph" w:customStyle="1" w:styleId="contents24">
+  <w:style w:type="paragraph" w:styleId="contents24" w:customStyle="1">
     <w:name w:val="contents2 4"/>
     <w:rsid w:val="003819BD"/>
     <w:pPr>
@@ -24957,12 +25306,12 @@
       <w:jc w:val="both"/>
     </w:pPr>
     <w:rPr>
-      <w:rFonts w:ascii="Times Roman" w:eastAsia="Times New Roman" w:hAnsi="Times Roman"/>
+      <w:rFonts w:ascii="Times Roman" w:hAnsi="Times Roman" w:eastAsia="Times New Roman"/>
       <w:sz w:val="22"/>
       <w:lang w:val="en-US" w:eastAsia="en-US"/>
     </w:rPr>
   </w:style>
-  <w:style w:type="paragraph" w:customStyle="1" w:styleId="NewAdmiral21">
+  <w:style w:type="paragraph" w:styleId="NewAdmiral21" w:customStyle="1">
     <w:name w:val="NewAdmiral2 1"/>
     <w:rsid w:val="003819BD"/>
     <w:pPr>
@@ -24975,13 +25324,13 @@
       <w:jc w:val="both"/>
     </w:pPr>
     <w:rPr>
-      <w:rFonts w:ascii="Times" w:eastAsia="Times New Roman" w:hAnsi="Times"/>
+      <w:rFonts w:ascii="Times" w:hAnsi="Times" w:eastAsia="Times New Roman"/>
       <w:b/>
       <w:sz w:val="36"/>
       <w:lang w:val="en-US" w:eastAsia="en-US"/>
     </w:rPr>
   </w:style>
-  <w:style w:type="paragraph" w:customStyle="1" w:styleId="NewAdmiral22">
+  <w:style w:type="paragraph" w:styleId="NewAdmiral22" w:customStyle="1">
     <w:name w:val="NewAdmiral2 2"/>
     <w:rsid w:val="003819BD"/>
     <w:pPr>
@@ -24994,13 +25343,13 @@
       <w:jc w:val="both"/>
     </w:pPr>
     <w:rPr>
-      <w:rFonts w:ascii="Times" w:eastAsia="Times New Roman" w:hAnsi="Times"/>
+      <w:rFonts w:ascii="Times" w:hAnsi="Times" w:eastAsia="Times New Roman"/>
       <w:b/>
       <w:sz w:val="28"/>
       <w:lang w:val="en-US" w:eastAsia="en-US"/>
     </w:rPr>
   </w:style>
-  <w:style w:type="paragraph" w:customStyle="1" w:styleId="NewAdmiral23">
+  <w:style w:type="paragraph" w:styleId="NewAdmiral23" w:customStyle="1">
     <w:name w:val="NewAdmiral2 3"/>
     <w:rsid w:val="003819BD"/>
     <w:pPr>
@@ -25013,12 +25362,12 @@
       <w:jc w:val="both"/>
     </w:pPr>
     <w:rPr>
-      <w:rFonts w:ascii="Times Roman" w:eastAsia="Times New Roman" w:hAnsi="Times Roman"/>
+      <w:rFonts w:ascii="Times Roman" w:hAnsi="Times Roman" w:eastAsia="Times New Roman"/>
       <w:sz w:val="22"/>
       <w:lang w:val="en-US" w:eastAsia="en-US"/>
     </w:rPr>
   </w:style>
-  <w:style w:type="paragraph" w:customStyle="1" w:styleId="NewAdmiral24">
+  <w:style w:type="paragraph" w:styleId="NewAdmiral24" w:customStyle="1">
     <w:name w:val="NewAdmiral2 4"/>
     <w:rsid w:val="003819BD"/>
     <w:pPr>
@@ -25031,12 +25380,12 @@
       <w:jc w:val="both"/>
     </w:pPr>
     <w:rPr>
-      <w:rFonts w:ascii="Times Roman" w:eastAsia="Times New Roman" w:hAnsi="Times Roman"/>
+      <w:rFonts w:ascii="Times Roman" w:hAnsi="Times Roman" w:eastAsia="Times New Roman"/>
       <w:sz w:val="22"/>
       <w:lang w:val="en-US" w:eastAsia="en-US"/>
     </w:rPr>
   </w:style>
-  <w:style w:type="paragraph" w:customStyle="1" w:styleId="NewAdmiral25">
+  <w:style w:type="paragraph" w:styleId="NewAdmiral25" w:customStyle="1">
     <w:name w:val="NewAdmiral2 5"/>
     <w:rsid w:val="003819BD"/>
     <w:pPr>
@@ -25049,12 +25398,12 @@
       <w:jc w:val="both"/>
     </w:pPr>
     <w:rPr>
-      <w:rFonts w:ascii="Times Roman" w:eastAsia="Times New Roman" w:hAnsi="Times Roman"/>
+      <w:rFonts w:ascii="Times Roman" w:hAnsi="Times Roman" w:eastAsia="Times New Roman"/>
       <w:sz w:val="22"/>
       <w:lang w:val="en-US" w:eastAsia="en-US"/>
     </w:rPr>
   </w:style>
-  <w:style w:type="paragraph" w:customStyle="1" w:styleId="NewAdmiral26">
+  <w:style w:type="paragraph" w:styleId="NewAdmiral26" w:customStyle="1">
     <w:name w:val="NewAdmiral2 6"/>
     <w:rsid w:val="003819BD"/>
     <w:pPr>
@@ -25067,12 +25416,12 @@
       <w:jc w:val="both"/>
     </w:pPr>
     <w:rPr>
-      <w:rFonts w:ascii="Times Roman" w:eastAsia="Times New Roman" w:hAnsi="Times Roman"/>
+      <w:rFonts w:ascii="Times Roman" w:hAnsi="Times Roman" w:eastAsia="Times New Roman"/>
       <w:sz w:val="22"/>
       <w:lang w:val="en-US" w:eastAsia="en-US"/>
     </w:rPr>
   </w:style>
-  <w:style w:type="paragraph" w:customStyle="1" w:styleId="NewAdmiral27">
+  <w:style w:type="paragraph" w:styleId="NewAdmiral27" w:customStyle="1">
     <w:name w:val="NewAdmiral2 7"/>
     <w:rsid w:val="003819BD"/>
     <w:pPr>
@@ -25085,12 +25434,12 @@
       <w:jc w:val="both"/>
     </w:pPr>
     <w:rPr>
-      <w:rFonts w:ascii="Times Roman" w:eastAsia="Times New Roman" w:hAnsi="Times Roman"/>
+      <w:rFonts w:ascii="Times Roman" w:hAnsi="Times Roman" w:eastAsia="Times New Roman"/>
       <w:sz w:val="22"/>
       <w:lang w:val="en-US" w:eastAsia="en-US"/>
     </w:rPr>
   </w:style>
-  <w:style w:type="paragraph" w:customStyle="1" w:styleId="NewAdmiral28">
+  <w:style w:type="paragraph" w:styleId="NewAdmiral28" w:customStyle="1">
     <w:name w:val="NewAdmiral2 8"/>
     <w:rsid w:val="003819BD"/>
     <w:pPr>
@@ -25103,12 +25452,12 @@
       <w:jc w:val="both"/>
     </w:pPr>
     <w:rPr>
-      <w:rFonts w:ascii="Times Roman" w:eastAsia="Times New Roman" w:hAnsi="Times Roman"/>
+      <w:rFonts w:ascii="Times Roman" w:hAnsi="Times Roman" w:eastAsia="Times New Roman"/>
       <w:sz w:val="22"/>
       <w:lang w:val="en-US" w:eastAsia="en-US"/>
     </w:rPr>
   </w:style>
-  <w:style w:type="paragraph" w:customStyle="1" w:styleId="bullet">
+  <w:style w:type="paragraph" w:styleId="bullet" w:customStyle="1">
     <w:name w:val="bullet"/>
     <w:basedOn w:val="Heading3"/>
     <w:rsid w:val="003819BD"/>
@@ -25120,7 +25469,7 @@
       <w:outlineLvl w:val="9"/>
     </w:pPr>
   </w:style>
-  <w:style w:type="paragraph" w:customStyle="1" w:styleId="bullet2">
+  <w:style w:type="paragraph" w:styleId="bullet2" w:customStyle="1">
     <w:name w:val="bullet2"/>
     <w:basedOn w:val="bullet"/>
     <w:rsid w:val="003819BD"/>
@@ -25136,7 +25485,7 @@
     <w:semiHidden/>
     <w:rsid w:val="003819BD"/>
   </w:style>
-  <w:style w:type="paragraph" w:customStyle="1" w:styleId="bullet3">
+  <w:style w:type="paragraph" w:styleId="bullet3" w:customStyle="1">
     <w:name w:val="bullet3"/>
     <w:basedOn w:val="Normal"/>
     <w:rsid w:val="003819BD"/>
@@ -25149,13 +25498,13 @@
       <w:jc w:val="both"/>
     </w:pPr>
     <w:rPr>
-      <w:rFonts w:ascii="Times New Roman" w:eastAsia="Times New Roman" w:hAnsi="Times New Roman"/>
+      <w:rFonts w:ascii="Times New Roman" w:hAnsi="Times New Roman" w:eastAsia="Times New Roman"/>
       <w:sz w:val="24"/>
       <w:szCs w:val="20"/>
       <w:lang w:val="en-GB" w:eastAsia="en-US"/>
     </w:rPr>
   </w:style>
-  <w:style w:type="paragraph" w:customStyle="1" w:styleId="Default">
+  <w:style w:type="paragraph" w:styleId="Default" w:customStyle="1">
     <w:name w:val="Default"/>
     <w:rsid w:val="003819BD"/>
     <w:pPr>
@@ -25164,14 +25513,14 @@
       <w:adjustRightInd w:val="0"/>
     </w:pPr>
     <w:rPr>
-      <w:rFonts w:ascii="Arial" w:eastAsia="Calibri" w:hAnsi="Arial" w:cs="Arial"/>
+      <w:rFonts w:ascii="Arial" w:hAnsi="Arial" w:eastAsia="Calibri" w:cs="Arial"/>
       <w:color w:val="000000"/>
       <w:sz w:val="24"/>
       <w:szCs w:val="24"/>
       <w:lang w:eastAsia="en-US"/>
     </w:rPr>
   </w:style>
-  <w:style w:type="paragraph" w:customStyle="1" w:styleId="style92">
+  <w:style w:type="paragraph" w:styleId="style92" w:customStyle="1">
     <w:name w:val="style92"/>
     <w:basedOn w:val="Normal"/>
     <w:rsid w:val="003819BD"/>
@@ -25179,28 +25528,28 @@
       <w:spacing w:before="100" w:beforeAutospacing="1" w:after="100" w:afterAutospacing="1" w:line="240" w:lineRule="auto"/>
     </w:pPr>
     <w:rPr>
-      <w:rFonts w:ascii="Times New Roman" w:eastAsia="Times New Roman" w:hAnsi="Times New Roman"/>
+      <w:rFonts w:ascii="Times New Roman" w:hAnsi="Times New Roman" w:eastAsia="Times New Roman"/>
       <w:sz w:val="24"/>
       <w:szCs w:val="24"/>
     </w:rPr>
   </w:style>
-  <w:style w:type="character" w:customStyle="1" w:styleId="auto-style15">
+  <w:style w:type="character" w:styleId="auto-style15" w:customStyle="1">
     <w:name w:val="auto-style15"/>
     <w:rsid w:val="003819BD"/>
   </w:style>
-  <w:style w:type="character" w:customStyle="1" w:styleId="apple-converted-space">
+  <w:style w:type="character" w:styleId="apple-converted-space" w:customStyle="1">
     <w:name w:val="apple-converted-space"/>
     <w:rsid w:val="003819BD"/>
   </w:style>
-  <w:style w:type="character" w:customStyle="1" w:styleId="style99">
+  <w:style w:type="character" w:styleId="style99" w:customStyle="1">
     <w:name w:val="style99"/>
     <w:rsid w:val="003819BD"/>
   </w:style>
-  <w:style w:type="character" w:customStyle="1" w:styleId="auto-style17">
+  <w:style w:type="character" w:styleId="auto-style17" w:customStyle="1">
     <w:name w:val="auto-style17"/>
     <w:rsid w:val="003819BD"/>
   </w:style>
-  <w:style w:type="paragraph" w:customStyle="1" w:styleId="auto-style16">
+  <w:style w:type="paragraph" w:styleId="auto-style16" w:customStyle="1">
     <w:name w:val="auto-style16"/>
     <w:basedOn w:val="Normal"/>
     <w:rsid w:val="003819BD"/>
@@ -25208,12 +25557,12 @@
       <w:spacing w:before="100" w:beforeAutospacing="1" w:after="100" w:afterAutospacing="1" w:line="240" w:lineRule="auto"/>
     </w:pPr>
     <w:rPr>
-      <w:rFonts w:ascii="Times New Roman" w:eastAsia="Times New Roman" w:hAnsi="Times New Roman"/>
+      <w:rFonts w:ascii="Times New Roman" w:hAnsi="Times New Roman" w:eastAsia="Times New Roman"/>
       <w:sz w:val="24"/>
       <w:szCs w:val="24"/>
     </w:rPr>
   </w:style>
-  <w:style w:type="character" w:customStyle="1" w:styleId="style6">
+  <w:style w:type="character" w:styleId="style6" w:customStyle="1">
     <w:name w:val="style6"/>
     <w:rsid w:val="003819BD"/>
   </w:style>
@@ -25227,11 +25576,11 @@
       <w:iCs/>
     </w:rPr>
   </w:style>
-  <w:style w:type="character" w:customStyle="1" w:styleId="style59">
+  <w:style w:type="character" w:styleId="style59" w:customStyle="1">
     <w:name w:val="style59"/>
     <w:rsid w:val="003819BD"/>
   </w:style>
-  <w:style w:type="paragraph" w:customStyle="1" w:styleId="auto-style1">
+  <w:style w:type="paragraph" w:styleId="auto-style1" w:customStyle="1">
     <w:name w:val="auto-style1"/>
     <w:basedOn w:val="Normal"/>
     <w:rsid w:val="003819BD"/>
@@ -25239,12 +25588,12 @@
       <w:spacing w:before="100" w:beforeAutospacing="1" w:after="100" w:afterAutospacing="1" w:line="240" w:lineRule="auto"/>
     </w:pPr>
     <w:rPr>
-      <w:rFonts w:ascii="Times New Roman" w:eastAsia="Times New Roman" w:hAnsi="Times New Roman"/>
+      <w:rFonts w:ascii="Times New Roman" w:hAnsi="Times New Roman" w:eastAsia="Times New Roman"/>
       <w:sz w:val="24"/>
       <w:szCs w:val="24"/>
     </w:rPr>
   </w:style>
-  <w:style w:type="paragraph" w:customStyle="1" w:styleId="style93">
+  <w:style w:type="paragraph" w:styleId="style93" w:customStyle="1">
     <w:name w:val="style93"/>
     <w:basedOn w:val="Normal"/>
     <w:rsid w:val="003819BD"/>
@@ -25252,7 +25601,7 @@
       <w:spacing w:before="100" w:beforeAutospacing="1" w:after="100" w:afterAutospacing="1" w:line="240" w:lineRule="auto"/>
     </w:pPr>
     <w:rPr>
-      <w:rFonts w:ascii="Times New Roman" w:eastAsia="Times New Roman" w:hAnsi="Times New Roman"/>
+      <w:rFonts w:ascii="Times New Roman" w:hAnsi="Times New Roman" w:eastAsia="Times New Roman"/>
       <w:sz w:val="24"/>
       <w:szCs w:val="24"/>
     </w:rPr>
@@ -25272,7 +25621,7 @@
 </file>
 
 <file path=word/theme/theme1.xml><?xml version="1.0" encoding="utf-8"?>
-<a:theme xmlns:a="http://schemas.openxmlformats.org/drawingml/2006/main" name="Office Theme">
+<a:theme xmlns:a="http://schemas.openxmlformats.org/drawingml/2006/main" xmlns:thm15="http://schemas.microsoft.com/office/thememl/2012/main" name="Office Theme">
   <a:themeElements>
     <a:clrScheme name="Office">
       <a:dk1>

--- a/templates/iso27001_stage2.docx
+++ b/templates/iso27001_stage2.docx
@@ -62,11 +62,19 @@
                 <w:szCs w:val="24"/>
               </w:rPr>
             </w:pPr>
+            <w:proofErr w:type="gramStart"/>
             <w:r>
               <w:rPr>
                 <w:rFonts w:cs="Arial"/>
               </w:rPr>
-              <w:t>{{ organizationName }}</w:t>
+              <w:t>{{ organizationName</w:t>
+            </w:r>
+            <w:proofErr w:type="gramEnd"/>
+            <w:r>
+              <w:rPr>
+                <w:rFonts w:cs="Arial"/>
+              </w:rPr>
+              <w:t xml:space="preserve"> }}</w:t>
             </w:r>
           </w:p>
         </w:tc>
@@ -113,11 +121,19 @@
                 <w:szCs w:val="24"/>
               </w:rPr>
             </w:pPr>
+            <w:proofErr w:type="gramStart"/>
             <w:r>
               <w:rPr>
                 <w:rFonts w:cs="Arial"/>
               </w:rPr>
-              <w:t>{{ address }}</w:t>
+              <w:t>{{ address</w:t>
+            </w:r>
+            <w:proofErr w:type="gramEnd"/>
+            <w:r>
+              <w:rPr>
+                <w:rFonts w:cs="Arial"/>
+              </w:rPr>
+              <w:t xml:space="preserve"> }}</w:t>
             </w:r>
           </w:p>
         </w:tc>
@@ -164,8 +180,13 @@
                 <w:szCs w:val="24"/>
               </w:rPr>
             </w:pPr>
-            <w:r>
-              <w:t>{{ siteAddress }}</w:t>
+            <w:proofErr w:type="gramStart"/>
+            <w:r>
+              <w:t>{{ siteAddress</w:t>
+            </w:r>
+            <w:proofErr w:type="gramEnd"/>
+            <w:r>
+              <w:t xml:space="preserve"> }}</w:t>
             </w:r>
           </w:p>
         </w:tc>
@@ -204,8 +225,9 @@
                 <w:sz w:val="24"/>
                 <w:szCs w:val="24"/>
               </w:rPr>
-              <w:t xml:space="preserve">     </w:t>
-            </w:r>
+              <w:t xml:space="preserve">  </w:t>
+            </w:r>
+            <w:proofErr w:type="gramStart"/>
             <w:r>
               <w:rPr>
                 <w:rFonts w:cs="Calibri"/>
@@ -214,7 +236,28 @@
                 <w:sz w:val="24"/>
                 <w:szCs w:val="24"/>
               </w:rPr>
-              <w:t>(If Any)</w:t>
+              <w:t xml:space="preserve">   </w:t>
+            </w:r>
+            <w:r>
+              <w:rPr>
+                <w:rFonts w:cs="Calibri"/>
+                <w:b/>
+                <w:bCs/>
+                <w:sz w:val="24"/>
+                <w:szCs w:val="24"/>
+              </w:rPr>
+              <w:t>(</w:t>
+            </w:r>
+            <w:proofErr w:type="gramEnd"/>
+            <w:r>
+              <w:rPr>
+                <w:rFonts w:cs="Calibri"/>
+                <w:b/>
+                <w:bCs/>
+                <w:sz w:val="24"/>
+                <w:szCs w:val="24"/>
+              </w:rPr>
+              <w:t>If Any)</w:t>
             </w:r>
           </w:p>
         </w:tc>
@@ -232,13 +275,23 @@
                 <w:szCs w:val="24"/>
               </w:rPr>
             </w:pPr>
-            <w:r>
-              <w:rPr>
-                <w:rFonts w:cs="Calibri"/>
-                <w:sz w:val="24"/>
-                <w:szCs w:val="24"/>
-              </w:rPr>
-              <w:t>{{ virtualSiteDetails}}</w:t>
+            <w:proofErr w:type="gramStart"/>
+            <w:r>
+              <w:rPr>
+                <w:rFonts w:cs="Calibri"/>
+                <w:sz w:val="24"/>
+                <w:szCs w:val="24"/>
+              </w:rPr>
+              <w:t>{{ virtualSiteDetails</w:t>
+            </w:r>
+            <w:proofErr w:type="gramEnd"/>
+            <w:r>
+              <w:rPr>
+                <w:rFonts w:cs="Calibri"/>
+                <w:sz w:val="24"/>
+                <w:szCs w:val="24"/>
+              </w:rPr>
+              <w:t>}}</w:t>
             </w:r>
           </w:p>
         </w:tc>
@@ -285,8 +338,13 @@
                 <w:szCs w:val="24"/>
               </w:rPr>
             </w:pPr>
-            <w:r>
-              <w:t>{{ numberOfEmployees }}</w:t>
+            <w:proofErr w:type="gramStart"/>
+            <w:r>
+              <w:t>{{ numberOfEmployees</w:t>
+            </w:r>
+            <w:proofErr w:type="gramEnd"/>
+            <w:r>
+              <w:t xml:space="preserve"> }}</w:t>
             </w:r>
           </w:p>
         </w:tc>
@@ -1184,7 +1242,29 @@
                 <w:sz w:val="24"/>
                 <w:szCs w:val="24"/>
               </w:rPr>
-              <w:t>If Remote( Client has all necessory ICT arrangement)</w:t>
+              <w:t xml:space="preserve">If </w:t>
+            </w:r>
+            <w:proofErr w:type="gramStart"/>
+            <w:r>
+              <w:rPr>
+                <w:rFonts w:cs="Calibri"/>
+                <w:b/>
+                <w:bCs/>
+                <w:sz w:val="24"/>
+                <w:szCs w:val="24"/>
+              </w:rPr>
+              <w:t>Remote( Client</w:t>
+            </w:r>
+            <w:proofErr w:type="gramEnd"/>
+            <w:r>
+              <w:rPr>
+                <w:rFonts w:cs="Calibri"/>
+                <w:b/>
+                <w:bCs/>
+                <w:sz w:val="24"/>
+                <w:szCs w:val="24"/>
+              </w:rPr>
+              <w:t xml:space="preserve"> has all necessory ICT arrangement)</w:t>
             </w:r>
           </w:p>
         </w:tc>
@@ -1438,7 +1518,25 @@
                 <w:i/>
                 <w:color w:val="FF0000"/>
               </w:rPr>
-              <w:t xml:space="preserve">  To evaluate the implementation and effectiveness of the Mgmt. System  for Certification     </w:t>
+              <w:t xml:space="preserve">  To evaluate the implementation and effectiveness of the Mgmt. </w:t>
+            </w:r>
+            <w:proofErr w:type="gramStart"/>
+            <w:r>
+              <w:rPr>
+                <w:rFonts w:cs="Calibri"/>
+                <w:i/>
+                <w:color w:val="FF0000"/>
+              </w:rPr>
+              <w:t>System  for</w:t>
+            </w:r>
+            <w:proofErr w:type="gramEnd"/>
+            <w:r>
+              <w:rPr>
+                <w:rFonts w:cs="Calibri"/>
+                <w:i/>
+                <w:color w:val="FF0000"/>
+              </w:rPr>
+              <w:t xml:space="preserve"> Certification     </w:t>
             </w:r>
           </w:p>
           <w:p>
@@ -1852,8 +1950,22 @@
                 <w:sz w:val="24"/>
                 <w:szCs w:val="24"/>
               </w:rPr>
-              <w:t>Is there any deviation from the audit plan if Yes then reasons:</w:t>
-            </w:r>
+              <w:t xml:space="preserve">Is there any deviation from the audit plan if Yes then </w:t>
+            </w:r>
+            <w:proofErr w:type="gramStart"/>
+            <w:r>
+              <w:rPr>
+                <w:rFonts w:cs="Calibri"/>
+                <w:b/>
+                <w:bCs/>
+                <w:iCs/>
+                <w:color w:val="FF0000"/>
+                <w:sz w:val="24"/>
+                <w:szCs w:val="24"/>
+              </w:rPr>
+              <w:t>reasons:</w:t>
+            </w:r>
+            <w:proofErr w:type="gramEnd"/>
           </w:p>
         </w:tc>
         <w:tc>
@@ -1916,8 +2028,22 @@
                 <w:sz w:val="24"/>
                 <w:szCs w:val="24"/>
               </w:rPr>
-              <w:t>Is there any significant issues impacting on the audit program if Yes then reasons:</w:t>
-            </w:r>
+              <w:t xml:space="preserve">Is there any significant issues impacting on the audit program if Yes then </w:t>
+            </w:r>
+            <w:proofErr w:type="gramStart"/>
+            <w:r>
+              <w:rPr>
+                <w:rFonts w:cs="Calibri"/>
+                <w:b/>
+                <w:bCs/>
+                <w:iCs/>
+                <w:color w:val="FF0000"/>
+                <w:sz w:val="24"/>
+                <w:szCs w:val="24"/>
+              </w:rPr>
+              <w:t>reasons:</w:t>
+            </w:r>
+            <w:proofErr w:type="gramEnd"/>
           </w:p>
         </w:tc>
         <w:tc>
@@ -2067,8 +2193,22 @@
                 <w:sz w:val="24"/>
                 <w:szCs w:val="24"/>
               </w:rPr>
-              <w:t>Is there any Significant change, that affects the management system of the client since the last audit took place if Yes then reasons:</w:t>
-            </w:r>
+              <w:t xml:space="preserve">Is there any Significant change, that affects the management system of the client since the last audit took place if Yes then </w:t>
+            </w:r>
+            <w:proofErr w:type="gramStart"/>
+            <w:r>
+              <w:rPr>
+                <w:rFonts w:cs="Calibri"/>
+                <w:b/>
+                <w:bCs/>
+                <w:iCs/>
+                <w:color w:val="FF0000"/>
+                <w:sz w:val="24"/>
+                <w:szCs w:val="24"/>
+              </w:rPr>
+              <w:t>reasons:</w:t>
+            </w:r>
+            <w:proofErr w:type="gramEnd"/>
           </w:p>
         </w:tc>
         <w:tc>
@@ -3141,6 +3281,91 @@
     </w:tbl>
     <w:p>
       <w:pPr>
+        <w:jc w:val="center"/>
+        <w:rPr>
+          <w:rFonts w:ascii="Arial" w:hAnsi="Arial" w:cs="Arial"/>
+          <w:b/>
+          <w:color w:val="FF0000"/>
+          <w:u w:val="single"/>
+        </w:rPr>
+      </w:pPr>
+    </w:p>
+    <w:p>
+      <w:pPr>
+        <w:jc w:val="center"/>
+        <w:rPr>
+          <w:rFonts w:ascii="Arial" w:hAnsi="Arial" w:cs="Arial"/>
+          <w:b/>
+          <w:color w:val="FF0000"/>
+          <w:sz w:val="24"/>
+          <w:szCs w:val="24"/>
+          <w:u w:val="single"/>
+        </w:rPr>
+      </w:pPr>
+      <w:r>
+        <w:rPr>
+          <w:rFonts w:ascii="Arial" w:hAnsi="Arial" w:cs="Arial"/>
+          <w:b/>
+          <w:color w:val="FF0000"/>
+          <w:sz w:val="24"/>
+          <w:szCs w:val="24"/>
+          <w:u w:val="single"/>
+        </w:rPr>
+        <w:t>Status of inadequacies raised in stage-1</w:t>
+      </w:r>
+    </w:p>
+    <w:tbl>
+      <w:tblPr>
+        <w:tblStyle w:val="TableGrid"/>
+        <w:tblW w:w="0" w:type="auto"/>
+        <w:tblLook w:val="04A0" w:firstRow="1" w:lastRow="0" w:firstColumn="1" w:lastColumn="0" w:noHBand="0" w:noVBand="1"/>
+      </w:tblPr>
+      <w:tblGrid>
+        <w:gridCol w:w="10338"/>
+      </w:tblGrid>
+      <w:tr>
+        <w:tc>
+          <w:tcPr>
+            <w:tcW w:w="10338" w:type="dxa"/>
+          </w:tcPr>
+          <w:p>
+            <w:pPr>
+              <w:rPr>
+                <w:rFonts w:cs="Calibri"/>
+                <w:b/>
+                <w:sz w:val="28"/>
+                <w:szCs w:val="28"/>
+              </w:rPr>
+            </w:pPr>
+            <w:r>
+              <w:rPr>
+                <w:rFonts w:cs="Calibri"/>
+                <w:b/>
+                <w:sz w:val="28"/>
+                <w:szCs w:val="28"/>
+              </w:rPr>
+              <w:t>Non conformities raised in Stage-1:</w:t>
+            </w:r>
+          </w:p>
+          <w:p>
+            <w:pPr>
+              <w:tabs>
+                <w:tab w:val="left" w:pos="567"/>
+              </w:tabs>
+              <w:rPr>
+                <w:rFonts w:ascii="Times New Roman" w:hAnsi="Times New Roman"/>
+                <w:b/>
+                <w:sz w:val="12"/>
+                <w:szCs w:val="24"/>
+                <w:u w:val="single"/>
+              </w:rPr>
+            </w:pPr>
+          </w:p>
+        </w:tc>
+      </w:tr>
+    </w:tbl>
+    <w:p>
+      <w:pPr>
         <w:tabs>
           <w:tab w:val="left" w:pos="567"/>
         </w:tabs>
@@ -3155,6 +3380,26 @@
     </w:p>
     <w:p>
       <w:pPr>
+        <w:jc w:val="center"/>
+        <w:rPr>
+          <w:rFonts w:ascii="Arial" w:hAnsi="Arial" w:cs="Arial"/>
+          <w:b/>
+          <w:color w:val="FF0000"/>
+          <w:u w:val="single"/>
+        </w:rPr>
+      </w:pPr>
+      <w:r>
+        <w:rPr>
+          <w:rFonts w:ascii="Arial" w:hAnsi="Arial" w:cs="Arial"/>
+          <w:b/>
+          <w:color w:val="FF0000"/>
+          <w:u w:val="single"/>
+        </w:rPr>
+        <w:t>Observations in Stage-1:</w:t>
+      </w:r>
+    </w:p>
+    <w:p>
+      <w:pPr>
         <w:tabs>
           <w:tab w:val="left" w:pos="567"/>
         </w:tabs>
@@ -3167,20 +3412,52 @@
         </w:rPr>
       </w:pPr>
     </w:p>
-    <w:p>
-      <w:pPr>
-        <w:tabs>
-          <w:tab w:val="left" w:pos="567"/>
-        </w:tabs>
-        <w:rPr>
-          <w:rFonts w:ascii="Times New Roman" w:hAnsi="Times New Roman"/>
-          <w:b/>
-          <w:sz w:val="12"/>
-          <w:szCs w:val="24"/>
-          <w:u w:val="single"/>
-        </w:rPr>
-      </w:pPr>
-    </w:p>
+    <w:tbl>
+      <w:tblPr>
+        <w:tblStyle w:val="TableGrid"/>
+        <w:tblW w:w="0" w:type="auto"/>
+        <w:tblLook w:val="04A0" w:firstRow="1" w:lastRow="0" w:firstColumn="1" w:lastColumn="0" w:noHBand="0" w:noVBand="1"/>
+      </w:tblPr>
+      <w:tblGrid>
+        <w:gridCol w:w="10338"/>
+      </w:tblGrid>
+      <w:tr>
+        <w:tc>
+          <w:tcPr>
+            <w:tcW w:w="10338" w:type="dxa"/>
+          </w:tcPr>
+          <w:p>
+            <w:pPr>
+              <w:rPr>
+                <w:rFonts w:ascii="Arial" w:hAnsi="Arial" w:cs="Arial"/>
+                <w:b/>
+              </w:rPr>
+            </w:pPr>
+            <w:r>
+              <w:rPr>
+                <w:rFonts w:ascii="Arial" w:hAnsi="Arial" w:cs="Arial"/>
+                <w:b/>
+              </w:rPr>
+              <w:t>Observations raised in Stage-1:</w:t>
+            </w:r>
+          </w:p>
+          <w:p>
+            <w:pPr>
+              <w:tabs>
+                <w:tab w:val="left" w:pos="567"/>
+              </w:tabs>
+              <w:rPr>
+                <w:rFonts w:ascii="Times New Roman" w:hAnsi="Times New Roman"/>
+                <w:b/>
+                <w:sz w:val="12"/>
+                <w:szCs w:val="24"/>
+                <w:u w:val="single"/>
+              </w:rPr>
+            </w:pPr>
+          </w:p>
+        </w:tc>
+      </w:tr>
+    </w:tbl>
     <w:p>
       <w:pPr>
         <w:tabs>
@@ -3845,6 +4122,7 @@
           <w:szCs w:val="24"/>
           <w:u w:val="single"/>
         </w:rPr>
+        <w:lastRenderedPageBreak/>
         <w:t>Recommendation</w:t>
       </w:r>
       <w:r>
@@ -4047,7 +4325,6 @@
                 <w:szCs w:val="27"/>
                 <w:shd w:val="clear" w:color="auto" w:fill="FFFFFF"/>
               </w:rPr>
-              <w:lastRenderedPageBreak/>
               <w:t>✔</w:t>
             </w:r>
           </w:p>
@@ -4615,8 +4892,9 @@
                 <w:sz w:val="24"/>
                 <w:szCs w:val="24"/>
               </w:rPr>
-              <w:t xml:space="preserve"> Surveillance Audit   </w:t>
-            </w:r>
+              <w:t xml:space="preserve"> Surveillance Audit</w:t>
+            </w:r>
+            <w:proofErr w:type="gramStart"/>
             <w:r>
               <w:rPr>
                 <w:rFonts w:cs="Calibri"/>
@@ -4628,7 +4906,34 @@
                 <w:sz w:val="24"/>
                 <w:szCs w:val="24"/>
               </w:rPr>
-              <w:t>(11 months after the initial issuance )</w:t>
+              <w:t xml:space="preserve">   </w:t>
+            </w:r>
+            <w:r>
+              <w:rPr>
+                <w:rFonts w:cs="Calibri"/>
+                <w:b/>
+                <w:i/>
+                <w:iCs/>
+                <w:color w:val="000000"/>
+                <w:spacing w:val="-1"/>
+                <w:sz w:val="24"/>
+                <w:szCs w:val="24"/>
+              </w:rPr>
+              <w:t>(</w:t>
+            </w:r>
+            <w:proofErr w:type="gramEnd"/>
+            <w:r>
+              <w:rPr>
+                <w:rFonts w:cs="Calibri"/>
+                <w:b/>
+                <w:i/>
+                <w:iCs/>
+                <w:color w:val="000000"/>
+                <w:spacing w:val="-1"/>
+                <w:sz w:val="24"/>
+                <w:szCs w:val="24"/>
+              </w:rPr>
+              <w:t>11 months after the initial issuance )</w:t>
             </w:r>
           </w:p>
         </w:tc>
@@ -17703,7 +18008,27 @@
           <w:sz w:val="20"/>
           <w:szCs w:val="20"/>
         </w:rPr>
-        <w:t>Ownership- This Audit Report is the Property of Accurate Global INC. This should be immidiately returned back to AGI in the event of expiry,suspension, withdrawn, termination of the certification Contract. Any misuse, alteration, counterfeiting of this report shall result in legal actions by AGI.</w:t>
+        <w:t xml:space="preserve">Ownership- This Audit Report is the Property of Accurate Global INC. This should be immidiately returned back to AGI in the event of </w:t>
+      </w:r>
+      <w:proofErr w:type="gramStart"/>
+      <w:r>
+        <w:rPr>
+          <w:i/>
+          <w:iCs/>
+          <w:sz w:val="20"/>
+          <w:szCs w:val="20"/>
+        </w:rPr>
+        <w:t>expiry,suspension</w:t>
+      </w:r>
+      <w:proofErr w:type="gramEnd"/>
+      <w:r>
+        <w:rPr>
+          <w:i/>
+          <w:iCs/>
+          <w:sz w:val="20"/>
+          <w:szCs w:val="20"/>
+        </w:rPr>
+        <w:t>, withdrawn, termination of the certification Contract. Any misuse, alteration, counterfeiting of this report shall result in legal actions by AGI.</w:t>
       </w:r>
     </w:p>
     <w:p>

--- a/templates/iso27001_stage2.docx
+++ b/templates/iso27001_stage2.docx
@@ -62,19 +62,11 @@
                 <w:szCs w:val="24"/>
               </w:rPr>
             </w:pPr>
-            <w:proofErr w:type="gramStart"/>
             <w:r>
               <w:rPr>
                 <w:rFonts w:cs="Arial"/>
               </w:rPr>
-              <w:t>{{ organizationName</w:t>
-            </w:r>
-            <w:proofErr w:type="gramEnd"/>
-            <w:r>
-              <w:rPr>
-                <w:rFonts w:cs="Arial"/>
-              </w:rPr>
-              <w:t xml:space="preserve"> }}</w:t>
+              <w:t>{{ organizationName }}</w:t>
             </w:r>
           </w:p>
         </w:tc>
@@ -121,19 +113,11 @@
                 <w:szCs w:val="24"/>
               </w:rPr>
             </w:pPr>
-            <w:proofErr w:type="gramStart"/>
             <w:r>
               <w:rPr>
                 <w:rFonts w:cs="Arial"/>
               </w:rPr>
-              <w:t>{{ address</w:t>
-            </w:r>
-            <w:proofErr w:type="gramEnd"/>
-            <w:r>
-              <w:rPr>
-                <w:rFonts w:cs="Arial"/>
-              </w:rPr>
-              <w:t xml:space="preserve"> }}</w:t>
+              <w:t>{{ address }}</w:t>
             </w:r>
           </w:p>
         </w:tc>
@@ -180,13 +164,8 @@
                 <w:szCs w:val="24"/>
               </w:rPr>
             </w:pPr>
-            <w:proofErr w:type="gramStart"/>
-            <w:r>
-              <w:t>{{ siteAddress</w:t>
-            </w:r>
-            <w:proofErr w:type="gramEnd"/>
-            <w:r>
-              <w:t xml:space="preserve"> }}</w:t>
+            <w:r>
+              <w:t>{{ siteAddress }}</w:t>
             </w:r>
           </w:p>
         </w:tc>
@@ -225,9 +204,8 @@
                 <w:sz w:val="24"/>
                 <w:szCs w:val="24"/>
               </w:rPr>
-              <w:t xml:space="preserve">  </w:t>
-            </w:r>
-            <w:proofErr w:type="gramStart"/>
+              <w:t xml:space="preserve">     </w:t>
+            </w:r>
             <w:r>
               <w:rPr>
                 <w:rFonts w:cs="Calibri"/>
@@ -236,9 +214,43 @@
                 <w:sz w:val="24"/>
                 <w:szCs w:val="24"/>
               </w:rPr>
-              <w:t xml:space="preserve">   </w:t>
-            </w:r>
-            <w:r>
+              <w:t>(If Any)</w:t>
+            </w:r>
+          </w:p>
+        </w:tc>
+        <w:tc>
+          <w:tcPr>
+            <w:tcW w:w="6930" w:type="dxa"/>
+            <w:gridSpan w:val="2"/>
+          </w:tcPr>
+          <w:p>
+            <w:pPr>
+              <w:spacing w:after="0" w:line="240" w:lineRule="auto"/>
+              <w:rPr>
+                <w:rFonts w:cs="Calibri"/>
+                <w:sz w:val="24"/>
+                <w:szCs w:val="24"/>
+              </w:rPr>
+            </w:pPr>
+            <w:r>
+              <w:rPr>
+                <w:rFonts w:cs="Calibri"/>
+                <w:sz w:val="24"/>
+                <w:szCs w:val="24"/>
+              </w:rPr>
+              <w:t>{{ virtualSiteDetails}}</w:t>
+            </w:r>
+          </w:p>
+        </w:tc>
+      </w:tr>
+      <w:tr>
+        <w:tc>
+          <w:tcPr>
+            <w:tcW w:w="2808" w:type="dxa"/>
+          </w:tcPr>
+          <w:p>
+            <w:pPr>
+              <w:spacing w:after="0" w:line="240" w:lineRule="auto"/>
               <w:rPr>
                 <w:rFonts w:cs="Calibri"/>
                 <w:b/>
@@ -246,9 +258,7 @@
                 <w:sz w:val="24"/>
                 <w:szCs w:val="24"/>
               </w:rPr>
-              <w:t>(</w:t>
-            </w:r>
-            <w:proofErr w:type="gramEnd"/>
+            </w:pPr>
             <w:r>
               <w:rPr>
                 <w:rFonts w:cs="Calibri"/>
@@ -257,7 +267,7 @@
                 <w:sz w:val="24"/>
                 <w:szCs w:val="24"/>
               </w:rPr>
-              <w:t>If Any)</w:t>
+              <w:t xml:space="preserve">No. of Employees </w:t>
             </w:r>
           </w:p>
         </w:tc>
@@ -270,81 +280,13 @@
             <w:pPr>
               <w:spacing w:after="0" w:line="240" w:lineRule="auto"/>
               <w:rPr>
-                <w:rFonts w:cs="Calibri"/>
-                <w:sz w:val="24"/>
-                <w:szCs w:val="24"/>
-              </w:rPr>
-            </w:pPr>
-            <w:proofErr w:type="gramStart"/>
-            <w:r>
-              <w:rPr>
-                <w:rFonts w:cs="Calibri"/>
-                <w:sz w:val="24"/>
-                <w:szCs w:val="24"/>
-              </w:rPr>
-              <w:t>{{ virtualSiteDetails</w:t>
-            </w:r>
-            <w:proofErr w:type="gramEnd"/>
-            <w:r>
-              <w:rPr>
-                <w:rFonts w:cs="Calibri"/>
-                <w:sz w:val="24"/>
-                <w:szCs w:val="24"/>
-              </w:rPr>
-              <w:t>}}</w:t>
-            </w:r>
-          </w:p>
-        </w:tc>
-      </w:tr>
-      <w:tr>
-        <w:tc>
-          <w:tcPr>
-            <w:tcW w:w="2808" w:type="dxa"/>
-          </w:tcPr>
-          <w:p>
-            <w:pPr>
-              <w:spacing w:after="0" w:line="240" w:lineRule="auto"/>
-              <w:rPr>
-                <w:rFonts w:cs="Calibri"/>
-                <w:b/>
-                <w:bCs/>
-                <w:sz w:val="24"/>
-                <w:szCs w:val="24"/>
-              </w:rPr>
-            </w:pPr>
-            <w:r>
-              <w:rPr>
-                <w:rFonts w:cs="Calibri"/>
-                <w:b/>
-                <w:bCs/>
-                <w:sz w:val="24"/>
-                <w:szCs w:val="24"/>
-              </w:rPr>
-              <w:t xml:space="preserve">No. of Employees </w:t>
-            </w:r>
-          </w:p>
-        </w:tc>
-        <w:tc>
-          <w:tcPr>
-            <w:tcW w:w="6930" w:type="dxa"/>
-            <w:gridSpan w:val="2"/>
-          </w:tcPr>
-          <w:p>
-            <w:pPr>
-              <w:spacing w:after="0" w:line="240" w:lineRule="auto"/>
-              <w:rPr>
                 <w:rFonts w:ascii="Times New Roman" w:hAnsi="Times New Roman"/>
                 <w:sz w:val="24"/>
                 <w:szCs w:val="24"/>
               </w:rPr>
             </w:pPr>
-            <w:proofErr w:type="gramStart"/>
-            <w:r>
-              <w:t>{{ numberOfEmployees</w:t>
-            </w:r>
-            <w:proofErr w:type="gramEnd"/>
-            <w:r>
-              <w:t xml:space="preserve"> }}</w:t>
+            <w:r>
+              <w:t>{{ numberOfEmployees }}</w:t>
             </w:r>
           </w:p>
         </w:tc>
@@ -1242,29 +1184,7 @@
                 <w:sz w:val="24"/>
                 <w:szCs w:val="24"/>
               </w:rPr>
-              <w:t xml:space="preserve">If </w:t>
-            </w:r>
-            <w:proofErr w:type="gramStart"/>
-            <w:r>
-              <w:rPr>
-                <w:rFonts w:cs="Calibri"/>
-                <w:b/>
-                <w:bCs/>
-                <w:sz w:val="24"/>
-                <w:szCs w:val="24"/>
-              </w:rPr>
-              <w:t>Remote( Client</w:t>
-            </w:r>
-            <w:proofErr w:type="gramEnd"/>
-            <w:r>
-              <w:rPr>
-                <w:rFonts w:cs="Calibri"/>
-                <w:b/>
-                <w:bCs/>
-                <w:sz w:val="24"/>
-                <w:szCs w:val="24"/>
-              </w:rPr>
-              <w:t xml:space="preserve"> has all necessory ICT arrangement)</w:t>
+              <w:t>If Remote( Client has all necessory ICT arrangement)</w:t>
             </w:r>
           </w:p>
         </w:tc>
@@ -1518,25 +1438,7 @@
                 <w:i/>
                 <w:color w:val="FF0000"/>
               </w:rPr>
-              <w:t xml:space="preserve">  To evaluate the implementation and effectiveness of the Mgmt. </w:t>
-            </w:r>
-            <w:proofErr w:type="gramStart"/>
-            <w:r>
-              <w:rPr>
-                <w:rFonts w:cs="Calibri"/>
-                <w:i/>
-                <w:color w:val="FF0000"/>
-              </w:rPr>
-              <w:t>System  for</w:t>
-            </w:r>
-            <w:proofErr w:type="gramEnd"/>
-            <w:r>
-              <w:rPr>
-                <w:rFonts w:cs="Calibri"/>
-                <w:i/>
-                <w:color w:val="FF0000"/>
-              </w:rPr>
-              <w:t xml:space="preserve"> Certification     </w:t>
+              <w:t xml:space="preserve">  To evaluate the implementation and effectiveness of the Mgmt. System  for Certification     </w:t>
             </w:r>
           </w:p>
           <w:p>
@@ -1950,22 +1852,8 @@
                 <w:sz w:val="24"/>
                 <w:szCs w:val="24"/>
               </w:rPr>
-              <w:t xml:space="preserve">Is there any deviation from the audit plan if Yes then </w:t>
-            </w:r>
-            <w:proofErr w:type="gramStart"/>
-            <w:r>
-              <w:rPr>
-                <w:rFonts w:cs="Calibri"/>
-                <w:b/>
-                <w:bCs/>
-                <w:iCs/>
-                <w:color w:val="FF0000"/>
-                <w:sz w:val="24"/>
-                <w:szCs w:val="24"/>
-              </w:rPr>
-              <w:t>reasons:</w:t>
-            </w:r>
-            <w:proofErr w:type="gramEnd"/>
+              <w:t>Is there any deviation from the audit plan if Yes then reasons:</w:t>
+            </w:r>
           </w:p>
         </w:tc>
         <w:tc>
@@ -1991,7 +1879,21 @@
                 <w:rFonts w:ascii="Calibri" w:hAnsi="Calibri" w:cs="Calibri"/>
                 <w:iCs/>
               </w:rPr>
-              <w:t>NA</w:t>
+              <w:t>{{</w:t>
+            </w:r>
+            <w:r>
+              <w:rPr>
+                <w:rFonts w:ascii="Calibri" w:hAnsi="Calibri" w:cs="Calibri"/>
+                <w:iCs/>
+              </w:rPr>
+              <w:t>anyDeviationFromAuditPlan</w:t>
+            </w:r>
+            <w:r>
+              <w:rPr>
+                <w:rFonts w:ascii="Calibri" w:hAnsi="Calibri" w:cs="Calibri"/>
+                <w:iCs/>
+              </w:rPr>
+              <w:t>}}</w:t>
             </w:r>
           </w:p>
         </w:tc>
@@ -2028,22 +1930,8 @@
                 <w:sz w:val="24"/>
                 <w:szCs w:val="24"/>
               </w:rPr>
-              <w:t xml:space="preserve">Is there any significant issues impacting on the audit program if Yes then </w:t>
-            </w:r>
-            <w:proofErr w:type="gramStart"/>
-            <w:r>
-              <w:rPr>
-                <w:rFonts w:cs="Calibri"/>
-                <w:b/>
-                <w:bCs/>
-                <w:iCs/>
-                <w:color w:val="FF0000"/>
-                <w:sz w:val="24"/>
-                <w:szCs w:val="24"/>
-              </w:rPr>
-              <w:t>reasons:</w:t>
-            </w:r>
-            <w:proofErr w:type="gramEnd"/>
+              <w:t>Is there any significant issues impacting on the audit program if Yes then reasons:</w:t>
+            </w:r>
           </w:p>
         </w:tc>
         <w:tc>
@@ -2069,7 +1957,21 @@
                 <w:rFonts w:ascii="Calibri" w:hAnsi="Calibri" w:cs="Calibri"/>
                 <w:iCs/>
               </w:rPr>
-              <w:t>NA</w:t>
+              <w:t>{{</w:t>
+            </w:r>
+            <w:r>
+              <w:rPr>
+                <w:rFonts w:ascii="Calibri" w:hAnsi="Calibri" w:cs="Calibri"/>
+                <w:iCs/>
+              </w:rPr>
+              <w:t>anySignificantIssues</w:t>
+            </w:r>
+            <w:r>
+              <w:rPr>
+                <w:rFonts w:ascii="Calibri" w:hAnsi="Calibri" w:cs="Calibri"/>
+                <w:iCs/>
+              </w:rPr>
+              <w:t>}}</w:t>
             </w:r>
           </w:p>
         </w:tc>
@@ -2156,7 +2058,21 @@
                 <w:rFonts w:ascii="Calibri" w:hAnsi="Calibri" w:cs="Calibri"/>
                 <w:iCs/>
               </w:rPr>
-              <w:t>NA</w:t>
+              <w:t>{{</w:t>
+            </w:r>
+            <w:r>
+              <w:rPr>
+                <w:rFonts w:ascii="Calibri" w:hAnsi="Calibri" w:cs="Calibri"/>
+                <w:iCs/>
+              </w:rPr>
+              <w:t>identificationOfAuditTeam</w:t>
+            </w:r>
+            <w:r>
+              <w:rPr>
+                <w:rFonts w:ascii="Calibri" w:hAnsi="Calibri" w:cs="Calibri"/>
+                <w:iCs/>
+              </w:rPr>
+              <w:t>}}</w:t>
             </w:r>
           </w:p>
         </w:tc>
@@ -2193,22 +2109,8 @@
                 <w:sz w:val="24"/>
                 <w:szCs w:val="24"/>
               </w:rPr>
-              <w:t xml:space="preserve">Is there any Significant change, that affects the management system of the client since the last audit took place if Yes then </w:t>
-            </w:r>
-            <w:proofErr w:type="gramStart"/>
-            <w:r>
-              <w:rPr>
-                <w:rFonts w:cs="Calibri"/>
-                <w:b/>
-                <w:bCs/>
-                <w:iCs/>
-                <w:color w:val="FF0000"/>
-                <w:sz w:val="24"/>
-                <w:szCs w:val="24"/>
-              </w:rPr>
-              <w:t>reasons:</w:t>
-            </w:r>
-            <w:proofErr w:type="gramEnd"/>
+              <w:t>Is there any Significant change, that affects the management system of the client since the last audit took place if Yes then reasons:</w:t>
+            </w:r>
           </w:p>
         </w:tc>
         <w:tc>
@@ -2229,7 +2131,21 @@
                 <w:rFonts w:cs="Calibri"/>
                 <w:iCs/>
               </w:rPr>
-              <w:t>NA</w:t>
+              <w:t>{{</w:t>
+            </w:r>
+            <w:r>
+              <w:rPr>
+                <w:rFonts w:cs="Calibri"/>
+                <w:iCs/>
+              </w:rPr>
+              <w:t>anySignificantChange</w:t>
+            </w:r>
+            <w:r>
+              <w:rPr>
+                <w:rFonts w:cs="Calibri"/>
+                <w:iCs/>
+              </w:rPr>
+              <w:t>}}</w:t>
             </w:r>
           </w:p>
         </w:tc>
@@ -4892,9 +4808,8 @@
                 <w:sz w:val="24"/>
                 <w:szCs w:val="24"/>
               </w:rPr>
-              <w:t xml:space="preserve"> Surveillance Audit</w:t>
-            </w:r>
-            <w:proofErr w:type="gramStart"/>
+              <w:t xml:space="preserve"> Surveillance Audit   </w:t>
+            </w:r>
             <w:r>
               <w:rPr>
                 <w:rFonts w:cs="Calibri"/>
@@ -4906,34 +4821,7 @@
                 <w:sz w:val="24"/>
                 <w:szCs w:val="24"/>
               </w:rPr>
-              <w:t xml:space="preserve">   </w:t>
-            </w:r>
-            <w:r>
-              <w:rPr>
-                <w:rFonts w:cs="Calibri"/>
-                <w:b/>
-                <w:i/>
-                <w:iCs/>
-                <w:color w:val="000000"/>
-                <w:spacing w:val="-1"/>
-                <w:sz w:val="24"/>
-                <w:szCs w:val="24"/>
-              </w:rPr>
-              <w:t>(</w:t>
-            </w:r>
-            <w:proofErr w:type="gramEnd"/>
-            <w:r>
-              <w:rPr>
-                <w:rFonts w:cs="Calibri"/>
-                <w:b/>
-                <w:i/>
-                <w:iCs/>
-                <w:color w:val="000000"/>
-                <w:spacing w:val="-1"/>
-                <w:sz w:val="24"/>
-                <w:szCs w:val="24"/>
-              </w:rPr>
-              <w:t>11 months after the initial issuance )</w:t>
+              <w:t>(11 months after the initial issuance )</w:t>
             </w:r>
           </w:p>
         </w:tc>
@@ -18008,27 +17896,7 @@
           <w:sz w:val="20"/>
           <w:szCs w:val="20"/>
         </w:rPr>
-        <w:t xml:space="preserve">Ownership- This Audit Report is the Property of Accurate Global INC. This should be immidiately returned back to AGI in the event of </w:t>
-      </w:r>
-      <w:proofErr w:type="gramStart"/>
-      <w:r>
-        <w:rPr>
-          <w:i/>
-          <w:iCs/>
-          <w:sz w:val="20"/>
-          <w:szCs w:val="20"/>
-        </w:rPr>
-        <w:t>expiry,suspension</w:t>
-      </w:r>
-      <w:proofErr w:type="gramEnd"/>
-      <w:r>
-        <w:rPr>
-          <w:i/>
-          <w:iCs/>
-          <w:sz w:val="20"/>
-          <w:szCs w:val="20"/>
-        </w:rPr>
-        <w:t>, withdrawn, termination of the certification Contract. Any misuse, alteration, counterfeiting of this report shall result in legal actions by AGI.</w:t>
+        <w:t>Ownership- This Audit Report is the Property of Accurate Global INC. This should be immidiately returned back to AGI in the event of expiry,suspension, withdrawn, termination of the certification Contract. Any misuse, alteration, counterfeiting of this report shall result in legal actions by AGI.</w:t>
       </w:r>
     </w:p>
     <w:p>
